--- a/docs/tables/entire/sec4_side_effect.docx
+++ b/docs/tables/entire/sec4_side_effect.docx
@@ -1103,7 +1103,7 @@
                 <w:szCs w:val="22"/>
                 <w:color w:val="000000"/>
               </w:rPr>
-              <w:t xml:space="preserve">1.39</w:t>
+              <w:t xml:space="preserve">1.40</w:t>
             </w:r>
           </w:p>
         </w:tc>
@@ -1156,7 +1156,7 @@
                 <w:szCs w:val="22"/>
                 <w:color w:val="000000"/>
               </w:rPr>
-              <w:t xml:space="preserve">1.24, 1.56</w:t>
+              <w:t xml:space="preserve">1.25, 1.57</w:t>
             </w:r>
           </w:p>
         </w:tc>
@@ -1480,7 +1480,7 @@
                 <w:szCs w:val="22"/>
                 <w:color w:val="000000"/>
               </w:rPr>
-              <w:t xml:space="preserve">0.022</w:t>
+              <w:t xml:space="preserve">0.021</w:t>
             </w:r>
           </w:p>
         </w:tc>
@@ -1692,7 +1692,7 @@
                 <w:szCs w:val="22"/>
                 <w:color w:val="000000"/>
               </w:rPr>
-              <w:t xml:space="preserve">0.240</w:t>
+              <w:t xml:space="preserve">0.220</w:t>
             </w:r>
           </w:p>
         </w:tc>
@@ -2876,60 +2876,60 @@
                 <w:szCs w:val="22"/>
                 <w:color w:val="000000"/>
               </w:rPr>
-              <w:t xml:space="preserve">1.07, 1.99</w:t>
-            </w:r>
-          </w:p>
-        </w:tc>
-        <w:tc>
-          <w:tcPr>
-            <w:tcBorders>
-              <w:bottom w:val="none" w:sz="0" w:space="0" w:color="000000"/>
-              <w:top w:val="none" w:sz="0" w:space="0" w:color="000000"/>
-              <w:left w:val="none" w:sz="0" w:space="0" w:color="000000"/>
-              <w:right w:val="none" w:sz="0" w:space="0" w:color="000000"/>
-            </w:tcBorders>
-            <w:shd w:val="clear" w:color="auto" w:fill="FFFFFF"/>
-            <w:tcMar>
-              <w:top w:w="0" w:type="dxa"/>
-              <w:bottom w:w="0" w:type="dxa"/>
-              <w:left w:w="0" w:type="dxa"/>
-              <w:right w:w="0" w:type="dxa"/>
-            </w:tcMar>
-            <w:vAlign w:val="top"/>
-          </w:tcPr>
-          <w:p>
-            <w:pPr>
-              <w:pStyle w:val="Normal"/>
-              <w:jc w:val="center"/>
-              <w:pBdr>
-                <w:bottom w:val="none" w:sz="0" w:space="0" w:color="000000"/>
-                <w:top w:val="none" w:sz="0" w:space="0" w:color="000000"/>
-                <w:left w:val="none" w:sz="0" w:space="0" w:color="000000"/>
-                <w:right w:val="none" w:sz="0" w:space="0" w:color="000000"/>
-              </w:pBdr>
-              <w:spacing w:after="100" w:before="100" w:line="240"/>
-              <w:ind w:left="100" w:right="100" w:firstLine="0" w:firstLineChars="0"/>
-              <w:rPr>
-                <w:rFonts w:ascii="Helvetica" w:hAnsi="Helvetica" w:eastAsia="Helvetica" w:cs="Helvetica"/>
-                <w:i w:val="false"/>
-                <w:b w:val="false"/>
-                <w:u w:val="none"/>
-                <w:sz w:val="22"/>
-                <w:szCs w:val="22"/>
-                <w:color w:val="000000"/>
-              </w:rPr>
-            </w:pPr>
-            <w:r>
-              <w:rPr>
-                <w:rFonts w:ascii="Helvetica" w:hAnsi="Helvetica" w:eastAsia="Helvetica" w:cs="Helvetica"/>
-                <w:i w:val="false"/>
-                <w:b w:val="false"/>
-                <w:u w:val="none"/>
-                <w:sz w:val="22"/>
-                <w:szCs w:val="22"/>
-                <w:color w:val="000000"/>
-              </w:rPr>
-              <w:t xml:space="preserve">0.016</w:t>
+              <w:t xml:space="preserve">1.08, 1.99</w:t>
+            </w:r>
+          </w:p>
+        </w:tc>
+        <w:tc>
+          <w:tcPr>
+            <w:tcBorders>
+              <w:bottom w:val="none" w:sz="0" w:space="0" w:color="000000"/>
+              <w:top w:val="none" w:sz="0" w:space="0" w:color="000000"/>
+              <w:left w:val="none" w:sz="0" w:space="0" w:color="000000"/>
+              <w:right w:val="none" w:sz="0" w:space="0" w:color="000000"/>
+            </w:tcBorders>
+            <w:shd w:val="clear" w:color="auto" w:fill="FFFFFF"/>
+            <w:tcMar>
+              <w:top w:w="0" w:type="dxa"/>
+              <w:bottom w:w="0" w:type="dxa"/>
+              <w:left w:w="0" w:type="dxa"/>
+              <w:right w:w="0" w:type="dxa"/>
+            </w:tcMar>
+            <w:vAlign w:val="top"/>
+          </w:tcPr>
+          <w:p>
+            <w:pPr>
+              <w:pStyle w:val="Normal"/>
+              <w:jc w:val="center"/>
+              <w:pBdr>
+                <w:bottom w:val="none" w:sz="0" w:space="0" w:color="000000"/>
+                <w:top w:val="none" w:sz="0" w:space="0" w:color="000000"/>
+                <w:left w:val="none" w:sz="0" w:space="0" w:color="000000"/>
+                <w:right w:val="none" w:sz="0" w:space="0" w:color="000000"/>
+              </w:pBdr>
+              <w:spacing w:after="100" w:before="100" w:line="240"/>
+              <w:ind w:left="100" w:right="100" w:firstLine="0" w:firstLineChars="0"/>
+              <w:rPr>
+                <w:rFonts w:ascii="Helvetica" w:hAnsi="Helvetica" w:eastAsia="Helvetica" w:cs="Helvetica"/>
+                <w:i w:val="false"/>
+                <w:b w:val="false"/>
+                <w:u w:val="none"/>
+                <w:sz w:val="22"/>
+                <w:szCs w:val="22"/>
+                <w:color w:val="000000"/>
+              </w:rPr>
+            </w:pPr>
+            <w:r>
+              <w:rPr>
+                <w:rFonts w:ascii="Helvetica" w:hAnsi="Helvetica" w:eastAsia="Helvetica" w:cs="Helvetica"/>
+                <w:i w:val="false"/>
+                <w:b w:val="false"/>
+                <w:u w:val="none"/>
+                <w:sz w:val="22"/>
+                <w:szCs w:val="22"/>
+                <w:color w:val="000000"/>
+              </w:rPr>
+              <w:t xml:space="preserve">0.015</w:t>
             </w:r>
           </w:p>
         </w:tc>
@@ -3035,113 +3035,113 @@
                 <w:szCs w:val="22"/>
                 <w:color w:val="000000"/>
               </w:rPr>
-              <w:t xml:space="preserve">1.48</w:t>
-            </w:r>
-          </w:p>
-        </w:tc>
-        <w:tc>
-          <w:tcPr>
-            <w:tcBorders>
-              <w:bottom w:val="none" w:sz="0" w:space="0" w:color="000000"/>
-              <w:top w:val="none" w:sz="0" w:space="0" w:color="000000"/>
-              <w:left w:val="none" w:sz="0" w:space="0" w:color="000000"/>
-              <w:right w:val="none" w:sz="0" w:space="0" w:color="000000"/>
-            </w:tcBorders>
-            <w:shd w:val="clear" w:color="auto" w:fill="FFFFFF"/>
-            <w:tcMar>
-              <w:top w:w="0" w:type="dxa"/>
-              <w:bottom w:w="0" w:type="dxa"/>
-              <w:left w:w="0" w:type="dxa"/>
-              <w:right w:w="0" w:type="dxa"/>
-            </w:tcMar>
-            <w:vAlign w:val="top"/>
-          </w:tcPr>
-          <w:p>
-            <w:pPr>
-              <w:pStyle w:val="Normal"/>
-              <w:jc w:val="center"/>
-              <w:pBdr>
-                <w:bottom w:val="none" w:sz="0" w:space="0" w:color="000000"/>
-                <w:top w:val="none" w:sz="0" w:space="0" w:color="000000"/>
-                <w:left w:val="none" w:sz="0" w:space="0" w:color="000000"/>
-                <w:right w:val="none" w:sz="0" w:space="0" w:color="000000"/>
-              </w:pBdr>
-              <w:spacing w:after="100" w:before="100" w:line="240"/>
-              <w:ind w:left="100" w:right="100" w:firstLine="0" w:firstLineChars="0"/>
-              <w:rPr>
-                <w:rFonts w:ascii="Helvetica" w:hAnsi="Helvetica" w:eastAsia="Helvetica" w:cs="Helvetica"/>
-                <w:i w:val="false"/>
-                <w:b w:val="false"/>
-                <w:u w:val="none"/>
-                <w:sz w:val="22"/>
-                <w:szCs w:val="22"/>
-                <w:color w:val="000000"/>
-              </w:rPr>
-            </w:pPr>
-            <w:r>
-              <w:rPr>
-                <w:rFonts w:ascii="Helvetica" w:hAnsi="Helvetica" w:eastAsia="Helvetica" w:cs="Helvetica"/>
-                <w:i w:val="false"/>
-                <w:b w:val="false"/>
-                <w:u w:val="none"/>
-                <w:sz w:val="22"/>
-                <w:szCs w:val="22"/>
-                <w:color w:val="000000"/>
-              </w:rPr>
-              <w:t xml:space="preserve">1.01, 2.17</w:t>
-            </w:r>
-          </w:p>
-        </w:tc>
-        <w:tc>
-          <w:tcPr>
-            <w:tcBorders>
-              <w:bottom w:val="none" w:sz="0" w:space="0" w:color="000000"/>
-              <w:top w:val="none" w:sz="0" w:space="0" w:color="000000"/>
-              <w:left w:val="none" w:sz="0" w:space="0" w:color="000000"/>
-              <w:right w:val="none" w:sz="0" w:space="0" w:color="000000"/>
-            </w:tcBorders>
-            <w:shd w:val="clear" w:color="auto" w:fill="FFFFFF"/>
-            <w:tcMar>
-              <w:top w:w="0" w:type="dxa"/>
-              <w:bottom w:w="0" w:type="dxa"/>
-              <w:left w:w="0" w:type="dxa"/>
-              <w:right w:w="0" w:type="dxa"/>
-            </w:tcMar>
-            <w:vAlign w:val="top"/>
-          </w:tcPr>
-          <w:p>
-            <w:pPr>
-              <w:pStyle w:val="Normal"/>
-              <w:jc w:val="center"/>
-              <w:pBdr>
-                <w:bottom w:val="none" w:sz="0" w:space="0" w:color="000000"/>
-                <w:top w:val="none" w:sz="0" w:space="0" w:color="000000"/>
-                <w:left w:val="none" w:sz="0" w:space="0" w:color="000000"/>
-                <w:right w:val="none" w:sz="0" w:space="0" w:color="000000"/>
-              </w:pBdr>
-              <w:spacing w:after="100" w:before="100" w:line="240"/>
-              <w:ind w:left="100" w:right="100" w:firstLine="0" w:firstLineChars="0"/>
-              <w:rPr>
-                <w:rFonts w:ascii="Helvetica" w:hAnsi="Helvetica" w:eastAsia="Helvetica" w:cs="Helvetica"/>
-                <w:i w:val="false"/>
-                <w:b w:val="false"/>
-                <w:u w:val="none"/>
-                <w:sz w:val="22"/>
-                <w:szCs w:val="22"/>
-                <w:color w:val="000000"/>
-              </w:rPr>
-            </w:pPr>
-            <w:r>
-              <w:rPr>
-                <w:rFonts w:ascii="Helvetica" w:hAnsi="Helvetica" w:eastAsia="Helvetica" w:cs="Helvetica"/>
-                <w:i w:val="false"/>
-                <w:b w:val="false"/>
-                <w:u w:val="none"/>
-                <w:sz w:val="22"/>
-                <w:szCs w:val="22"/>
-                <w:color w:val="000000"/>
-              </w:rPr>
-              <w:t xml:space="preserve">0.043</w:t>
+              <w:t xml:space="preserve">1.49</w:t>
+            </w:r>
+          </w:p>
+        </w:tc>
+        <w:tc>
+          <w:tcPr>
+            <w:tcBorders>
+              <w:bottom w:val="none" w:sz="0" w:space="0" w:color="000000"/>
+              <w:top w:val="none" w:sz="0" w:space="0" w:color="000000"/>
+              <w:left w:val="none" w:sz="0" w:space="0" w:color="000000"/>
+              <w:right w:val="none" w:sz="0" w:space="0" w:color="000000"/>
+            </w:tcBorders>
+            <w:shd w:val="clear" w:color="auto" w:fill="FFFFFF"/>
+            <w:tcMar>
+              <w:top w:w="0" w:type="dxa"/>
+              <w:bottom w:w="0" w:type="dxa"/>
+              <w:left w:w="0" w:type="dxa"/>
+              <w:right w:w="0" w:type="dxa"/>
+            </w:tcMar>
+            <w:vAlign w:val="top"/>
+          </w:tcPr>
+          <w:p>
+            <w:pPr>
+              <w:pStyle w:val="Normal"/>
+              <w:jc w:val="center"/>
+              <w:pBdr>
+                <w:bottom w:val="none" w:sz="0" w:space="0" w:color="000000"/>
+                <w:top w:val="none" w:sz="0" w:space="0" w:color="000000"/>
+                <w:left w:val="none" w:sz="0" w:space="0" w:color="000000"/>
+                <w:right w:val="none" w:sz="0" w:space="0" w:color="000000"/>
+              </w:pBdr>
+              <w:spacing w:after="100" w:before="100" w:line="240"/>
+              <w:ind w:left="100" w:right="100" w:firstLine="0" w:firstLineChars="0"/>
+              <w:rPr>
+                <w:rFonts w:ascii="Helvetica" w:hAnsi="Helvetica" w:eastAsia="Helvetica" w:cs="Helvetica"/>
+                <w:i w:val="false"/>
+                <w:b w:val="false"/>
+                <w:u w:val="none"/>
+                <w:sz w:val="22"/>
+                <w:szCs w:val="22"/>
+                <w:color w:val="000000"/>
+              </w:rPr>
+            </w:pPr>
+            <w:r>
+              <w:rPr>
+                <w:rFonts w:ascii="Helvetica" w:hAnsi="Helvetica" w:eastAsia="Helvetica" w:cs="Helvetica"/>
+                <w:i w:val="false"/>
+                <w:b w:val="false"/>
+                <w:u w:val="none"/>
+                <w:sz w:val="22"/>
+                <w:szCs w:val="22"/>
+                <w:color w:val="000000"/>
+              </w:rPr>
+              <w:t xml:space="preserve">1.02, 2.18</w:t>
+            </w:r>
+          </w:p>
+        </w:tc>
+        <w:tc>
+          <w:tcPr>
+            <w:tcBorders>
+              <w:bottom w:val="none" w:sz="0" w:space="0" w:color="000000"/>
+              <w:top w:val="none" w:sz="0" w:space="0" w:color="000000"/>
+              <w:left w:val="none" w:sz="0" w:space="0" w:color="000000"/>
+              <w:right w:val="none" w:sz="0" w:space="0" w:color="000000"/>
+            </w:tcBorders>
+            <w:shd w:val="clear" w:color="auto" w:fill="FFFFFF"/>
+            <w:tcMar>
+              <w:top w:w="0" w:type="dxa"/>
+              <w:bottom w:w="0" w:type="dxa"/>
+              <w:left w:w="0" w:type="dxa"/>
+              <w:right w:w="0" w:type="dxa"/>
+            </w:tcMar>
+            <w:vAlign w:val="top"/>
+          </w:tcPr>
+          <w:p>
+            <w:pPr>
+              <w:pStyle w:val="Normal"/>
+              <w:jc w:val="center"/>
+              <w:pBdr>
+                <w:bottom w:val="none" w:sz="0" w:space="0" w:color="000000"/>
+                <w:top w:val="none" w:sz="0" w:space="0" w:color="000000"/>
+                <w:left w:val="none" w:sz="0" w:space="0" w:color="000000"/>
+                <w:right w:val="none" w:sz="0" w:space="0" w:color="000000"/>
+              </w:pBdr>
+              <w:spacing w:after="100" w:before="100" w:line="240"/>
+              <w:ind w:left="100" w:right="100" w:firstLine="0" w:firstLineChars="0"/>
+              <w:rPr>
+                <w:rFonts w:ascii="Helvetica" w:hAnsi="Helvetica" w:eastAsia="Helvetica" w:cs="Helvetica"/>
+                <w:i w:val="false"/>
+                <w:b w:val="false"/>
+                <w:u w:val="none"/>
+                <w:sz w:val="22"/>
+                <w:szCs w:val="22"/>
+                <w:color w:val="000000"/>
+              </w:rPr>
+            </w:pPr>
+            <w:r>
+              <w:rPr>
+                <w:rFonts w:ascii="Helvetica" w:hAnsi="Helvetica" w:eastAsia="Helvetica" w:cs="Helvetica"/>
+                <w:i w:val="false"/>
+                <w:b w:val="false"/>
+                <w:u w:val="none"/>
+                <w:sz w:val="22"/>
+                <w:szCs w:val="22"/>
+                <w:color w:val="000000"/>
+              </w:rPr>
+              <w:t xml:space="preserve">0.040</w:t>
             </w:r>
           </w:p>
         </w:tc>
@@ -3412,7 +3412,7 @@
                 <w:szCs w:val="22"/>
                 <w:color w:val="000000"/>
               </w:rPr>
-              <w:t xml:space="preserve">0.001</w:t>
+              <w:t xml:space="preserve">0.002</w:t>
             </w:r>
           </w:p>
         </w:tc>
@@ -3624,7 +3624,7 @@
                 <w:szCs w:val="22"/>
                 <w:color w:val="000000"/>
               </w:rPr>
-              <w:t xml:space="preserve">0.720</w:t>
+              <w:t xml:space="preserve">0.770</w:t>
             </w:r>
           </w:p>
         </w:tc>
@@ -4755,60 +4755,60 @@
                 <w:szCs w:val="22"/>
                 <w:color w:val="000000"/>
               </w:rPr>
-              <w:t xml:space="preserve">1.72</w:t>
-            </w:r>
-          </w:p>
-        </w:tc>
-        <w:tc>
-          <w:tcPr>
-            <w:tcBorders>
-              <w:bottom w:val="none" w:sz="0" w:space="0" w:color="000000"/>
-              <w:top w:val="none" w:sz="0" w:space="0" w:color="000000"/>
-              <w:left w:val="none" w:sz="0" w:space="0" w:color="000000"/>
-              <w:right w:val="none" w:sz="0" w:space="0" w:color="000000"/>
-            </w:tcBorders>
-            <w:shd w:val="clear" w:color="auto" w:fill="FFFFFF"/>
-            <w:tcMar>
-              <w:top w:w="0" w:type="dxa"/>
-              <w:bottom w:w="0" w:type="dxa"/>
-              <w:left w:w="0" w:type="dxa"/>
-              <w:right w:w="0" w:type="dxa"/>
-            </w:tcMar>
-            <w:vAlign w:val="top"/>
-          </w:tcPr>
-          <w:p>
-            <w:pPr>
-              <w:pStyle w:val="Normal"/>
-              <w:jc w:val="center"/>
-              <w:pBdr>
-                <w:bottom w:val="none" w:sz="0" w:space="0" w:color="000000"/>
-                <w:top w:val="none" w:sz="0" w:space="0" w:color="000000"/>
-                <w:left w:val="none" w:sz="0" w:space="0" w:color="000000"/>
-                <w:right w:val="none" w:sz="0" w:space="0" w:color="000000"/>
-              </w:pBdr>
-              <w:spacing w:after="100" w:before="100" w:line="240"/>
-              <w:ind w:left="100" w:right="100" w:firstLine="0" w:firstLineChars="0"/>
-              <w:rPr>
-                <w:rFonts w:ascii="Helvetica" w:hAnsi="Helvetica" w:eastAsia="Helvetica" w:cs="Helvetica"/>
-                <w:i w:val="false"/>
-                <w:b w:val="false"/>
-                <w:u w:val="none"/>
-                <w:sz w:val="22"/>
-                <w:szCs w:val="22"/>
-                <w:color w:val="000000"/>
-              </w:rPr>
-            </w:pPr>
-            <w:r>
-              <w:rPr>
-                <w:rFonts w:ascii="Helvetica" w:hAnsi="Helvetica" w:eastAsia="Helvetica" w:cs="Helvetica"/>
-                <w:i w:val="false"/>
-                <w:b w:val="false"/>
-                <w:u w:val="none"/>
-                <w:sz w:val="22"/>
-                <w:szCs w:val="22"/>
-                <w:color w:val="000000"/>
-              </w:rPr>
-              <w:t xml:space="preserve">1.26, 2.35</w:t>
+              <w:t xml:space="preserve">1.70</w:t>
+            </w:r>
+          </w:p>
+        </w:tc>
+        <w:tc>
+          <w:tcPr>
+            <w:tcBorders>
+              <w:bottom w:val="none" w:sz="0" w:space="0" w:color="000000"/>
+              <w:top w:val="none" w:sz="0" w:space="0" w:color="000000"/>
+              <w:left w:val="none" w:sz="0" w:space="0" w:color="000000"/>
+              <w:right w:val="none" w:sz="0" w:space="0" w:color="000000"/>
+            </w:tcBorders>
+            <w:shd w:val="clear" w:color="auto" w:fill="FFFFFF"/>
+            <w:tcMar>
+              <w:top w:w="0" w:type="dxa"/>
+              <w:bottom w:w="0" w:type="dxa"/>
+              <w:left w:w="0" w:type="dxa"/>
+              <w:right w:w="0" w:type="dxa"/>
+            </w:tcMar>
+            <w:vAlign w:val="top"/>
+          </w:tcPr>
+          <w:p>
+            <w:pPr>
+              <w:pStyle w:val="Normal"/>
+              <w:jc w:val="center"/>
+              <w:pBdr>
+                <w:bottom w:val="none" w:sz="0" w:space="0" w:color="000000"/>
+                <w:top w:val="none" w:sz="0" w:space="0" w:color="000000"/>
+                <w:left w:val="none" w:sz="0" w:space="0" w:color="000000"/>
+                <w:right w:val="none" w:sz="0" w:space="0" w:color="000000"/>
+              </w:pBdr>
+              <w:spacing w:after="100" w:before="100" w:line="240"/>
+              <w:ind w:left="100" w:right="100" w:firstLine="0" w:firstLineChars="0"/>
+              <w:rPr>
+                <w:rFonts w:ascii="Helvetica" w:hAnsi="Helvetica" w:eastAsia="Helvetica" w:cs="Helvetica"/>
+                <w:i w:val="false"/>
+                <w:b w:val="false"/>
+                <w:u w:val="none"/>
+                <w:sz w:val="22"/>
+                <w:szCs w:val="22"/>
+                <w:color w:val="000000"/>
+              </w:rPr>
+            </w:pPr>
+            <w:r>
+              <w:rPr>
+                <w:rFonts w:ascii="Helvetica" w:hAnsi="Helvetica" w:eastAsia="Helvetica" w:cs="Helvetica"/>
+                <w:i w:val="false"/>
+                <w:b w:val="false"/>
+                <w:u w:val="none"/>
+                <w:sz w:val="22"/>
+                <w:szCs w:val="22"/>
+                <w:color w:val="000000"/>
+              </w:rPr>
+              <w:t xml:space="preserve">1.25, 2.32</w:t>
             </w:r>
           </w:p>
         </w:tc>
@@ -4967,113 +4967,113 @@
                 <w:szCs w:val="22"/>
                 <w:color w:val="000000"/>
               </w:rPr>
-              <w:t xml:space="preserve">1.27</w:t>
-            </w:r>
-          </w:p>
-        </w:tc>
-        <w:tc>
-          <w:tcPr>
-            <w:tcBorders>
-              <w:bottom w:val="none" w:sz="0" w:space="0" w:color="000000"/>
-              <w:top w:val="none" w:sz="0" w:space="0" w:color="000000"/>
-              <w:left w:val="none" w:sz="0" w:space="0" w:color="000000"/>
-              <w:right w:val="none" w:sz="0" w:space="0" w:color="000000"/>
-            </w:tcBorders>
-            <w:shd w:val="clear" w:color="auto" w:fill="FFFFFF"/>
-            <w:tcMar>
-              <w:top w:w="0" w:type="dxa"/>
-              <w:bottom w:w="0" w:type="dxa"/>
-              <w:left w:w="0" w:type="dxa"/>
-              <w:right w:w="0" w:type="dxa"/>
-            </w:tcMar>
-            <w:vAlign w:val="top"/>
-          </w:tcPr>
-          <w:p>
-            <w:pPr>
-              <w:pStyle w:val="Normal"/>
-              <w:jc w:val="center"/>
-              <w:pBdr>
-                <w:bottom w:val="none" w:sz="0" w:space="0" w:color="000000"/>
-                <w:top w:val="none" w:sz="0" w:space="0" w:color="000000"/>
-                <w:left w:val="none" w:sz="0" w:space="0" w:color="000000"/>
-                <w:right w:val="none" w:sz="0" w:space="0" w:color="000000"/>
-              </w:pBdr>
-              <w:spacing w:after="100" w:before="100" w:line="240"/>
-              <w:ind w:left="100" w:right="100" w:firstLine="0" w:firstLineChars="0"/>
-              <w:rPr>
-                <w:rFonts w:ascii="Helvetica" w:hAnsi="Helvetica" w:eastAsia="Helvetica" w:cs="Helvetica"/>
-                <w:i w:val="false"/>
-                <w:b w:val="false"/>
-                <w:u w:val="none"/>
-                <w:sz w:val="22"/>
-                <w:szCs w:val="22"/>
-                <w:color w:val="000000"/>
-              </w:rPr>
-            </w:pPr>
-            <w:r>
-              <w:rPr>
-                <w:rFonts w:ascii="Helvetica" w:hAnsi="Helvetica" w:eastAsia="Helvetica" w:cs="Helvetica"/>
-                <w:i w:val="false"/>
-                <w:b w:val="false"/>
-                <w:u w:val="none"/>
-                <w:sz w:val="22"/>
-                <w:szCs w:val="22"/>
-                <w:color w:val="000000"/>
-              </w:rPr>
-              <w:t xml:space="preserve">0.87, 1.84</w:t>
-            </w:r>
-          </w:p>
-        </w:tc>
-        <w:tc>
-          <w:tcPr>
-            <w:tcBorders>
-              <w:bottom w:val="none" w:sz="0" w:space="0" w:color="000000"/>
-              <w:top w:val="none" w:sz="0" w:space="0" w:color="000000"/>
-              <w:left w:val="none" w:sz="0" w:space="0" w:color="000000"/>
-              <w:right w:val="none" w:sz="0" w:space="0" w:color="000000"/>
-            </w:tcBorders>
-            <w:shd w:val="clear" w:color="auto" w:fill="FFFFFF"/>
-            <w:tcMar>
-              <w:top w:w="0" w:type="dxa"/>
-              <w:bottom w:w="0" w:type="dxa"/>
-              <w:left w:w="0" w:type="dxa"/>
-              <w:right w:w="0" w:type="dxa"/>
-            </w:tcMar>
-            <w:vAlign w:val="top"/>
-          </w:tcPr>
-          <w:p>
-            <w:pPr>
-              <w:pStyle w:val="Normal"/>
-              <w:jc w:val="center"/>
-              <w:pBdr>
-                <w:bottom w:val="none" w:sz="0" w:space="0" w:color="000000"/>
-                <w:top w:val="none" w:sz="0" w:space="0" w:color="000000"/>
-                <w:left w:val="none" w:sz="0" w:space="0" w:color="000000"/>
-                <w:right w:val="none" w:sz="0" w:space="0" w:color="000000"/>
-              </w:pBdr>
-              <w:spacing w:after="100" w:before="100" w:line="240"/>
-              <w:ind w:left="100" w:right="100" w:firstLine="0" w:firstLineChars="0"/>
-              <w:rPr>
-                <w:rFonts w:ascii="Helvetica" w:hAnsi="Helvetica" w:eastAsia="Helvetica" w:cs="Helvetica"/>
-                <w:i w:val="false"/>
-                <w:b w:val="false"/>
-                <w:u w:val="none"/>
-                <w:sz w:val="22"/>
-                <w:szCs w:val="22"/>
-                <w:color w:val="000000"/>
-              </w:rPr>
-            </w:pPr>
-            <w:r>
-              <w:rPr>
-                <w:rFonts w:ascii="Helvetica" w:hAnsi="Helvetica" w:eastAsia="Helvetica" w:cs="Helvetica"/>
-                <w:i w:val="false"/>
-                <w:b w:val="false"/>
-                <w:u w:val="none"/>
-                <w:sz w:val="22"/>
-                <w:szCs w:val="22"/>
-                <w:color w:val="000000"/>
-              </w:rPr>
-              <w:t xml:space="preserve">0.210</w:t>
+              <w:t xml:space="preserve">1.26</w:t>
+            </w:r>
+          </w:p>
+        </w:tc>
+        <w:tc>
+          <w:tcPr>
+            <w:tcBorders>
+              <w:bottom w:val="none" w:sz="0" w:space="0" w:color="000000"/>
+              <w:top w:val="none" w:sz="0" w:space="0" w:color="000000"/>
+              <w:left w:val="none" w:sz="0" w:space="0" w:color="000000"/>
+              <w:right w:val="none" w:sz="0" w:space="0" w:color="000000"/>
+            </w:tcBorders>
+            <w:shd w:val="clear" w:color="auto" w:fill="FFFFFF"/>
+            <w:tcMar>
+              <w:top w:w="0" w:type="dxa"/>
+              <w:bottom w:w="0" w:type="dxa"/>
+              <w:left w:w="0" w:type="dxa"/>
+              <w:right w:w="0" w:type="dxa"/>
+            </w:tcMar>
+            <w:vAlign w:val="top"/>
+          </w:tcPr>
+          <w:p>
+            <w:pPr>
+              <w:pStyle w:val="Normal"/>
+              <w:jc w:val="center"/>
+              <w:pBdr>
+                <w:bottom w:val="none" w:sz="0" w:space="0" w:color="000000"/>
+                <w:top w:val="none" w:sz="0" w:space="0" w:color="000000"/>
+                <w:left w:val="none" w:sz="0" w:space="0" w:color="000000"/>
+                <w:right w:val="none" w:sz="0" w:space="0" w:color="000000"/>
+              </w:pBdr>
+              <w:spacing w:after="100" w:before="100" w:line="240"/>
+              <w:ind w:left="100" w:right="100" w:firstLine="0" w:firstLineChars="0"/>
+              <w:rPr>
+                <w:rFonts w:ascii="Helvetica" w:hAnsi="Helvetica" w:eastAsia="Helvetica" w:cs="Helvetica"/>
+                <w:i w:val="false"/>
+                <w:b w:val="false"/>
+                <w:u w:val="none"/>
+                <w:sz w:val="22"/>
+                <w:szCs w:val="22"/>
+                <w:color w:val="000000"/>
+              </w:rPr>
+            </w:pPr>
+            <w:r>
+              <w:rPr>
+                <w:rFonts w:ascii="Helvetica" w:hAnsi="Helvetica" w:eastAsia="Helvetica" w:cs="Helvetica"/>
+                <w:i w:val="false"/>
+                <w:b w:val="false"/>
+                <w:u w:val="none"/>
+                <w:sz w:val="22"/>
+                <w:szCs w:val="22"/>
+                <w:color w:val="000000"/>
+              </w:rPr>
+              <w:t xml:space="preserve">0.87, 1.82</w:t>
+            </w:r>
+          </w:p>
+        </w:tc>
+        <w:tc>
+          <w:tcPr>
+            <w:tcBorders>
+              <w:bottom w:val="none" w:sz="0" w:space="0" w:color="000000"/>
+              <w:top w:val="none" w:sz="0" w:space="0" w:color="000000"/>
+              <w:left w:val="none" w:sz="0" w:space="0" w:color="000000"/>
+              <w:right w:val="none" w:sz="0" w:space="0" w:color="000000"/>
+            </w:tcBorders>
+            <w:shd w:val="clear" w:color="auto" w:fill="FFFFFF"/>
+            <w:tcMar>
+              <w:top w:w="0" w:type="dxa"/>
+              <w:bottom w:w="0" w:type="dxa"/>
+              <w:left w:w="0" w:type="dxa"/>
+              <w:right w:w="0" w:type="dxa"/>
+            </w:tcMar>
+            <w:vAlign w:val="top"/>
+          </w:tcPr>
+          <w:p>
+            <w:pPr>
+              <w:pStyle w:val="Normal"/>
+              <w:jc w:val="center"/>
+              <w:pBdr>
+                <w:bottom w:val="none" w:sz="0" w:space="0" w:color="000000"/>
+                <w:top w:val="none" w:sz="0" w:space="0" w:color="000000"/>
+                <w:left w:val="none" w:sz="0" w:space="0" w:color="000000"/>
+                <w:right w:val="none" w:sz="0" w:space="0" w:color="000000"/>
+              </w:pBdr>
+              <w:spacing w:after="100" w:before="100" w:line="240"/>
+              <w:ind w:left="100" w:right="100" w:firstLine="0" w:firstLineChars="0"/>
+              <w:rPr>
+                <w:rFonts w:ascii="Helvetica" w:hAnsi="Helvetica" w:eastAsia="Helvetica" w:cs="Helvetica"/>
+                <w:i w:val="false"/>
+                <w:b w:val="false"/>
+                <w:u w:val="none"/>
+                <w:sz w:val="22"/>
+                <w:szCs w:val="22"/>
+                <w:color w:val="000000"/>
+              </w:rPr>
+            </w:pPr>
+            <w:r>
+              <w:rPr>
+                <w:rFonts w:ascii="Helvetica" w:hAnsi="Helvetica" w:eastAsia="Helvetica" w:cs="Helvetica"/>
+                <w:i w:val="false"/>
+                <w:b w:val="false"/>
+                <w:u w:val="none"/>
+                <w:sz w:val="22"/>
+                <w:szCs w:val="22"/>
+                <w:color w:val="000000"/>
+              </w:rPr>
+              <w:t xml:space="preserve">0.220</w:t>
             </w:r>
           </w:p>
         </w:tc>
@@ -6257,60 +6257,60 @@
                 <w:szCs w:val="22"/>
                 <w:color w:val="000000"/>
               </w:rPr>
-              <w:t xml:space="preserve">0.39, 1.42</w:t>
-            </w:r>
-          </w:p>
-        </w:tc>
-        <w:tc>
-          <w:tcPr>
-            <w:tcBorders>
-              <w:bottom w:val="none" w:sz="0" w:space="0" w:color="000000"/>
-              <w:top w:val="none" w:sz="0" w:space="0" w:color="000000"/>
-              <w:left w:val="none" w:sz="0" w:space="0" w:color="000000"/>
-              <w:right w:val="none" w:sz="0" w:space="0" w:color="000000"/>
-            </w:tcBorders>
-            <w:shd w:val="clear" w:color="auto" w:fill="FFFFFF"/>
-            <w:tcMar>
-              <w:top w:w="0" w:type="dxa"/>
-              <w:bottom w:w="0" w:type="dxa"/>
-              <w:left w:w="0" w:type="dxa"/>
-              <w:right w:w="0" w:type="dxa"/>
-            </w:tcMar>
-            <w:vAlign w:val="top"/>
-          </w:tcPr>
-          <w:p>
-            <w:pPr>
-              <w:pStyle w:val="Normal"/>
-              <w:jc w:val="center"/>
-              <w:pBdr>
-                <w:bottom w:val="none" w:sz="0" w:space="0" w:color="000000"/>
-                <w:top w:val="none" w:sz="0" w:space="0" w:color="000000"/>
-                <w:left w:val="none" w:sz="0" w:space="0" w:color="000000"/>
-                <w:right w:val="none" w:sz="0" w:space="0" w:color="000000"/>
-              </w:pBdr>
-              <w:spacing w:after="100" w:before="100" w:line="240"/>
-              <w:ind w:left="100" w:right="100" w:firstLine="0" w:firstLineChars="0"/>
-              <w:rPr>
-                <w:rFonts w:ascii="Helvetica" w:hAnsi="Helvetica" w:eastAsia="Helvetica" w:cs="Helvetica"/>
-                <w:i w:val="false"/>
-                <w:b w:val="false"/>
-                <w:u w:val="none"/>
-                <w:sz w:val="22"/>
-                <w:szCs w:val="22"/>
-                <w:color w:val="000000"/>
-              </w:rPr>
-            </w:pPr>
-            <w:r>
-              <w:rPr>
-                <w:rFonts w:ascii="Helvetica" w:hAnsi="Helvetica" w:eastAsia="Helvetica" w:cs="Helvetica"/>
-                <w:i w:val="false"/>
-                <w:b w:val="false"/>
-                <w:u w:val="none"/>
-                <w:sz w:val="22"/>
-                <w:szCs w:val="22"/>
-                <w:color w:val="000000"/>
-              </w:rPr>
-              <w:t xml:space="preserve">0.370</w:t>
+              <w:t xml:space="preserve">0.39, 1.43</w:t>
+            </w:r>
+          </w:p>
+        </w:tc>
+        <w:tc>
+          <w:tcPr>
+            <w:tcBorders>
+              <w:bottom w:val="none" w:sz="0" w:space="0" w:color="000000"/>
+              <w:top w:val="none" w:sz="0" w:space="0" w:color="000000"/>
+              <w:left w:val="none" w:sz="0" w:space="0" w:color="000000"/>
+              <w:right w:val="none" w:sz="0" w:space="0" w:color="000000"/>
+            </w:tcBorders>
+            <w:shd w:val="clear" w:color="auto" w:fill="FFFFFF"/>
+            <w:tcMar>
+              <w:top w:w="0" w:type="dxa"/>
+              <w:bottom w:w="0" w:type="dxa"/>
+              <w:left w:w="0" w:type="dxa"/>
+              <w:right w:w="0" w:type="dxa"/>
+            </w:tcMar>
+            <w:vAlign w:val="top"/>
+          </w:tcPr>
+          <w:p>
+            <w:pPr>
+              <w:pStyle w:val="Normal"/>
+              <w:jc w:val="center"/>
+              <w:pBdr>
+                <w:bottom w:val="none" w:sz="0" w:space="0" w:color="000000"/>
+                <w:top w:val="none" w:sz="0" w:space="0" w:color="000000"/>
+                <w:left w:val="none" w:sz="0" w:space="0" w:color="000000"/>
+                <w:right w:val="none" w:sz="0" w:space="0" w:color="000000"/>
+              </w:pBdr>
+              <w:spacing w:after="100" w:before="100" w:line="240"/>
+              <w:ind w:left="100" w:right="100" w:firstLine="0" w:firstLineChars="0"/>
+              <w:rPr>
+                <w:rFonts w:ascii="Helvetica" w:hAnsi="Helvetica" w:eastAsia="Helvetica" w:cs="Helvetica"/>
+                <w:i w:val="false"/>
+                <w:b w:val="false"/>
+                <w:u w:val="none"/>
+                <w:sz w:val="22"/>
+                <w:szCs w:val="22"/>
+                <w:color w:val="000000"/>
+              </w:rPr>
+            </w:pPr>
+            <w:r>
+              <w:rPr>
+                <w:rFonts w:ascii="Helvetica" w:hAnsi="Helvetica" w:eastAsia="Helvetica" w:cs="Helvetica"/>
+                <w:i w:val="false"/>
+                <w:b w:val="false"/>
+                <w:u w:val="none"/>
+                <w:sz w:val="22"/>
+                <w:szCs w:val="22"/>
+                <w:color w:val="000000"/>
+              </w:rPr>
+              <w:t xml:space="preserve">0.380</w:t>
             </w:r>
           </w:p>
         </w:tc>
@@ -6416,113 +6416,113 @@
                 <w:szCs w:val="22"/>
                 <w:color w:val="000000"/>
               </w:rPr>
-              <w:t xml:space="preserve">1.29</w:t>
-            </w:r>
-          </w:p>
-        </w:tc>
-        <w:tc>
-          <w:tcPr>
-            <w:tcBorders>
-              <w:bottom w:val="none" w:sz="0" w:space="0" w:color="000000"/>
-              <w:top w:val="none" w:sz="0" w:space="0" w:color="000000"/>
-              <w:left w:val="none" w:sz="0" w:space="0" w:color="000000"/>
-              <w:right w:val="none" w:sz="0" w:space="0" w:color="000000"/>
-            </w:tcBorders>
-            <w:shd w:val="clear" w:color="auto" w:fill="FFFFFF"/>
-            <w:tcMar>
-              <w:top w:w="0" w:type="dxa"/>
-              <w:bottom w:w="0" w:type="dxa"/>
-              <w:left w:w="0" w:type="dxa"/>
-              <w:right w:w="0" w:type="dxa"/>
-            </w:tcMar>
-            <w:vAlign w:val="top"/>
-          </w:tcPr>
-          <w:p>
-            <w:pPr>
-              <w:pStyle w:val="Normal"/>
-              <w:jc w:val="center"/>
-              <w:pBdr>
-                <w:bottom w:val="none" w:sz="0" w:space="0" w:color="000000"/>
-                <w:top w:val="none" w:sz="0" w:space="0" w:color="000000"/>
-                <w:left w:val="none" w:sz="0" w:space="0" w:color="000000"/>
-                <w:right w:val="none" w:sz="0" w:space="0" w:color="000000"/>
-              </w:pBdr>
-              <w:spacing w:after="100" w:before="100" w:line="240"/>
-              <w:ind w:left="100" w:right="100" w:firstLine="0" w:firstLineChars="0"/>
-              <w:rPr>
-                <w:rFonts w:ascii="Helvetica" w:hAnsi="Helvetica" w:eastAsia="Helvetica" w:cs="Helvetica"/>
-                <w:i w:val="false"/>
-                <w:b w:val="false"/>
-                <w:u w:val="none"/>
-                <w:sz w:val="22"/>
-                <w:szCs w:val="22"/>
-                <w:color w:val="000000"/>
-              </w:rPr>
-            </w:pPr>
-            <w:r>
-              <w:rPr>
-                <w:rFonts w:ascii="Helvetica" w:hAnsi="Helvetica" w:eastAsia="Helvetica" w:cs="Helvetica"/>
-                <w:i w:val="false"/>
-                <w:b w:val="false"/>
-                <w:u w:val="none"/>
-                <w:sz w:val="22"/>
-                <w:szCs w:val="22"/>
-                <w:color w:val="000000"/>
-              </w:rPr>
-              <w:t xml:space="preserve">0.53, 3.12</w:t>
-            </w:r>
-          </w:p>
-        </w:tc>
-        <w:tc>
-          <w:tcPr>
-            <w:tcBorders>
-              <w:bottom w:val="none" w:sz="0" w:space="0" w:color="000000"/>
-              <w:top w:val="none" w:sz="0" w:space="0" w:color="000000"/>
-              <w:left w:val="none" w:sz="0" w:space="0" w:color="000000"/>
-              <w:right w:val="none" w:sz="0" w:space="0" w:color="000000"/>
-            </w:tcBorders>
-            <w:shd w:val="clear" w:color="auto" w:fill="FFFFFF"/>
-            <w:tcMar>
-              <w:top w:w="0" w:type="dxa"/>
-              <w:bottom w:w="0" w:type="dxa"/>
-              <w:left w:w="0" w:type="dxa"/>
-              <w:right w:w="0" w:type="dxa"/>
-            </w:tcMar>
-            <w:vAlign w:val="top"/>
-          </w:tcPr>
-          <w:p>
-            <w:pPr>
-              <w:pStyle w:val="Normal"/>
-              <w:jc w:val="center"/>
-              <w:pBdr>
-                <w:bottom w:val="none" w:sz="0" w:space="0" w:color="000000"/>
-                <w:top w:val="none" w:sz="0" w:space="0" w:color="000000"/>
-                <w:left w:val="none" w:sz="0" w:space="0" w:color="000000"/>
-                <w:right w:val="none" w:sz="0" w:space="0" w:color="000000"/>
-              </w:pBdr>
-              <w:spacing w:after="100" w:before="100" w:line="240"/>
-              <w:ind w:left="100" w:right="100" w:firstLine="0" w:firstLineChars="0"/>
-              <w:rPr>
-                <w:rFonts w:ascii="Helvetica" w:hAnsi="Helvetica" w:eastAsia="Helvetica" w:cs="Helvetica"/>
-                <w:i w:val="false"/>
-                <w:b w:val="false"/>
-                <w:u w:val="none"/>
-                <w:sz w:val="22"/>
-                <w:szCs w:val="22"/>
-                <w:color w:val="000000"/>
-              </w:rPr>
-            </w:pPr>
-            <w:r>
-              <w:rPr>
-                <w:rFonts w:ascii="Helvetica" w:hAnsi="Helvetica" w:eastAsia="Helvetica" w:cs="Helvetica"/>
-                <w:i w:val="false"/>
-                <w:b w:val="false"/>
-                <w:u w:val="none"/>
-                <w:sz w:val="22"/>
-                <w:szCs w:val="22"/>
-                <w:color w:val="000000"/>
-              </w:rPr>
-              <w:t xml:space="preserve">0.580</w:t>
+              <w:t xml:space="preserve">1.26</w:t>
+            </w:r>
+          </w:p>
+        </w:tc>
+        <w:tc>
+          <w:tcPr>
+            <w:tcBorders>
+              <w:bottom w:val="none" w:sz="0" w:space="0" w:color="000000"/>
+              <w:top w:val="none" w:sz="0" w:space="0" w:color="000000"/>
+              <w:left w:val="none" w:sz="0" w:space="0" w:color="000000"/>
+              <w:right w:val="none" w:sz="0" w:space="0" w:color="000000"/>
+            </w:tcBorders>
+            <w:shd w:val="clear" w:color="auto" w:fill="FFFFFF"/>
+            <w:tcMar>
+              <w:top w:w="0" w:type="dxa"/>
+              <w:bottom w:w="0" w:type="dxa"/>
+              <w:left w:w="0" w:type="dxa"/>
+              <w:right w:w="0" w:type="dxa"/>
+            </w:tcMar>
+            <w:vAlign w:val="top"/>
+          </w:tcPr>
+          <w:p>
+            <w:pPr>
+              <w:pStyle w:val="Normal"/>
+              <w:jc w:val="center"/>
+              <w:pBdr>
+                <w:bottom w:val="none" w:sz="0" w:space="0" w:color="000000"/>
+                <w:top w:val="none" w:sz="0" w:space="0" w:color="000000"/>
+                <w:left w:val="none" w:sz="0" w:space="0" w:color="000000"/>
+                <w:right w:val="none" w:sz="0" w:space="0" w:color="000000"/>
+              </w:pBdr>
+              <w:spacing w:after="100" w:before="100" w:line="240"/>
+              <w:ind w:left="100" w:right="100" w:firstLine="0" w:firstLineChars="0"/>
+              <w:rPr>
+                <w:rFonts w:ascii="Helvetica" w:hAnsi="Helvetica" w:eastAsia="Helvetica" w:cs="Helvetica"/>
+                <w:i w:val="false"/>
+                <w:b w:val="false"/>
+                <w:u w:val="none"/>
+                <w:sz w:val="22"/>
+                <w:szCs w:val="22"/>
+                <w:color w:val="000000"/>
+              </w:rPr>
+            </w:pPr>
+            <w:r>
+              <w:rPr>
+                <w:rFonts w:ascii="Helvetica" w:hAnsi="Helvetica" w:eastAsia="Helvetica" w:cs="Helvetica"/>
+                <w:i w:val="false"/>
+                <w:b w:val="false"/>
+                <w:u w:val="none"/>
+                <w:sz w:val="22"/>
+                <w:szCs w:val="22"/>
+                <w:color w:val="000000"/>
+              </w:rPr>
+              <w:t xml:space="preserve">0.52, 3.05</w:t>
+            </w:r>
+          </w:p>
+        </w:tc>
+        <w:tc>
+          <w:tcPr>
+            <w:tcBorders>
+              <w:bottom w:val="none" w:sz="0" w:space="0" w:color="000000"/>
+              <w:top w:val="none" w:sz="0" w:space="0" w:color="000000"/>
+              <w:left w:val="none" w:sz="0" w:space="0" w:color="000000"/>
+              <w:right w:val="none" w:sz="0" w:space="0" w:color="000000"/>
+            </w:tcBorders>
+            <w:shd w:val="clear" w:color="auto" w:fill="FFFFFF"/>
+            <w:tcMar>
+              <w:top w:w="0" w:type="dxa"/>
+              <w:bottom w:w="0" w:type="dxa"/>
+              <w:left w:w="0" w:type="dxa"/>
+              <w:right w:w="0" w:type="dxa"/>
+            </w:tcMar>
+            <w:vAlign w:val="top"/>
+          </w:tcPr>
+          <w:p>
+            <w:pPr>
+              <w:pStyle w:val="Normal"/>
+              <w:jc w:val="center"/>
+              <w:pBdr>
+                <w:bottom w:val="none" w:sz="0" w:space="0" w:color="000000"/>
+                <w:top w:val="none" w:sz="0" w:space="0" w:color="000000"/>
+                <w:left w:val="none" w:sz="0" w:space="0" w:color="000000"/>
+                <w:right w:val="none" w:sz="0" w:space="0" w:color="000000"/>
+              </w:pBdr>
+              <w:spacing w:after="100" w:before="100" w:line="240"/>
+              <w:ind w:left="100" w:right="100" w:firstLine="0" w:firstLineChars="0"/>
+              <w:rPr>
+                <w:rFonts w:ascii="Helvetica" w:hAnsi="Helvetica" w:eastAsia="Helvetica" w:cs="Helvetica"/>
+                <w:i w:val="false"/>
+                <w:b w:val="false"/>
+                <w:u w:val="none"/>
+                <w:sz w:val="22"/>
+                <w:szCs w:val="22"/>
+                <w:color w:val="000000"/>
+              </w:rPr>
+            </w:pPr>
+            <w:r>
+              <w:rPr>
+                <w:rFonts w:ascii="Helvetica" w:hAnsi="Helvetica" w:eastAsia="Helvetica" w:cs="Helvetica"/>
+                <w:i w:val="false"/>
+                <w:b w:val="false"/>
+                <w:u w:val="none"/>
+                <w:sz w:val="22"/>
+                <w:szCs w:val="22"/>
+                <w:color w:val="000000"/>
+              </w:rPr>
+              <w:t xml:space="preserve">0.610</w:t>
             </w:r>
           </w:p>
         </w:tc>
@@ -6740,60 +6740,60 @@
                 <w:szCs w:val="22"/>
                 <w:color w:val="000000"/>
               </w:rPr>
-              <w:t xml:space="preserve">0.64, 1.89</w:t>
-            </w:r>
-          </w:p>
-        </w:tc>
-        <w:tc>
-          <w:tcPr>
-            <w:tcBorders>
-              <w:bottom w:val="none" w:sz="0" w:space="0" w:color="000000"/>
-              <w:top w:val="none" w:sz="0" w:space="0" w:color="000000"/>
-              <w:left w:val="none" w:sz="0" w:space="0" w:color="000000"/>
-              <w:right w:val="none" w:sz="0" w:space="0" w:color="000000"/>
-            </w:tcBorders>
-            <w:shd w:val="clear" w:color="auto" w:fill="FFFFFF"/>
-            <w:tcMar>
-              <w:top w:w="0" w:type="dxa"/>
-              <w:bottom w:w="0" w:type="dxa"/>
-              <w:left w:w="0" w:type="dxa"/>
-              <w:right w:w="0" w:type="dxa"/>
-            </w:tcMar>
-            <w:vAlign w:val="top"/>
-          </w:tcPr>
-          <w:p>
-            <w:pPr>
-              <w:pStyle w:val="Normal"/>
-              <w:jc w:val="center"/>
-              <w:pBdr>
-                <w:bottom w:val="none" w:sz="0" w:space="0" w:color="000000"/>
-                <w:top w:val="none" w:sz="0" w:space="0" w:color="000000"/>
-                <w:left w:val="none" w:sz="0" w:space="0" w:color="000000"/>
-                <w:right w:val="none" w:sz="0" w:space="0" w:color="000000"/>
-              </w:pBdr>
-              <w:spacing w:after="100" w:before="100" w:line="240"/>
-              <w:ind w:left="100" w:right="100" w:firstLine="0" w:firstLineChars="0"/>
-              <w:rPr>
-                <w:rFonts w:ascii="Helvetica" w:hAnsi="Helvetica" w:eastAsia="Helvetica" w:cs="Helvetica"/>
-                <w:i w:val="false"/>
-                <w:b w:val="false"/>
-                <w:u w:val="none"/>
-                <w:sz w:val="22"/>
-                <w:szCs w:val="22"/>
-                <w:color w:val="000000"/>
-              </w:rPr>
-            </w:pPr>
-            <w:r>
-              <w:rPr>
-                <w:rFonts w:ascii="Helvetica" w:hAnsi="Helvetica" w:eastAsia="Helvetica" w:cs="Helvetica"/>
-                <w:i w:val="false"/>
-                <w:b w:val="false"/>
-                <w:u w:val="none"/>
-                <w:sz w:val="22"/>
-                <w:szCs w:val="22"/>
-                <w:color w:val="000000"/>
-              </w:rPr>
-              <w:t xml:space="preserve">0.740</w:t>
+              <w:t xml:space="preserve">0.64, 1.90</w:t>
+            </w:r>
+          </w:p>
+        </w:tc>
+        <w:tc>
+          <w:tcPr>
+            <w:tcBorders>
+              <w:bottom w:val="none" w:sz="0" w:space="0" w:color="000000"/>
+              <w:top w:val="none" w:sz="0" w:space="0" w:color="000000"/>
+              <w:left w:val="none" w:sz="0" w:space="0" w:color="000000"/>
+              <w:right w:val="none" w:sz="0" w:space="0" w:color="000000"/>
+            </w:tcBorders>
+            <w:shd w:val="clear" w:color="auto" w:fill="FFFFFF"/>
+            <w:tcMar>
+              <w:top w:w="0" w:type="dxa"/>
+              <w:bottom w:w="0" w:type="dxa"/>
+              <w:left w:w="0" w:type="dxa"/>
+              <w:right w:w="0" w:type="dxa"/>
+            </w:tcMar>
+            <w:vAlign w:val="top"/>
+          </w:tcPr>
+          <w:p>
+            <w:pPr>
+              <w:pStyle w:val="Normal"/>
+              <w:jc w:val="center"/>
+              <w:pBdr>
+                <w:bottom w:val="none" w:sz="0" w:space="0" w:color="000000"/>
+                <w:top w:val="none" w:sz="0" w:space="0" w:color="000000"/>
+                <w:left w:val="none" w:sz="0" w:space="0" w:color="000000"/>
+                <w:right w:val="none" w:sz="0" w:space="0" w:color="000000"/>
+              </w:pBdr>
+              <w:spacing w:after="100" w:before="100" w:line="240"/>
+              <w:ind w:left="100" w:right="100" w:firstLine="0" w:firstLineChars="0"/>
+              <w:rPr>
+                <w:rFonts w:ascii="Helvetica" w:hAnsi="Helvetica" w:eastAsia="Helvetica" w:cs="Helvetica"/>
+                <w:i w:val="false"/>
+                <w:b w:val="false"/>
+                <w:u w:val="none"/>
+                <w:sz w:val="22"/>
+                <w:szCs w:val="22"/>
+                <w:color w:val="000000"/>
+              </w:rPr>
+            </w:pPr>
+            <w:r>
+              <w:rPr>
+                <w:rFonts w:ascii="Helvetica" w:hAnsi="Helvetica" w:eastAsia="Helvetica" w:cs="Helvetica"/>
+                <w:i w:val="false"/>
+                <w:b w:val="false"/>
+                <w:u w:val="none"/>
+                <w:sz w:val="22"/>
+                <w:szCs w:val="22"/>
+                <w:color w:val="000000"/>
+              </w:rPr>
+              <w:t xml:space="preserve">0.730</w:t>
             </w:r>
           </w:p>
         </w:tc>
@@ -6899,113 +6899,113 @@
                 <w:szCs w:val="22"/>
                 <w:color w:val="000000"/>
               </w:rPr>
-              <w:t xml:space="preserve">0.85</w:t>
-            </w:r>
-          </w:p>
-        </w:tc>
-        <w:tc>
-          <w:tcPr>
-            <w:tcBorders>
-              <w:bottom w:val="none" w:sz="0" w:space="0" w:color="000000"/>
-              <w:top w:val="none" w:sz="0" w:space="0" w:color="000000"/>
-              <w:left w:val="none" w:sz="0" w:space="0" w:color="000000"/>
-              <w:right w:val="none" w:sz="0" w:space="0" w:color="000000"/>
-            </w:tcBorders>
-            <w:shd w:val="clear" w:color="auto" w:fill="FFFFFF"/>
-            <w:tcMar>
-              <w:top w:w="0" w:type="dxa"/>
-              <w:bottom w:w="0" w:type="dxa"/>
-              <w:left w:w="0" w:type="dxa"/>
-              <w:right w:w="0" w:type="dxa"/>
-            </w:tcMar>
-            <w:vAlign w:val="top"/>
-          </w:tcPr>
-          <w:p>
-            <w:pPr>
-              <w:pStyle w:val="Normal"/>
-              <w:jc w:val="center"/>
-              <w:pBdr>
-                <w:bottom w:val="none" w:sz="0" w:space="0" w:color="000000"/>
-                <w:top w:val="none" w:sz="0" w:space="0" w:color="000000"/>
-                <w:left w:val="none" w:sz="0" w:space="0" w:color="000000"/>
-                <w:right w:val="none" w:sz="0" w:space="0" w:color="000000"/>
-              </w:pBdr>
-              <w:spacing w:after="100" w:before="100" w:line="240"/>
-              <w:ind w:left="100" w:right="100" w:firstLine="0" w:firstLineChars="0"/>
-              <w:rPr>
-                <w:rFonts w:ascii="Helvetica" w:hAnsi="Helvetica" w:eastAsia="Helvetica" w:cs="Helvetica"/>
-                <w:i w:val="false"/>
-                <w:b w:val="false"/>
-                <w:u w:val="none"/>
-                <w:sz w:val="22"/>
-                <w:szCs w:val="22"/>
-                <w:color w:val="000000"/>
-              </w:rPr>
-            </w:pPr>
-            <w:r>
-              <w:rPr>
-                <w:rFonts w:ascii="Helvetica" w:hAnsi="Helvetica" w:eastAsia="Helvetica" w:cs="Helvetica"/>
-                <w:i w:val="false"/>
-                <w:b w:val="false"/>
-                <w:u w:val="none"/>
-                <w:sz w:val="22"/>
-                <w:szCs w:val="22"/>
-                <w:color w:val="000000"/>
-              </w:rPr>
-              <w:t xml:space="preserve">0.44, 1.63</w:t>
-            </w:r>
-          </w:p>
-        </w:tc>
-        <w:tc>
-          <w:tcPr>
-            <w:tcBorders>
-              <w:bottom w:val="none" w:sz="0" w:space="0" w:color="000000"/>
-              <w:top w:val="none" w:sz="0" w:space="0" w:color="000000"/>
-              <w:left w:val="none" w:sz="0" w:space="0" w:color="000000"/>
-              <w:right w:val="none" w:sz="0" w:space="0" w:color="000000"/>
-            </w:tcBorders>
-            <w:shd w:val="clear" w:color="auto" w:fill="FFFFFF"/>
-            <w:tcMar>
-              <w:top w:w="0" w:type="dxa"/>
-              <w:bottom w:w="0" w:type="dxa"/>
-              <w:left w:w="0" w:type="dxa"/>
-              <w:right w:w="0" w:type="dxa"/>
-            </w:tcMar>
-            <w:vAlign w:val="top"/>
-          </w:tcPr>
-          <w:p>
-            <w:pPr>
-              <w:pStyle w:val="Normal"/>
-              <w:jc w:val="center"/>
-              <w:pBdr>
-                <w:bottom w:val="none" w:sz="0" w:space="0" w:color="000000"/>
-                <w:top w:val="none" w:sz="0" w:space="0" w:color="000000"/>
-                <w:left w:val="none" w:sz="0" w:space="0" w:color="000000"/>
-                <w:right w:val="none" w:sz="0" w:space="0" w:color="000000"/>
-              </w:pBdr>
-              <w:spacing w:after="100" w:before="100" w:line="240"/>
-              <w:ind w:left="100" w:right="100" w:firstLine="0" w:firstLineChars="0"/>
-              <w:rPr>
-                <w:rFonts w:ascii="Helvetica" w:hAnsi="Helvetica" w:eastAsia="Helvetica" w:cs="Helvetica"/>
-                <w:i w:val="false"/>
-                <w:b w:val="false"/>
-                <w:u w:val="none"/>
-                <w:sz w:val="22"/>
-                <w:szCs w:val="22"/>
-                <w:color w:val="000000"/>
-              </w:rPr>
-            </w:pPr>
-            <w:r>
-              <w:rPr>
-                <w:rFonts w:ascii="Helvetica" w:hAnsi="Helvetica" w:eastAsia="Helvetica" w:cs="Helvetica"/>
-                <w:i w:val="false"/>
-                <w:b w:val="false"/>
-                <w:u w:val="none"/>
-                <w:sz w:val="22"/>
-                <w:szCs w:val="22"/>
-                <w:color w:val="000000"/>
-              </w:rPr>
-              <w:t xml:space="preserve">0.630</w:t>
+              <w:t xml:space="preserve">0.84</w:t>
+            </w:r>
+          </w:p>
+        </w:tc>
+        <w:tc>
+          <w:tcPr>
+            <w:tcBorders>
+              <w:bottom w:val="none" w:sz="0" w:space="0" w:color="000000"/>
+              <w:top w:val="none" w:sz="0" w:space="0" w:color="000000"/>
+              <w:left w:val="none" w:sz="0" w:space="0" w:color="000000"/>
+              <w:right w:val="none" w:sz="0" w:space="0" w:color="000000"/>
+            </w:tcBorders>
+            <w:shd w:val="clear" w:color="auto" w:fill="FFFFFF"/>
+            <w:tcMar>
+              <w:top w:w="0" w:type="dxa"/>
+              <w:bottom w:w="0" w:type="dxa"/>
+              <w:left w:w="0" w:type="dxa"/>
+              <w:right w:w="0" w:type="dxa"/>
+            </w:tcMar>
+            <w:vAlign w:val="top"/>
+          </w:tcPr>
+          <w:p>
+            <w:pPr>
+              <w:pStyle w:val="Normal"/>
+              <w:jc w:val="center"/>
+              <w:pBdr>
+                <w:bottom w:val="none" w:sz="0" w:space="0" w:color="000000"/>
+                <w:top w:val="none" w:sz="0" w:space="0" w:color="000000"/>
+                <w:left w:val="none" w:sz="0" w:space="0" w:color="000000"/>
+                <w:right w:val="none" w:sz="0" w:space="0" w:color="000000"/>
+              </w:pBdr>
+              <w:spacing w:after="100" w:before="100" w:line="240"/>
+              <w:ind w:left="100" w:right="100" w:firstLine="0" w:firstLineChars="0"/>
+              <w:rPr>
+                <w:rFonts w:ascii="Helvetica" w:hAnsi="Helvetica" w:eastAsia="Helvetica" w:cs="Helvetica"/>
+                <w:i w:val="false"/>
+                <w:b w:val="false"/>
+                <w:u w:val="none"/>
+                <w:sz w:val="22"/>
+                <w:szCs w:val="22"/>
+                <w:color w:val="000000"/>
+              </w:rPr>
+            </w:pPr>
+            <w:r>
+              <w:rPr>
+                <w:rFonts w:ascii="Helvetica" w:hAnsi="Helvetica" w:eastAsia="Helvetica" w:cs="Helvetica"/>
+                <w:i w:val="false"/>
+                <w:b w:val="false"/>
+                <w:u w:val="none"/>
+                <w:sz w:val="22"/>
+                <w:szCs w:val="22"/>
+                <w:color w:val="000000"/>
+              </w:rPr>
+              <w:t xml:space="preserve">0.44, 1.62</w:t>
+            </w:r>
+          </w:p>
+        </w:tc>
+        <w:tc>
+          <w:tcPr>
+            <w:tcBorders>
+              <w:bottom w:val="none" w:sz="0" w:space="0" w:color="000000"/>
+              <w:top w:val="none" w:sz="0" w:space="0" w:color="000000"/>
+              <w:left w:val="none" w:sz="0" w:space="0" w:color="000000"/>
+              <w:right w:val="none" w:sz="0" w:space="0" w:color="000000"/>
+            </w:tcBorders>
+            <w:shd w:val="clear" w:color="auto" w:fill="FFFFFF"/>
+            <w:tcMar>
+              <w:top w:w="0" w:type="dxa"/>
+              <w:bottom w:w="0" w:type="dxa"/>
+              <w:left w:w="0" w:type="dxa"/>
+              <w:right w:w="0" w:type="dxa"/>
+            </w:tcMar>
+            <w:vAlign w:val="top"/>
+          </w:tcPr>
+          <w:p>
+            <w:pPr>
+              <w:pStyle w:val="Normal"/>
+              <w:jc w:val="center"/>
+              <w:pBdr>
+                <w:bottom w:val="none" w:sz="0" w:space="0" w:color="000000"/>
+                <w:top w:val="none" w:sz="0" w:space="0" w:color="000000"/>
+                <w:left w:val="none" w:sz="0" w:space="0" w:color="000000"/>
+                <w:right w:val="none" w:sz="0" w:space="0" w:color="000000"/>
+              </w:pBdr>
+              <w:spacing w:after="100" w:before="100" w:line="240"/>
+              <w:ind w:left="100" w:right="100" w:firstLine="0" w:firstLineChars="0"/>
+              <w:rPr>
+                <w:rFonts w:ascii="Helvetica" w:hAnsi="Helvetica" w:eastAsia="Helvetica" w:cs="Helvetica"/>
+                <w:i w:val="false"/>
+                <w:b w:val="false"/>
+                <w:u w:val="none"/>
+                <w:sz w:val="22"/>
+                <w:szCs w:val="22"/>
+                <w:color w:val="000000"/>
+              </w:rPr>
+            </w:pPr>
+            <w:r>
+              <w:rPr>
+                <w:rFonts w:ascii="Helvetica" w:hAnsi="Helvetica" w:eastAsia="Helvetica" w:cs="Helvetica"/>
+                <w:i w:val="false"/>
+                <w:b w:val="false"/>
+                <w:u w:val="none"/>
+                <w:sz w:val="22"/>
+                <w:szCs w:val="22"/>
+                <w:color w:val="000000"/>
+              </w:rPr>
+              <w:t xml:space="preserve">0.610</w:t>
             </w:r>
           </w:p>
         </w:tc>
@@ -7382,113 +7382,113 @@
                 <w:szCs w:val="22"/>
                 <w:color w:val="000000"/>
               </w:rPr>
-              <w:t xml:space="preserve">0.45</w:t>
-            </w:r>
-          </w:p>
-        </w:tc>
-        <w:tc>
-          <w:tcPr>
-            <w:tcBorders>
-              <w:bottom w:val="none" w:sz="0" w:space="0" w:color="000000"/>
-              <w:top w:val="none" w:sz="0" w:space="0" w:color="000000"/>
-              <w:left w:val="none" w:sz="0" w:space="0" w:color="000000"/>
-              <w:right w:val="none" w:sz="0" w:space="0" w:color="000000"/>
-            </w:tcBorders>
-            <w:shd w:val="clear" w:color="auto" w:fill="FFFFFF"/>
-            <w:tcMar>
-              <w:top w:w="0" w:type="dxa"/>
-              <w:bottom w:w="0" w:type="dxa"/>
-              <w:left w:w="0" w:type="dxa"/>
-              <w:right w:w="0" w:type="dxa"/>
-            </w:tcMar>
-            <w:vAlign w:val="top"/>
-          </w:tcPr>
-          <w:p>
-            <w:pPr>
-              <w:pStyle w:val="Normal"/>
-              <w:jc w:val="center"/>
-              <w:pBdr>
-                <w:bottom w:val="none" w:sz="0" w:space="0" w:color="000000"/>
-                <w:top w:val="none" w:sz="0" w:space="0" w:color="000000"/>
-                <w:left w:val="none" w:sz="0" w:space="0" w:color="000000"/>
-                <w:right w:val="none" w:sz="0" w:space="0" w:color="000000"/>
-              </w:pBdr>
-              <w:spacing w:after="100" w:before="100" w:line="240"/>
-              <w:ind w:left="100" w:right="100" w:firstLine="0" w:firstLineChars="0"/>
-              <w:rPr>
-                <w:rFonts w:ascii="Helvetica" w:hAnsi="Helvetica" w:eastAsia="Helvetica" w:cs="Helvetica"/>
-                <w:i w:val="false"/>
-                <w:b w:val="false"/>
-                <w:u w:val="none"/>
-                <w:sz w:val="22"/>
-                <w:szCs w:val="22"/>
-                <w:color w:val="000000"/>
-              </w:rPr>
-            </w:pPr>
-            <w:r>
-              <w:rPr>
-                <w:rFonts w:ascii="Helvetica" w:hAnsi="Helvetica" w:eastAsia="Helvetica" w:cs="Helvetica"/>
-                <w:i w:val="false"/>
-                <w:b w:val="false"/>
-                <w:u w:val="none"/>
-                <w:sz w:val="22"/>
-                <w:szCs w:val="22"/>
-                <w:color w:val="000000"/>
-              </w:rPr>
-              <w:t xml:space="preserve">0.17, 1.18</w:t>
-            </w:r>
-          </w:p>
-        </w:tc>
-        <w:tc>
-          <w:tcPr>
-            <w:tcBorders>
-              <w:bottom w:val="none" w:sz="0" w:space="0" w:color="000000"/>
-              <w:top w:val="none" w:sz="0" w:space="0" w:color="000000"/>
-              <w:left w:val="none" w:sz="0" w:space="0" w:color="000000"/>
-              <w:right w:val="none" w:sz="0" w:space="0" w:color="000000"/>
-            </w:tcBorders>
-            <w:shd w:val="clear" w:color="auto" w:fill="FFFFFF"/>
-            <w:tcMar>
-              <w:top w:w="0" w:type="dxa"/>
-              <w:bottom w:w="0" w:type="dxa"/>
-              <w:left w:w="0" w:type="dxa"/>
-              <w:right w:w="0" w:type="dxa"/>
-            </w:tcMar>
-            <w:vAlign w:val="top"/>
-          </w:tcPr>
-          <w:p>
-            <w:pPr>
-              <w:pStyle w:val="Normal"/>
-              <w:jc w:val="center"/>
-              <w:pBdr>
-                <w:bottom w:val="none" w:sz="0" w:space="0" w:color="000000"/>
-                <w:top w:val="none" w:sz="0" w:space="0" w:color="000000"/>
-                <w:left w:val="none" w:sz="0" w:space="0" w:color="000000"/>
-                <w:right w:val="none" w:sz="0" w:space="0" w:color="000000"/>
-              </w:pBdr>
-              <w:spacing w:after="100" w:before="100" w:line="240"/>
-              <w:ind w:left="100" w:right="100" w:firstLine="0" w:firstLineChars="0"/>
-              <w:rPr>
-                <w:rFonts w:ascii="Helvetica" w:hAnsi="Helvetica" w:eastAsia="Helvetica" w:cs="Helvetica"/>
-                <w:i w:val="false"/>
-                <w:b w:val="false"/>
-                <w:u w:val="none"/>
-                <w:sz w:val="22"/>
-                <w:szCs w:val="22"/>
-                <w:color w:val="000000"/>
-              </w:rPr>
-            </w:pPr>
-            <w:r>
-              <w:rPr>
-                <w:rFonts w:ascii="Helvetica" w:hAnsi="Helvetica" w:eastAsia="Helvetica" w:cs="Helvetica"/>
-                <w:i w:val="false"/>
-                <w:b w:val="false"/>
-                <w:u w:val="none"/>
-                <w:sz w:val="22"/>
-                <w:szCs w:val="22"/>
-                <w:color w:val="000000"/>
-              </w:rPr>
-              <w:t xml:space="preserve">0.100</w:t>
+              <w:t xml:space="preserve">0.44</w:t>
+            </w:r>
+          </w:p>
+        </w:tc>
+        <w:tc>
+          <w:tcPr>
+            <w:tcBorders>
+              <w:bottom w:val="none" w:sz="0" w:space="0" w:color="000000"/>
+              <w:top w:val="none" w:sz="0" w:space="0" w:color="000000"/>
+              <w:left w:val="none" w:sz="0" w:space="0" w:color="000000"/>
+              <w:right w:val="none" w:sz="0" w:space="0" w:color="000000"/>
+            </w:tcBorders>
+            <w:shd w:val="clear" w:color="auto" w:fill="FFFFFF"/>
+            <w:tcMar>
+              <w:top w:w="0" w:type="dxa"/>
+              <w:bottom w:w="0" w:type="dxa"/>
+              <w:left w:w="0" w:type="dxa"/>
+              <w:right w:w="0" w:type="dxa"/>
+            </w:tcMar>
+            <w:vAlign w:val="top"/>
+          </w:tcPr>
+          <w:p>
+            <w:pPr>
+              <w:pStyle w:val="Normal"/>
+              <w:jc w:val="center"/>
+              <w:pBdr>
+                <w:bottom w:val="none" w:sz="0" w:space="0" w:color="000000"/>
+                <w:top w:val="none" w:sz="0" w:space="0" w:color="000000"/>
+                <w:left w:val="none" w:sz="0" w:space="0" w:color="000000"/>
+                <w:right w:val="none" w:sz="0" w:space="0" w:color="000000"/>
+              </w:pBdr>
+              <w:spacing w:after="100" w:before="100" w:line="240"/>
+              <w:ind w:left="100" w:right="100" w:firstLine="0" w:firstLineChars="0"/>
+              <w:rPr>
+                <w:rFonts w:ascii="Helvetica" w:hAnsi="Helvetica" w:eastAsia="Helvetica" w:cs="Helvetica"/>
+                <w:i w:val="false"/>
+                <w:b w:val="false"/>
+                <w:u w:val="none"/>
+                <w:sz w:val="22"/>
+                <w:szCs w:val="22"/>
+                <w:color w:val="000000"/>
+              </w:rPr>
+            </w:pPr>
+            <w:r>
+              <w:rPr>
+                <w:rFonts w:ascii="Helvetica" w:hAnsi="Helvetica" w:eastAsia="Helvetica" w:cs="Helvetica"/>
+                <w:i w:val="false"/>
+                <w:b w:val="false"/>
+                <w:u w:val="none"/>
+                <w:sz w:val="22"/>
+                <w:szCs w:val="22"/>
+                <w:color w:val="000000"/>
+              </w:rPr>
+              <w:t xml:space="preserve">0.17, 1.15</w:t>
+            </w:r>
+          </w:p>
+        </w:tc>
+        <w:tc>
+          <w:tcPr>
+            <w:tcBorders>
+              <w:bottom w:val="none" w:sz="0" w:space="0" w:color="000000"/>
+              <w:top w:val="none" w:sz="0" w:space="0" w:color="000000"/>
+              <w:left w:val="none" w:sz="0" w:space="0" w:color="000000"/>
+              <w:right w:val="none" w:sz="0" w:space="0" w:color="000000"/>
+            </w:tcBorders>
+            <w:shd w:val="clear" w:color="auto" w:fill="FFFFFF"/>
+            <w:tcMar>
+              <w:top w:w="0" w:type="dxa"/>
+              <w:bottom w:w="0" w:type="dxa"/>
+              <w:left w:w="0" w:type="dxa"/>
+              <w:right w:w="0" w:type="dxa"/>
+            </w:tcMar>
+            <w:vAlign w:val="top"/>
+          </w:tcPr>
+          <w:p>
+            <w:pPr>
+              <w:pStyle w:val="Normal"/>
+              <w:jc w:val="center"/>
+              <w:pBdr>
+                <w:bottom w:val="none" w:sz="0" w:space="0" w:color="000000"/>
+                <w:top w:val="none" w:sz="0" w:space="0" w:color="000000"/>
+                <w:left w:val="none" w:sz="0" w:space="0" w:color="000000"/>
+                <w:right w:val="none" w:sz="0" w:space="0" w:color="000000"/>
+              </w:pBdr>
+              <w:spacing w:after="100" w:before="100" w:line="240"/>
+              <w:ind w:left="100" w:right="100" w:firstLine="0" w:firstLineChars="0"/>
+              <w:rPr>
+                <w:rFonts w:ascii="Helvetica" w:hAnsi="Helvetica" w:eastAsia="Helvetica" w:cs="Helvetica"/>
+                <w:i w:val="false"/>
+                <w:b w:val="false"/>
+                <w:u w:val="none"/>
+                <w:sz w:val="22"/>
+                <w:szCs w:val="22"/>
+                <w:color w:val="000000"/>
+              </w:rPr>
+            </w:pPr>
+            <w:r>
+              <w:rPr>
+                <w:rFonts w:ascii="Helvetica" w:hAnsi="Helvetica" w:eastAsia="Helvetica" w:cs="Helvetica"/>
+                <w:i w:val="false"/>
+                <w:b w:val="false"/>
+                <w:u w:val="none"/>
+                <w:sz w:val="22"/>
+                <w:szCs w:val="22"/>
+                <w:color w:val="000000"/>
+              </w:rPr>
+              <w:t xml:space="preserve">0.094</w:t>
             </w:r>
           </w:p>
         </w:tc>
@@ -7865,7 +7865,7 @@
                 <w:szCs w:val="22"/>
                 <w:color w:val="000000"/>
               </w:rPr>
-              <w:t xml:space="preserve">0.63</w:t>
+              <w:t xml:space="preserve">0.62</w:t>
             </w:r>
           </w:p>
         </w:tc>
@@ -8136,113 +8136,113 @@
                 <w:szCs w:val="22"/>
                 <w:color w:val="000000"/>
               </w:rPr>
-              <w:t xml:space="preserve">1.03</w:t>
-            </w:r>
-          </w:p>
-        </w:tc>
-        <w:tc>
-          <w:tcPr>
-            <w:tcBorders>
-              <w:bottom w:val="none" w:sz="0" w:space="0" w:color="000000"/>
-              <w:top w:val="none" w:sz="0" w:space="0" w:color="000000"/>
-              <w:left w:val="none" w:sz="0" w:space="0" w:color="000000"/>
-              <w:right w:val="none" w:sz="0" w:space="0" w:color="000000"/>
-            </w:tcBorders>
-            <w:shd w:val="clear" w:color="auto" w:fill="FFFFFF"/>
-            <w:tcMar>
-              <w:top w:w="0" w:type="dxa"/>
-              <w:bottom w:w="0" w:type="dxa"/>
-              <w:left w:w="0" w:type="dxa"/>
-              <w:right w:w="0" w:type="dxa"/>
-            </w:tcMar>
-            <w:vAlign w:val="top"/>
-          </w:tcPr>
-          <w:p>
-            <w:pPr>
-              <w:pStyle w:val="Normal"/>
-              <w:jc w:val="center"/>
-              <w:pBdr>
-                <w:bottom w:val="none" w:sz="0" w:space="0" w:color="000000"/>
-                <w:top w:val="none" w:sz="0" w:space="0" w:color="000000"/>
-                <w:left w:val="none" w:sz="0" w:space="0" w:color="000000"/>
-                <w:right w:val="none" w:sz="0" w:space="0" w:color="000000"/>
-              </w:pBdr>
-              <w:spacing w:after="100" w:before="100" w:line="240"/>
-              <w:ind w:left="100" w:right="100" w:firstLine="0" w:firstLineChars="0"/>
-              <w:rPr>
-                <w:rFonts w:ascii="Helvetica" w:hAnsi="Helvetica" w:eastAsia="Helvetica" w:cs="Helvetica"/>
-                <w:i w:val="false"/>
-                <w:b w:val="false"/>
-                <w:u w:val="none"/>
-                <w:sz w:val="22"/>
-                <w:szCs w:val="22"/>
-                <w:color w:val="000000"/>
-              </w:rPr>
-            </w:pPr>
-            <w:r>
-              <w:rPr>
-                <w:rFonts w:ascii="Helvetica" w:hAnsi="Helvetica" w:eastAsia="Helvetica" w:cs="Helvetica"/>
-                <w:i w:val="false"/>
-                <w:b w:val="false"/>
-                <w:u w:val="none"/>
-                <w:sz w:val="22"/>
-                <w:szCs w:val="22"/>
-                <w:color w:val="000000"/>
-              </w:rPr>
-              <w:t xml:space="preserve">0.67, 1.59</w:t>
-            </w:r>
-          </w:p>
-        </w:tc>
-        <w:tc>
-          <w:tcPr>
-            <w:tcBorders>
-              <w:bottom w:val="none" w:sz="0" w:space="0" w:color="000000"/>
-              <w:top w:val="none" w:sz="0" w:space="0" w:color="000000"/>
-              <w:left w:val="none" w:sz="0" w:space="0" w:color="000000"/>
-              <w:right w:val="none" w:sz="0" w:space="0" w:color="000000"/>
-            </w:tcBorders>
-            <w:shd w:val="clear" w:color="auto" w:fill="FFFFFF"/>
-            <w:tcMar>
-              <w:top w:w="0" w:type="dxa"/>
-              <w:bottom w:w="0" w:type="dxa"/>
-              <w:left w:w="0" w:type="dxa"/>
-              <w:right w:w="0" w:type="dxa"/>
-            </w:tcMar>
-            <w:vAlign w:val="top"/>
-          </w:tcPr>
-          <w:p>
-            <w:pPr>
-              <w:pStyle w:val="Normal"/>
-              <w:jc w:val="center"/>
-              <w:pBdr>
-                <w:bottom w:val="none" w:sz="0" w:space="0" w:color="000000"/>
-                <w:top w:val="none" w:sz="0" w:space="0" w:color="000000"/>
-                <w:left w:val="none" w:sz="0" w:space="0" w:color="000000"/>
-                <w:right w:val="none" w:sz="0" w:space="0" w:color="000000"/>
-              </w:pBdr>
-              <w:spacing w:after="100" w:before="100" w:line="240"/>
-              <w:ind w:left="100" w:right="100" w:firstLine="0" w:firstLineChars="0"/>
-              <w:rPr>
-                <w:rFonts w:ascii="Helvetica" w:hAnsi="Helvetica" w:eastAsia="Helvetica" w:cs="Helvetica"/>
-                <w:i w:val="false"/>
-                <w:b w:val="false"/>
-                <w:u w:val="none"/>
-                <w:sz w:val="22"/>
-                <w:szCs w:val="22"/>
-                <w:color w:val="000000"/>
-              </w:rPr>
-            </w:pPr>
-            <w:r>
-              <w:rPr>
-                <w:rFonts w:ascii="Helvetica" w:hAnsi="Helvetica" w:eastAsia="Helvetica" w:cs="Helvetica"/>
-                <w:i w:val="false"/>
-                <w:b w:val="false"/>
-                <w:u w:val="none"/>
-                <w:sz w:val="22"/>
-                <w:szCs w:val="22"/>
-                <w:color w:val="000000"/>
-              </w:rPr>
-              <w:t xml:space="preserve">0.880</w:t>
+              <w:t xml:space="preserve">1.05</w:t>
+            </w:r>
+          </w:p>
+        </w:tc>
+        <w:tc>
+          <w:tcPr>
+            <w:tcBorders>
+              <w:bottom w:val="none" w:sz="0" w:space="0" w:color="000000"/>
+              <w:top w:val="none" w:sz="0" w:space="0" w:color="000000"/>
+              <w:left w:val="none" w:sz="0" w:space="0" w:color="000000"/>
+              <w:right w:val="none" w:sz="0" w:space="0" w:color="000000"/>
+            </w:tcBorders>
+            <w:shd w:val="clear" w:color="auto" w:fill="FFFFFF"/>
+            <w:tcMar>
+              <w:top w:w="0" w:type="dxa"/>
+              <w:bottom w:w="0" w:type="dxa"/>
+              <w:left w:w="0" w:type="dxa"/>
+              <w:right w:w="0" w:type="dxa"/>
+            </w:tcMar>
+            <w:vAlign w:val="top"/>
+          </w:tcPr>
+          <w:p>
+            <w:pPr>
+              <w:pStyle w:val="Normal"/>
+              <w:jc w:val="center"/>
+              <w:pBdr>
+                <w:bottom w:val="none" w:sz="0" w:space="0" w:color="000000"/>
+                <w:top w:val="none" w:sz="0" w:space="0" w:color="000000"/>
+                <w:left w:val="none" w:sz="0" w:space="0" w:color="000000"/>
+                <w:right w:val="none" w:sz="0" w:space="0" w:color="000000"/>
+              </w:pBdr>
+              <w:spacing w:after="100" w:before="100" w:line="240"/>
+              <w:ind w:left="100" w:right="100" w:firstLine="0" w:firstLineChars="0"/>
+              <w:rPr>
+                <w:rFonts w:ascii="Helvetica" w:hAnsi="Helvetica" w:eastAsia="Helvetica" w:cs="Helvetica"/>
+                <w:i w:val="false"/>
+                <w:b w:val="false"/>
+                <w:u w:val="none"/>
+                <w:sz w:val="22"/>
+                <w:szCs w:val="22"/>
+                <w:color w:val="000000"/>
+              </w:rPr>
+            </w:pPr>
+            <w:r>
+              <w:rPr>
+                <w:rFonts w:ascii="Helvetica" w:hAnsi="Helvetica" w:eastAsia="Helvetica" w:cs="Helvetica"/>
+                <w:i w:val="false"/>
+                <w:b w:val="false"/>
+                <w:u w:val="none"/>
+                <w:sz w:val="22"/>
+                <w:szCs w:val="22"/>
+                <w:color w:val="000000"/>
+              </w:rPr>
+              <w:t xml:space="preserve">0.69, 1.61</w:t>
+            </w:r>
+          </w:p>
+        </w:tc>
+        <w:tc>
+          <w:tcPr>
+            <w:tcBorders>
+              <w:bottom w:val="none" w:sz="0" w:space="0" w:color="000000"/>
+              <w:top w:val="none" w:sz="0" w:space="0" w:color="000000"/>
+              <w:left w:val="none" w:sz="0" w:space="0" w:color="000000"/>
+              <w:right w:val="none" w:sz="0" w:space="0" w:color="000000"/>
+            </w:tcBorders>
+            <w:shd w:val="clear" w:color="auto" w:fill="FFFFFF"/>
+            <w:tcMar>
+              <w:top w:w="0" w:type="dxa"/>
+              <w:bottom w:w="0" w:type="dxa"/>
+              <w:left w:w="0" w:type="dxa"/>
+              <w:right w:w="0" w:type="dxa"/>
+            </w:tcMar>
+            <w:vAlign w:val="top"/>
+          </w:tcPr>
+          <w:p>
+            <w:pPr>
+              <w:pStyle w:val="Normal"/>
+              <w:jc w:val="center"/>
+              <w:pBdr>
+                <w:bottom w:val="none" w:sz="0" w:space="0" w:color="000000"/>
+                <w:top w:val="none" w:sz="0" w:space="0" w:color="000000"/>
+                <w:left w:val="none" w:sz="0" w:space="0" w:color="000000"/>
+                <w:right w:val="none" w:sz="0" w:space="0" w:color="000000"/>
+              </w:pBdr>
+              <w:spacing w:after="100" w:before="100" w:line="240"/>
+              <w:ind w:left="100" w:right="100" w:firstLine="0" w:firstLineChars="0"/>
+              <w:rPr>
+                <w:rFonts w:ascii="Helvetica" w:hAnsi="Helvetica" w:eastAsia="Helvetica" w:cs="Helvetica"/>
+                <w:i w:val="false"/>
+                <w:b w:val="false"/>
+                <w:u w:val="none"/>
+                <w:sz w:val="22"/>
+                <w:szCs w:val="22"/>
+                <w:color w:val="000000"/>
+              </w:rPr>
+            </w:pPr>
+            <w:r>
+              <w:rPr>
+                <w:rFonts w:ascii="Helvetica" w:hAnsi="Helvetica" w:eastAsia="Helvetica" w:cs="Helvetica"/>
+                <w:i w:val="false"/>
+                <w:b w:val="false"/>
+                <w:u w:val="none"/>
+                <w:sz w:val="22"/>
+                <w:szCs w:val="22"/>
+                <w:color w:val="000000"/>
+              </w:rPr>
+              <w:t xml:space="preserve">0.810</w:t>
             </w:r>
           </w:p>
         </w:tc>
@@ -8348,113 +8348,113 @@
                 <w:szCs w:val="22"/>
                 <w:color w:val="000000"/>
               </w:rPr>
-              <w:t xml:space="preserve">0.88</w:t>
-            </w:r>
-          </w:p>
-        </w:tc>
-        <w:tc>
-          <w:tcPr>
-            <w:tcBorders>
-              <w:bottom w:val="none" w:sz="0" w:space="0" w:color="000000"/>
-              <w:top w:val="none" w:sz="0" w:space="0" w:color="000000"/>
-              <w:left w:val="none" w:sz="0" w:space="0" w:color="000000"/>
-              <w:right w:val="none" w:sz="0" w:space="0" w:color="000000"/>
-            </w:tcBorders>
-            <w:shd w:val="clear" w:color="auto" w:fill="FFFFFF"/>
-            <w:tcMar>
-              <w:top w:w="0" w:type="dxa"/>
-              <w:bottom w:w="0" w:type="dxa"/>
-              <w:left w:w="0" w:type="dxa"/>
-              <w:right w:w="0" w:type="dxa"/>
-            </w:tcMar>
-            <w:vAlign w:val="top"/>
-          </w:tcPr>
-          <w:p>
-            <w:pPr>
-              <w:pStyle w:val="Normal"/>
-              <w:jc w:val="center"/>
-              <w:pBdr>
-                <w:bottom w:val="none" w:sz="0" w:space="0" w:color="000000"/>
-                <w:top w:val="none" w:sz="0" w:space="0" w:color="000000"/>
-                <w:left w:val="none" w:sz="0" w:space="0" w:color="000000"/>
-                <w:right w:val="none" w:sz="0" w:space="0" w:color="000000"/>
-              </w:pBdr>
-              <w:spacing w:after="100" w:before="100" w:line="240"/>
-              <w:ind w:left="100" w:right="100" w:firstLine="0" w:firstLineChars="0"/>
-              <w:rPr>
-                <w:rFonts w:ascii="Helvetica" w:hAnsi="Helvetica" w:eastAsia="Helvetica" w:cs="Helvetica"/>
-                <w:i w:val="false"/>
-                <w:b w:val="false"/>
-                <w:u w:val="none"/>
-                <w:sz w:val="22"/>
-                <w:szCs w:val="22"/>
-                <w:color w:val="000000"/>
-              </w:rPr>
-            </w:pPr>
-            <w:r>
-              <w:rPr>
-                <w:rFonts w:ascii="Helvetica" w:hAnsi="Helvetica" w:eastAsia="Helvetica" w:cs="Helvetica"/>
-                <w:i w:val="false"/>
-                <w:b w:val="false"/>
-                <w:u w:val="none"/>
-                <w:sz w:val="22"/>
-                <w:szCs w:val="22"/>
-                <w:color w:val="000000"/>
-              </w:rPr>
-              <w:t xml:space="preserve">0.46, 1.69</w:t>
-            </w:r>
-          </w:p>
-        </w:tc>
-        <w:tc>
-          <w:tcPr>
-            <w:tcBorders>
-              <w:bottom w:val="none" w:sz="0" w:space="0" w:color="000000"/>
-              <w:top w:val="none" w:sz="0" w:space="0" w:color="000000"/>
-              <w:left w:val="none" w:sz="0" w:space="0" w:color="000000"/>
-              <w:right w:val="none" w:sz="0" w:space="0" w:color="000000"/>
-            </w:tcBorders>
-            <w:shd w:val="clear" w:color="auto" w:fill="FFFFFF"/>
-            <w:tcMar>
-              <w:top w:w="0" w:type="dxa"/>
-              <w:bottom w:w="0" w:type="dxa"/>
-              <w:left w:w="0" w:type="dxa"/>
-              <w:right w:w="0" w:type="dxa"/>
-            </w:tcMar>
-            <w:vAlign w:val="top"/>
-          </w:tcPr>
-          <w:p>
-            <w:pPr>
-              <w:pStyle w:val="Normal"/>
-              <w:jc w:val="center"/>
-              <w:pBdr>
-                <w:bottom w:val="none" w:sz="0" w:space="0" w:color="000000"/>
-                <w:top w:val="none" w:sz="0" w:space="0" w:color="000000"/>
-                <w:left w:val="none" w:sz="0" w:space="0" w:color="000000"/>
-                <w:right w:val="none" w:sz="0" w:space="0" w:color="000000"/>
-              </w:pBdr>
-              <w:spacing w:after="100" w:before="100" w:line="240"/>
-              <w:ind w:left="100" w:right="100" w:firstLine="0" w:firstLineChars="0"/>
-              <w:rPr>
-                <w:rFonts w:ascii="Helvetica" w:hAnsi="Helvetica" w:eastAsia="Helvetica" w:cs="Helvetica"/>
-                <w:i w:val="false"/>
-                <w:b w:val="false"/>
-                <w:u w:val="none"/>
-                <w:sz w:val="22"/>
-                <w:szCs w:val="22"/>
-                <w:color w:val="000000"/>
-              </w:rPr>
-            </w:pPr>
-            <w:r>
-              <w:rPr>
-                <w:rFonts w:ascii="Helvetica" w:hAnsi="Helvetica" w:eastAsia="Helvetica" w:cs="Helvetica"/>
-                <w:i w:val="false"/>
-                <w:b w:val="false"/>
-                <w:u w:val="none"/>
-                <w:sz w:val="22"/>
-                <w:szCs w:val="22"/>
-                <w:color w:val="000000"/>
-              </w:rPr>
-              <w:t xml:space="preserve">0.710</w:t>
+              <w:t xml:space="preserve">0.89</w:t>
+            </w:r>
+          </w:p>
+        </w:tc>
+        <w:tc>
+          <w:tcPr>
+            <w:tcBorders>
+              <w:bottom w:val="none" w:sz="0" w:space="0" w:color="000000"/>
+              <w:top w:val="none" w:sz="0" w:space="0" w:color="000000"/>
+              <w:left w:val="none" w:sz="0" w:space="0" w:color="000000"/>
+              <w:right w:val="none" w:sz="0" w:space="0" w:color="000000"/>
+            </w:tcBorders>
+            <w:shd w:val="clear" w:color="auto" w:fill="FFFFFF"/>
+            <w:tcMar>
+              <w:top w:w="0" w:type="dxa"/>
+              <w:bottom w:w="0" w:type="dxa"/>
+              <w:left w:w="0" w:type="dxa"/>
+              <w:right w:w="0" w:type="dxa"/>
+            </w:tcMar>
+            <w:vAlign w:val="top"/>
+          </w:tcPr>
+          <w:p>
+            <w:pPr>
+              <w:pStyle w:val="Normal"/>
+              <w:jc w:val="center"/>
+              <w:pBdr>
+                <w:bottom w:val="none" w:sz="0" w:space="0" w:color="000000"/>
+                <w:top w:val="none" w:sz="0" w:space="0" w:color="000000"/>
+                <w:left w:val="none" w:sz="0" w:space="0" w:color="000000"/>
+                <w:right w:val="none" w:sz="0" w:space="0" w:color="000000"/>
+              </w:pBdr>
+              <w:spacing w:after="100" w:before="100" w:line="240"/>
+              <w:ind w:left="100" w:right="100" w:firstLine="0" w:firstLineChars="0"/>
+              <w:rPr>
+                <w:rFonts w:ascii="Helvetica" w:hAnsi="Helvetica" w:eastAsia="Helvetica" w:cs="Helvetica"/>
+                <w:i w:val="false"/>
+                <w:b w:val="false"/>
+                <w:u w:val="none"/>
+                <w:sz w:val="22"/>
+                <w:szCs w:val="22"/>
+                <w:color w:val="000000"/>
+              </w:rPr>
+            </w:pPr>
+            <w:r>
+              <w:rPr>
+                <w:rFonts w:ascii="Helvetica" w:hAnsi="Helvetica" w:eastAsia="Helvetica" w:cs="Helvetica"/>
+                <w:i w:val="false"/>
+                <w:b w:val="false"/>
+                <w:u w:val="none"/>
+                <w:sz w:val="22"/>
+                <w:szCs w:val="22"/>
+                <w:color w:val="000000"/>
+              </w:rPr>
+              <w:t xml:space="preserve">0.47, 1.69</w:t>
+            </w:r>
+          </w:p>
+        </w:tc>
+        <w:tc>
+          <w:tcPr>
+            <w:tcBorders>
+              <w:bottom w:val="none" w:sz="0" w:space="0" w:color="000000"/>
+              <w:top w:val="none" w:sz="0" w:space="0" w:color="000000"/>
+              <w:left w:val="none" w:sz="0" w:space="0" w:color="000000"/>
+              <w:right w:val="none" w:sz="0" w:space="0" w:color="000000"/>
+            </w:tcBorders>
+            <w:shd w:val="clear" w:color="auto" w:fill="FFFFFF"/>
+            <w:tcMar>
+              <w:top w:w="0" w:type="dxa"/>
+              <w:bottom w:w="0" w:type="dxa"/>
+              <w:left w:w="0" w:type="dxa"/>
+              <w:right w:w="0" w:type="dxa"/>
+            </w:tcMar>
+            <w:vAlign w:val="top"/>
+          </w:tcPr>
+          <w:p>
+            <w:pPr>
+              <w:pStyle w:val="Normal"/>
+              <w:jc w:val="center"/>
+              <w:pBdr>
+                <w:bottom w:val="none" w:sz="0" w:space="0" w:color="000000"/>
+                <w:top w:val="none" w:sz="0" w:space="0" w:color="000000"/>
+                <w:left w:val="none" w:sz="0" w:space="0" w:color="000000"/>
+                <w:right w:val="none" w:sz="0" w:space="0" w:color="000000"/>
+              </w:pBdr>
+              <w:spacing w:after="100" w:before="100" w:line="240"/>
+              <w:ind w:left="100" w:right="100" w:firstLine="0" w:firstLineChars="0"/>
+              <w:rPr>
+                <w:rFonts w:ascii="Helvetica" w:hAnsi="Helvetica" w:eastAsia="Helvetica" w:cs="Helvetica"/>
+                <w:i w:val="false"/>
+                <w:b w:val="false"/>
+                <w:u w:val="none"/>
+                <w:sz w:val="22"/>
+                <w:szCs w:val="22"/>
+                <w:color w:val="000000"/>
+              </w:rPr>
+            </w:pPr>
+            <w:r>
+              <w:rPr>
+                <w:rFonts w:ascii="Helvetica" w:hAnsi="Helvetica" w:eastAsia="Helvetica" w:cs="Helvetica"/>
+                <w:i w:val="false"/>
+                <w:b w:val="false"/>
+                <w:u w:val="none"/>
+                <w:sz w:val="22"/>
+                <w:szCs w:val="22"/>
+                <w:color w:val="000000"/>
+              </w:rPr>
+              <w:t xml:space="preserve">0.720</w:t>
             </w:r>
           </w:p>
         </w:tc>
@@ -8619,113 +8619,113 @@
                 <w:szCs w:val="22"/>
                 <w:color w:val="000000"/>
               </w:rPr>
-              <w:t xml:space="preserve">1.29</w:t>
-            </w:r>
-          </w:p>
-        </w:tc>
-        <w:tc>
-          <w:tcPr>
-            <w:tcBorders>
-              <w:bottom w:val="none" w:sz="0" w:space="0" w:color="000000"/>
-              <w:top w:val="none" w:sz="0" w:space="0" w:color="000000"/>
-              <w:left w:val="none" w:sz="0" w:space="0" w:color="000000"/>
-              <w:right w:val="none" w:sz="0" w:space="0" w:color="000000"/>
-            </w:tcBorders>
-            <w:shd w:val="clear" w:color="auto" w:fill="FFFFFF"/>
-            <w:tcMar>
-              <w:top w:w="0" w:type="dxa"/>
-              <w:bottom w:w="0" w:type="dxa"/>
-              <w:left w:w="0" w:type="dxa"/>
-              <w:right w:w="0" w:type="dxa"/>
-            </w:tcMar>
-            <w:vAlign w:val="top"/>
-          </w:tcPr>
-          <w:p>
-            <w:pPr>
-              <w:pStyle w:val="Normal"/>
-              <w:jc w:val="center"/>
-              <w:pBdr>
-                <w:bottom w:val="none" w:sz="0" w:space="0" w:color="000000"/>
-                <w:top w:val="none" w:sz="0" w:space="0" w:color="000000"/>
-                <w:left w:val="none" w:sz="0" w:space="0" w:color="000000"/>
-                <w:right w:val="none" w:sz="0" w:space="0" w:color="000000"/>
-              </w:pBdr>
-              <w:spacing w:after="100" w:before="100" w:line="240"/>
-              <w:ind w:left="100" w:right="100" w:firstLine="0" w:firstLineChars="0"/>
-              <w:rPr>
-                <w:rFonts w:ascii="Helvetica" w:hAnsi="Helvetica" w:eastAsia="Helvetica" w:cs="Helvetica"/>
-                <w:i w:val="false"/>
-                <w:b w:val="false"/>
-                <w:u w:val="none"/>
-                <w:sz w:val="22"/>
-                <w:szCs w:val="22"/>
-                <w:color w:val="000000"/>
-              </w:rPr>
-            </w:pPr>
-            <w:r>
-              <w:rPr>
-                <w:rFonts w:ascii="Helvetica" w:hAnsi="Helvetica" w:eastAsia="Helvetica" w:cs="Helvetica"/>
-                <w:i w:val="false"/>
-                <w:b w:val="false"/>
-                <w:u w:val="none"/>
-                <w:sz w:val="22"/>
-                <w:szCs w:val="22"/>
-                <w:color w:val="000000"/>
-              </w:rPr>
-              <w:t xml:space="preserve">0.77, 2.17</w:t>
-            </w:r>
-          </w:p>
-        </w:tc>
-        <w:tc>
-          <w:tcPr>
-            <w:tcBorders>
-              <w:bottom w:val="none" w:sz="0" w:space="0" w:color="000000"/>
-              <w:top w:val="none" w:sz="0" w:space="0" w:color="000000"/>
-              <w:left w:val="none" w:sz="0" w:space="0" w:color="000000"/>
-              <w:right w:val="none" w:sz="0" w:space="0" w:color="000000"/>
-            </w:tcBorders>
-            <w:shd w:val="clear" w:color="auto" w:fill="FFFFFF"/>
-            <w:tcMar>
-              <w:top w:w="0" w:type="dxa"/>
-              <w:bottom w:w="0" w:type="dxa"/>
-              <w:left w:w="0" w:type="dxa"/>
-              <w:right w:w="0" w:type="dxa"/>
-            </w:tcMar>
-            <w:vAlign w:val="top"/>
-          </w:tcPr>
-          <w:p>
-            <w:pPr>
-              <w:pStyle w:val="Normal"/>
-              <w:jc w:val="center"/>
-              <w:pBdr>
-                <w:bottom w:val="none" w:sz="0" w:space="0" w:color="000000"/>
-                <w:top w:val="none" w:sz="0" w:space="0" w:color="000000"/>
-                <w:left w:val="none" w:sz="0" w:space="0" w:color="000000"/>
-                <w:right w:val="none" w:sz="0" w:space="0" w:color="000000"/>
-              </w:pBdr>
-              <w:spacing w:after="100" w:before="100" w:line="240"/>
-              <w:ind w:left="100" w:right="100" w:firstLine="0" w:firstLineChars="0"/>
-              <w:rPr>
-                <w:rFonts w:ascii="Helvetica" w:hAnsi="Helvetica" w:eastAsia="Helvetica" w:cs="Helvetica"/>
-                <w:i w:val="false"/>
-                <w:b w:val="false"/>
-                <w:u w:val="none"/>
-                <w:sz w:val="22"/>
-                <w:szCs w:val="22"/>
-                <w:color w:val="000000"/>
-              </w:rPr>
-            </w:pPr>
-            <w:r>
-              <w:rPr>
-                <w:rFonts w:ascii="Helvetica" w:hAnsi="Helvetica" w:eastAsia="Helvetica" w:cs="Helvetica"/>
-                <w:i w:val="false"/>
-                <w:b w:val="false"/>
-                <w:u w:val="none"/>
-                <w:sz w:val="22"/>
-                <w:szCs w:val="22"/>
-                <w:color w:val="000000"/>
-              </w:rPr>
-              <w:t xml:space="preserve">0.330</w:t>
+              <w:t xml:space="preserve">1.28</w:t>
+            </w:r>
+          </w:p>
+        </w:tc>
+        <w:tc>
+          <w:tcPr>
+            <w:tcBorders>
+              <w:bottom w:val="none" w:sz="0" w:space="0" w:color="000000"/>
+              <w:top w:val="none" w:sz="0" w:space="0" w:color="000000"/>
+              <w:left w:val="none" w:sz="0" w:space="0" w:color="000000"/>
+              <w:right w:val="none" w:sz="0" w:space="0" w:color="000000"/>
+            </w:tcBorders>
+            <w:shd w:val="clear" w:color="auto" w:fill="FFFFFF"/>
+            <w:tcMar>
+              <w:top w:w="0" w:type="dxa"/>
+              <w:bottom w:w="0" w:type="dxa"/>
+              <w:left w:w="0" w:type="dxa"/>
+              <w:right w:w="0" w:type="dxa"/>
+            </w:tcMar>
+            <w:vAlign w:val="top"/>
+          </w:tcPr>
+          <w:p>
+            <w:pPr>
+              <w:pStyle w:val="Normal"/>
+              <w:jc w:val="center"/>
+              <w:pBdr>
+                <w:bottom w:val="none" w:sz="0" w:space="0" w:color="000000"/>
+                <w:top w:val="none" w:sz="0" w:space="0" w:color="000000"/>
+                <w:left w:val="none" w:sz="0" w:space="0" w:color="000000"/>
+                <w:right w:val="none" w:sz="0" w:space="0" w:color="000000"/>
+              </w:pBdr>
+              <w:spacing w:after="100" w:before="100" w:line="240"/>
+              <w:ind w:left="100" w:right="100" w:firstLine="0" w:firstLineChars="0"/>
+              <w:rPr>
+                <w:rFonts w:ascii="Helvetica" w:hAnsi="Helvetica" w:eastAsia="Helvetica" w:cs="Helvetica"/>
+                <w:i w:val="false"/>
+                <w:b w:val="false"/>
+                <w:u w:val="none"/>
+                <w:sz w:val="22"/>
+                <w:szCs w:val="22"/>
+                <w:color w:val="000000"/>
+              </w:rPr>
+            </w:pPr>
+            <w:r>
+              <w:rPr>
+                <w:rFonts w:ascii="Helvetica" w:hAnsi="Helvetica" w:eastAsia="Helvetica" w:cs="Helvetica"/>
+                <w:i w:val="false"/>
+                <w:b w:val="false"/>
+                <w:u w:val="none"/>
+                <w:sz w:val="22"/>
+                <w:szCs w:val="22"/>
+                <w:color w:val="000000"/>
+              </w:rPr>
+              <w:t xml:space="preserve">0.76, 2.14</w:t>
+            </w:r>
+          </w:p>
+        </w:tc>
+        <w:tc>
+          <w:tcPr>
+            <w:tcBorders>
+              <w:bottom w:val="none" w:sz="0" w:space="0" w:color="000000"/>
+              <w:top w:val="none" w:sz="0" w:space="0" w:color="000000"/>
+              <w:left w:val="none" w:sz="0" w:space="0" w:color="000000"/>
+              <w:right w:val="none" w:sz="0" w:space="0" w:color="000000"/>
+            </w:tcBorders>
+            <w:shd w:val="clear" w:color="auto" w:fill="FFFFFF"/>
+            <w:tcMar>
+              <w:top w:w="0" w:type="dxa"/>
+              <w:bottom w:w="0" w:type="dxa"/>
+              <w:left w:w="0" w:type="dxa"/>
+              <w:right w:w="0" w:type="dxa"/>
+            </w:tcMar>
+            <w:vAlign w:val="top"/>
+          </w:tcPr>
+          <w:p>
+            <w:pPr>
+              <w:pStyle w:val="Normal"/>
+              <w:jc w:val="center"/>
+              <w:pBdr>
+                <w:bottom w:val="none" w:sz="0" w:space="0" w:color="000000"/>
+                <w:top w:val="none" w:sz="0" w:space="0" w:color="000000"/>
+                <w:left w:val="none" w:sz="0" w:space="0" w:color="000000"/>
+                <w:right w:val="none" w:sz="0" w:space="0" w:color="000000"/>
+              </w:pBdr>
+              <w:spacing w:after="100" w:before="100" w:line="240"/>
+              <w:ind w:left="100" w:right="100" w:firstLine="0" w:firstLineChars="0"/>
+              <w:rPr>
+                <w:rFonts w:ascii="Helvetica" w:hAnsi="Helvetica" w:eastAsia="Helvetica" w:cs="Helvetica"/>
+                <w:i w:val="false"/>
+                <w:b w:val="false"/>
+                <w:u w:val="none"/>
+                <w:sz w:val="22"/>
+                <w:szCs w:val="22"/>
+                <w:color w:val="000000"/>
+              </w:rPr>
+            </w:pPr>
+            <w:r>
+              <w:rPr>
+                <w:rFonts w:ascii="Helvetica" w:hAnsi="Helvetica" w:eastAsia="Helvetica" w:cs="Helvetica"/>
+                <w:i w:val="false"/>
+                <w:b w:val="false"/>
+                <w:u w:val="none"/>
+                <w:sz w:val="22"/>
+                <w:szCs w:val="22"/>
+                <w:color w:val="000000"/>
+              </w:rPr>
+              <w:t xml:space="preserve">0.350</w:t>
             </w:r>
           </w:p>
         </w:tc>
@@ -8831,113 +8831,113 @@
                 <w:szCs w:val="22"/>
                 <w:color w:val="000000"/>
               </w:rPr>
-              <w:t xml:space="preserve">0.65</w:t>
-            </w:r>
-          </w:p>
-        </w:tc>
-        <w:tc>
-          <w:tcPr>
-            <w:tcBorders>
-              <w:bottom w:val="none" w:sz="0" w:space="0" w:color="000000"/>
-              <w:top w:val="none" w:sz="0" w:space="0" w:color="000000"/>
-              <w:left w:val="none" w:sz="0" w:space="0" w:color="000000"/>
-              <w:right w:val="none" w:sz="0" w:space="0" w:color="000000"/>
-            </w:tcBorders>
-            <w:shd w:val="clear" w:color="auto" w:fill="FFFFFF"/>
-            <w:tcMar>
-              <w:top w:w="0" w:type="dxa"/>
-              <w:bottom w:w="0" w:type="dxa"/>
-              <w:left w:w="0" w:type="dxa"/>
-              <w:right w:w="0" w:type="dxa"/>
-            </w:tcMar>
-            <w:vAlign w:val="top"/>
-          </w:tcPr>
-          <w:p>
-            <w:pPr>
-              <w:pStyle w:val="Normal"/>
-              <w:jc w:val="center"/>
-              <w:pBdr>
-                <w:bottom w:val="none" w:sz="0" w:space="0" w:color="000000"/>
-                <w:top w:val="none" w:sz="0" w:space="0" w:color="000000"/>
-                <w:left w:val="none" w:sz="0" w:space="0" w:color="000000"/>
-                <w:right w:val="none" w:sz="0" w:space="0" w:color="000000"/>
-              </w:pBdr>
-              <w:spacing w:after="100" w:before="100" w:line="240"/>
-              <w:ind w:left="100" w:right="100" w:firstLine="0" w:firstLineChars="0"/>
-              <w:rPr>
-                <w:rFonts w:ascii="Helvetica" w:hAnsi="Helvetica" w:eastAsia="Helvetica" w:cs="Helvetica"/>
-                <w:i w:val="false"/>
-                <w:b w:val="false"/>
-                <w:u w:val="none"/>
-                <w:sz w:val="22"/>
-                <w:szCs w:val="22"/>
-                <w:color w:val="000000"/>
-              </w:rPr>
-            </w:pPr>
-            <w:r>
-              <w:rPr>
-                <w:rFonts w:ascii="Helvetica" w:hAnsi="Helvetica" w:eastAsia="Helvetica" w:cs="Helvetica"/>
-                <w:i w:val="false"/>
-                <w:b w:val="false"/>
-                <w:u w:val="none"/>
-                <w:sz w:val="22"/>
-                <w:szCs w:val="22"/>
-                <w:color w:val="000000"/>
-              </w:rPr>
-              <w:t xml:space="preserve">0.30, 1.41</w:t>
-            </w:r>
-          </w:p>
-        </w:tc>
-        <w:tc>
-          <w:tcPr>
-            <w:tcBorders>
-              <w:bottom w:val="none" w:sz="0" w:space="0" w:color="000000"/>
-              <w:top w:val="none" w:sz="0" w:space="0" w:color="000000"/>
-              <w:left w:val="none" w:sz="0" w:space="0" w:color="000000"/>
-              <w:right w:val="none" w:sz="0" w:space="0" w:color="000000"/>
-            </w:tcBorders>
-            <w:shd w:val="clear" w:color="auto" w:fill="FFFFFF"/>
-            <w:tcMar>
-              <w:top w:w="0" w:type="dxa"/>
-              <w:bottom w:w="0" w:type="dxa"/>
-              <w:left w:w="0" w:type="dxa"/>
-              <w:right w:w="0" w:type="dxa"/>
-            </w:tcMar>
-            <w:vAlign w:val="top"/>
-          </w:tcPr>
-          <w:p>
-            <w:pPr>
-              <w:pStyle w:val="Normal"/>
-              <w:jc w:val="center"/>
-              <w:pBdr>
-                <w:bottom w:val="none" w:sz="0" w:space="0" w:color="000000"/>
-                <w:top w:val="none" w:sz="0" w:space="0" w:color="000000"/>
-                <w:left w:val="none" w:sz="0" w:space="0" w:color="000000"/>
-                <w:right w:val="none" w:sz="0" w:space="0" w:color="000000"/>
-              </w:pBdr>
-              <w:spacing w:after="100" w:before="100" w:line="240"/>
-              <w:ind w:left="100" w:right="100" w:firstLine="0" w:firstLineChars="0"/>
-              <w:rPr>
-                <w:rFonts w:ascii="Helvetica" w:hAnsi="Helvetica" w:eastAsia="Helvetica" w:cs="Helvetica"/>
-                <w:i w:val="false"/>
-                <w:b w:val="false"/>
-                <w:u w:val="none"/>
-                <w:sz w:val="22"/>
-                <w:szCs w:val="22"/>
-                <w:color w:val="000000"/>
-              </w:rPr>
-            </w:pPr>
-            <w:r>
-              <w:rPr>
-                <w:rFonts w:ascii="Helvetica" w:hAnsi="Helvetica" w:eastAsia="Helvetica" w:cs="Helvetica"/>
-                <w:i w:val="false"/>
-                <w:b w:val="false"/>
-                <w:u w:val="none"/>
-                <w:sz w:val="22"/>
-                <w:szCs w:val="22"/>
-                <w:color w:val="000000"/>
-              </w:rPr>
-              <w:t xml:space="preserve">0.270</w:t>
+              <w:t xml:space="preserve">0.64</w:t>
+            </w:r>
+          </w:p>
+        </w:tc>
+        <w:tc>
+          <w:tcPr>
+            <w:tcBorders>
+              <w:bottom w:val="none" w:sz="0" w:space="0" w:color="000000"/>
+              <w:top w:val="none" w:sz="0" w:space="0" w:color="000000"/>
+              <w:left w:val="none" w:sz="0" w:space="0" w:color="000000"/>
+              <w:right w:val="none" w:sz="0" w:space="0" w:color="000000"/>
+            </w:tcBorders>
+            <w:shd w:val="clear" w:color="auto" w:fill="FFFFFF"/>
+            <w:tcMar>
+              <w:top w:w="0" w:type="dxa"/>
+              <w:bottom w:w="0" w:type="dxa"/>
+              <w:left w:w="0" w:type="dxa"/>
+              <w:right w:w="0" w:type="dxa"/>
+            </w:tcMar>
+            <w:vAlign w:val="top"/>
+          </w:tcPr>
+          <w:p>
+            <w:pPr>
+              <w:pStyle w:val="Normal"/>
+              <w:jc w:val="center"/>
+              <w:pBdr>
+                <w:bottom w:val="none" w:sz="0" w:space="0" w:color="000000"/>
+                <w:top w:val="none" w:sz="0" w:space="0" w:color="000000"/>
+                <w:left w:val="none" w:sz="0" w:space="0" w:color="000000"/>
+                <w:right w:val="none" w:sz="0" w:space="0" w:color="000000"/>
+              </w:pBdr>
+              <w:spacing w:after="100" w:before="100" w:line="240"/>
+              <w:ind w:left="100" w:right="100" w:firstLine="0" w:firstLineChars="0"/>
+              <w:rPr>
+                <w:rFonts w:ascii="Helvetica" w:hAnsi="Helvetica" w:eastAsia="Helvetica" w:cs="Helvetica"/>
+                <w:i w:val="false"/>
+                <w:b w:val="false"/>
+                <w:u w:val="none"/>
+                <w:sz w:val="22"/>
+                <w:szCs w:val="22"/>
+                <w:color w:val="000000"/>
+              </w:rPr>
+            </w:pPr>
+            <w:r>
+              <w:rPr>
+                <w:rFonts w:ascii="Helvetica" w:hAnsi="Helvetica" w:eastAsia="Helvetica" w:cs="Helvetica"/>
+                <w:i w:val="false"/>
+                <w:b w:val="false"/>
+                <w:u w:val="none"/>
+                <w:sz w:val="22"/>
+                <w:szCs w:val="22"/>
+                <w:color w:val="000000"/>
+              </w:rPr>
+              <w:t xml:space="preserve">0.29, 1.38</w:t>
+            </w:r>
+          </w:p>
+        </w:tc>
+        <w:tc>
+          <w:tcPr>
+            <w:tcBorders>
+              <w:bottom w:val="none" w:sz="0" w:space="0" w:color="000000"/>
+              <w:top w:val="none" w:sz="0" w:space="0" w:color="000000"/>
+              <w:left w:val="none" w:sz="0" w:space="0" w:color="000000"/>
+              <w:right w:val="none" w:sz="0" w:space="0" w:color="000000"/>
+            </w:tcBorders>
+            <w:shd w:val="clear" w:color="auto" w:fill="FFFFFF"/>
+            <w:tcMar>
+              <w:top w:w="0" w:type="dxa"/>
+              <w:bottom w:w="0" w:type="dxa"/>
+              <w:left w:w="0" w:type="dxa"/>
+              <w:right w:w="0" w:type="dxa"/>
+            </w:tcMar>
+            <w:vAlign w:val="top"/>
+          </w:tcPr>
+          <w:p>
+            <w:pPr>
+              <w:pStyle w:val="Normal"/>
+              <w:jc w:val="center"/>
+              <w:pBdr>
+                <w:bottom w:val="none" w:sz="0" w:space="0" w:color="000000"/>
+                <w:top w:val="none" w:sz="0" w:space="0" w:color="000000"/>
+                <w:left w:val="none" w:sz="0" w:space="0" w:color="000000"/>
+                <w:right w:val="none" w:sz="0" w:space="0" w:color="000000"/>
+              </w:pBdr>
+              <w:spacing w:after="100" w:before="100" w:line="240"/>
+              <w:ind w:left="100" w:right="100" w:firstLine="0" w:firstLineChars="0"/>
+              <w:rPr>
+                <w:rFonts w:ascii="Helvetica" w:hAnsi="Helvetica" w:eastAsia="Helvetica" w:cs="Helvetica"/>
+                <w:i w:val="false"/>
+                <w:b w:val="false"/>
+                <w:u w:val="none"/>
+                <w:sz w:val="22"/>
+                <w:szCs w:val="22"/>
+                <w:color w:val="000000"/>
+              </w:rPr>
+            </w:pPr>
+            <w:r>
+              <w:rPr>
+                <w:rFonts w:ascii="Helvetica" w:hAnsi="Helvetica" w:eastAsia="Helvetica" w:cs="Helvetica"/>
+                <w:i w:val="false"/>
+                <w:b w:val="false"/>
+                <w:u w:val="none"/>
+                <w:sz w:val="22"/>
+                <w:szCs w:val="22"/>
+                <w:color w:val="000000"/>
+              </w:rPr>
+              <w:t xml:space="preserve">0.250</w:t>
             </w:r>
           </w:p>
         </w:tc>
@@ -10068,113 +10068,113 @@
                 <w:szCs w:val="22"/>
                 <w:color w:val="000000"/>
               </w:rPr>
-              <w:t xml:space="preserve">1.46</w:t>
-            </w:r>
-          </w:p>
-        </w:tc>
-        <w:tc>
-          <w:tcPr>
-            <w:tcBorders>
-              <w:bottom w:val="none" w:sz="0" w:space="0" w:color="000000"/>
-              <w:top w:val="none" w:sz="0" w:space="0" w:color="000000"/>
-              <w:left w:val="none" w:sz="0" w:space="0" w:color="000000"/>
-              <w:right w:val="none" w:sz="0" w:space="0" w:color="000000"/>
-            </w:tcBorders>
-            <w:shd w:val="clear" w:color="auto" w:fill="FFFFFF"/>
-            <w:tcMar>
-              <w:top w:w="0" w:type="dxa"/>
-              <w:bottom w:w="0" w:type="dxa"/>
-              <w:left w:w="0" w:type="dxa"/>
-              <w:right w:w="0" w:type="dxa"/>
-            </w:tcMar>
-            <w:vAlign w:val="top"/>
-          </w:tcPr>
-          <w:p>
-            <w:pPr>
-              <w:pStyle w:val="Normal"/>
-              <w:jc w:val="center"/>
-              <w:pBdr>
-                <w:bottom w:val="none" w:sz="0" w:space="0" w:color="000000"/>
-                <w:top w:val="none" w:sz="0" w:space="0" w:color="000000"/>
-                <w:left w:val="none" w:sz="0" w:space="0" w:color="000000"/>
-                <w:right w:val="none" w:sz="0" w:space="0" w:color="000000"/>
-              </w:pBdr>
-              <w:spacing w:after="100" w:before="100" w:line="240"/>
-              <w:ind w:left="100" w:right="100" w:firstLine="0" w:firstLineChars="0"/>
-              <w:rPr>
-                <w:rFonts w:ascii="Helvetica" w:hAnsi="Helvetica" w:eastAsia="Helvetica" w:cs="Helvetica"/>
-                <w:i w:val="false"/>
-                <w:b w:val="false"/>
-                <w:u w:val="none"/>
-                <w:sz w:val="22"/>
-                <w:szCs w:val="22"/>
-                <w:color w:val="000000"/>
-              </w:rPr>
-            </w:pPr>
-            <w:r>
-              <w:rPr>
-                <w:rFonts w:ascii="Helvetica" w:hAnsi="Helvetica" w:eastAsia="Helvetica" w:cs="Helvetica"/>
-                <w:i w:val="false"/>
-                <w:b w:val="false"/>
-                <w:u w:val="none"/>
-                <w:sz w:val="22"/>
-                <w:szCs w:val="22"/>
-                <w:color w:val="000000"/>
-              </w:rPr>
-              <w:t xml:space="preserve">1.04, 2.06</w:t>
-            </w:r>
-          </w:p>
-        </w:tc>
-        <w:tc>
-          <w:tcPr>
-            <w:tcBorders>
-              <w:bottom w:val="none" w:sz="0" w:space="0" w:color="000000"/>
-              <w:top w:val="none" w:sz="0" w:space="0" w:color="000000"/>
-              <w:left w:val="none" w:sz="0" w:space="0" w:color="000000"/>
-              <w:right w:val="none" w:sz="0" w:space="0" w:color="000000"/>
-            </w:tcBorders>
-            <w:shd w:val="clear" w:color="auto" w:fill="FFFFFF"/>
-            <w:tcMar>
-              <w:top w:w="0" w:type="dxa"/>
-              <w:bottom w:w="0" w:type="dxa"/>
-              <w:left w:w="0" w:type="dxa"/>
-              <w:right w:w="0" w:type="dxa"/>
-            </w:tcMar>
-            <w:vAlign w:val="top"/>
-          </w:tcPr>
-          <w:p>
-            <w:pPr>
-              <w:pStyle w:val="Normal"/>
-              <w:jc w:val="center"/>
-              <w:pBdr>
-                <w:bottom w:val="none" w:sz="0" w:space="0" w:color="000000"/>
-                <w:top w:val="none" w:sz="0" w:space="0" w:color="000000"/>
-                <w:left w:val="none" w:sz="0" w:space="0" w:color="000000"/>
-                <w:right w:val="none" w:sz="0" w:space="0" w:color="000000"/>
-              </w:pBdr>
-              <w:spacing w:after="100" w:before="100" w:line="240"/>
-              <w:ind w:left="100" w:right="100" w:firstLine="0" w:firstLineChars="0"/>
-              <w:rPr>
-                <w:rFonts w:ascii="Helvetica" w:hAnsi="Helvetica" w:eastAsia="Helvetica" w:cs="Helvetica"/>
-                <w:i w:val="false"/>
-                <w:b w:val="false"/>
-                <w:u w:val="none"/>
-                <w:sz w:val="22"/>
-                <w:szCs w:val="22"/>
-                <w:color w:val="000000"/>
-              </w:rPr>
-            </w:pPr>
-            <w:r>
-              <w:rPr>
-                <w:rFonts w:ascii="Helvetica" w:hAnsi="Helvetica" w:eastAsia="Helvetica" w:cs="Helvetica"/>
-                <w:i w:val="false"/>
-                <w:b w:val="false"/>
-                <w:u w:val="none"/>
-                <w:sz w:val="22"/>
-                <w:szCs w:val="22"/>
-                <w:color w:val="000000"/>
-              </w:rPr>
-              <w:t xml:space="preserve">0.029</w:t>
+              <w:t xml:space="preserve">1.43</w:t>
+            </w:r>
+          </w:p>
+        </w:tc>
+        <w:tc>
+          <w:tcPr>
+            <w:tcBorders>
+              <w:bottom w:val="none" w:sz="0" w:space="0" w:color="000000"/>
+              <w:top w:val="none" w:sz="0" w:space="0" w:color="000000"/>
+              <w:left w:val="none" w:sz="0" w:space="0" w:color="000000"/>
+              <w:right w:val="none" w:sz="0" w:space="0" w:color="000000"/>
+            </w:tcBorders>
+            <w:shd w:val="clear" w:color="auto" w:fill="FFFFFF"/>
+            <w:tcMar>
+              <w:top w:w="0" w:type="dxa"/>
+              <w:bottom w:w="0" w:type="dxa"/>
+              <w:left w:w="0" w:type="dxa"/>
+              <w:right w:w="0" w:type="dxa"/>
+            </w:tcMar>
+            <w:vAlign w:val="top"/>
+          </w:tcPr>
+          <w:p>
+            <w:pPr>
+              <w:pStyle w:val="Normal"/>
+              <w:jc w:val="center"/>
+              <w:pBdr>
+                <w:bottom w:val="none" w:sz="0" w:space="0" w:color="000000"/>
+                <w:top w:val="none" w:sz="0" w:space="0" w:color="000000"/>
+                <w:left w:val="none" w:sz="0" w:space="0" w:color="000000"/>
+                <w:right w:val="none" w:sz="0" w:space="0" w:color="000000"/>
+              </w:pBdr>
+              <w:spacing w:after="100" w:before="100" w:line="240"/>
+              <w:ind w:left="100" w:right="100" w:firstLine="0" w:firstLineChars="0"/>
+              <w:rPr>
+                <w:rFonts w:ascii="Helvetica" w:hAnsi="Helvetica" w:eastAsia="Helvetica" w:cs="Helvetica"/>
+                <w:i w:val="false"/>
+                <w:b w:val="false"/>
+                <w:u w:val="none"/>
+                <w:sz w:val="22"/>
+                <w:szCs w:val="22"/>
+                <w:color w:val="000000"/>
+              </w:rPr>
+            </w:pPr>
+            <w:r>
+              <w:rPr>
+                <w:rFonts w:ascii="Helvetica" w:hAnsi="Helvetica" w:eastAsia="Helvetica" w:cs="Helvetica"/>
+                <w:i w:val="false"/>
+                <w:b w:val="false"/>
+                <w:u w:val="none"/>
+                <w:sz w:val="22"/>
+                <w:szCs w:val="22"/>
+                <w:color w:val="000000"/>
+              </w:rPr>
+              <w:t xml:space="preserve">1.02, 2.00</w:t>
+            </w:r>
+          </w:p>
+        </w:tc>
+        <w:tc>
+          <w:tcPr>
+            <w:tcBorders>
+              <w:bottom w:val="none" w:sz="0" w:space="0" w:color="000000"/>
+              <w:top w:val="none" w:sz="0" w:space="0" w:color="000000"/>
+              <w:left w:val="none" w:sz="0" w:space="0" w:color="000000"/>
+              <w:right w:val="none" w:sz="0" w:space="0" w:color="000000"/>
+            </w:tcBorders>
+            <w:shd w:val="clear" w:color="auto" w:fill="FFFFFF"/>
+            <w:tcMar>
+              <w:top w:w="0" w:type="dxa"/>
+              <w:bottom w:w="0" w:type="dxa"/>
+              <w:left w:w="0" w:type="dxa"/>
+              <w:right w:w="0" w:type="dxa"/>
+            </w:tcMar>
+            <w:vAlign w:val="top"/>
+          </w:tcPr>
+          <w:p>
+            <w:pPr>
+              <w:pStyle w:val="Normal"/>
+              <w:jc w:val="center"/>
+              <w:pBdr>
+                <w:bottom w:val="none" w:sz="0" w:space="0" w:color="000000"/>
+                <w:top w:val="none" w:sz="0" w:space="0" w:color="000000"/>
+                <w:left w:val="none" w:sz="0" w:space="0" w:color="000000"/>
+                <w:right w:val="none" w:sz="0" w:space="0" w:color="000000"/>
+              </w:pBdr>
+              <w:spacing w:after="100" w:before="100" w:line="240"/>
+              <w:ind w:left="100" w:right="100" w:firstLine="0" w:firstLineChars="0"/>
+              <w:rPr>
+                <w:rFonts w:ascii="Helvetica" w:hAnsi="Helvetica" w:eastAsia="Helvetica" w:cs="Helvetica"/>
+                <w:i w:val="false"/>
+                <w:b w:val="false"/>
+                <w:u w:val="none"/>
+                <w:sz w:val="22"/>
+                <w:szCs w:val="22"/>
+                <w:color w:val="000000"/>
+              </w:rPr>
+            </w:pPr>
+            <w:r>
+              <w:rPr>
+                <w:rFonts w:ascii="Helvetica" w:hAnsi="Helvetica" w:eastAsia="Helvetica" w:cs="Helvetica"/>
+                <w:i w:val="false"/>
+                <w:b w:val="false"/>
+                <w:u w:val="none"/>
+                <w:sz w:val="22"/>
+                <w:szCs w:val="22"/>
+                <w:color w:val="000000"/>
+              </w:rPr>
+              <w:t xml:space="preserve">0.040</w:t>
             </w:r>
           </w:p>
         </w:tc>
@@ -10280,113 +10280,113 @@
                 <w:szCs w:val="22"/>
                 <w:color w:val="000000"/>
               </w:rPr>
-              <w:t xml:space="preserve">1.20</w:t>
-            </w:r>
-          </w:p>
-        </w:tc>
-        <w:tc>
-          <w:tcPr>
-            <w:tcBorders>
-              <w:bottom w:val="none" w:sz="0" w:space="0" w:color="000000"/>
-              <w:top w:val="none" w:sz="0" w:space="0" w:color="000000"/>
-              <w:left w:val="none" w:sz="0" w:space="0" w:color="000000"/>
-              <w:right w:val="none" w:sz="0" w:space="0" w:color="000000"/>
-            </w:tcBorders>
-            <w:shd w:val="clear" w:color="auto" w:fill="FFFFFF"/>
-            <w:tcMar>
-              <w:top w:w="0" w:type="dxa"/>
-              <w:bottom w:w="0" w:type="dxa"/>
-              <w:left w:w="0" w:type="dxa"/>
-              <w:right w:w="0" w:type="dxa"/>
-            </w:tcMar>
-            <w:vAlign w:val="top"/>
-          </w:tcPr>
-          <w:p>
-            <w:pPr>
-              <w:pStyle w:val="Normal"/>
-              <w:jc w:val="center"/>
-              <w:pBdr>
-                <w:bottom w:val="none" w:sz="0" w:space="0" w:color="000000"/>
-                <w:top w:val="none" w:sz="0" w:space="0" w:color="000000"/>
-                <w:left w:val="none" w:sz="0" w:space="0" w:color="000000"/>
-                <w:right w:val="none" w:sz="0" w:space="0" w:color="000000"/>
-              </w:pBdr>
-              <w:spacing w:after="100" w:before="100" w:line="240"/>
-              <w:ind w:left="100" w:right="100" w:firstLine="0" w:firstLineChars="0"/>
-              <w:rPr>
-                <w:rFonts w:ascii="Helvetica" w:hAnsi="Helvetica" w:eastAsia="Helvetica" w:cs="Helvetica"/>
-                <w:i w:val="false"/>
-                <w:b w:val="false"/>
-                <w:u w:val="none"/>
-                <w:sz w:val="22"/>
-                <w:szCs w:val="22"/>
-                <w:color w:val="000000"/>
-              </w:rPr>
-            </w:pPr>
-            <w:r>
-              <w:rPr>
-                <w:rFonts w:ascii="Helvetica" w:hAnsi="Helvetica" w:eastAsia="Helvetica" w:cs="Helvetica"/>
-                <w:i w:val="false"/>
-                <w:b w:val="false"/>
-                <w:u w:val="none"/>
-                <w:sz w:val="22"/>
-                <w:szCs w:val="22"/>
-                <w:color w:val="000000"/>
-              </w:rPr>
-              <w:t xml:space="preserve">0.81, 1.76</w:t>
-            </w:r>
-          </w:p>
-        </w:tc>
-        <w:tc>
-          <w:tcPr>
-            <w:tcBorders>
-              <w:bottom w:val="none" w:sz="0" w:space="0" w:color="000000"/>
-              <w:top w:val="none" w:sz="0" w:space="0" w:color="000000"/>
-              <w:left w:val="none" w:sz="0" w:space="0" w:color="000000"/>
-              <w:right w:val="none" w:sz="0" w:space="0" w:color="000000"/>
-            </w:tcBorders>
-            <w:shd w:val="clear" w:color="auto" w:fill="FFFFFF"/>
-            <w:tcMar>
-              <w:top w:w="0" w:type="dxa"/>
-              <w:bottom w:w="0" w:type="dxa"/>
-              <w:left w:w="0" w:type="dxa"/>
-              <w:right w:w="0" w:type="dxa"/>
-            </w:tcMar>
-            <w:vAlign w:val="top"/>
-          </w:tcPr>
-          <w:p>
-            <w:pPr>
-              <w:pStyle w:val="Normal"/>
-              <w:jc w:val="center"/>
-              <w:pBdr>
-                <w:bottom w:val="none" w:sz="0" w:space="0" w:color="000000"/>
-                <w:top w:val="none" w:sz="0" w:space="0" w:color="000000"/>
-                <w:left w:val="none" w:sz="0" w:space="0" w:color="000000"/>
-                <w:right w:val="none" w:sz="0" w:space="0" w:color="000000"/>
-              </w:pBdr>
-              <w:spacing w:after="100" w:before="100" w:line="240"/>
-              <w:ind w:left="100" w:right="100" w:firstLine="0" w:firstLineChars="0"/>
-              <w:rPr>
-                <w:rFonts w:ascii="Helvetica" w:hAnsi="Helvetica" w:eastAsia="Helvetica" w:cs="Helvetica"/>
-                <w:i w:val="false"/>
-                <w:b w:val="false"/>
-                <w:u w:val="none"/>
-                <w:sz w:val="22"/>
-                <w:szCs w:val="22"/>
-                <w:color w:val="000000"/>
-              </w:rPr>
-            </w:pPr>
-            <w:r>
-              <w:rPr>
-                <w:rFonts w:ascii="Helvetica" w:hAnsi="Helvetica" w:eastAsia="Helvetica" w:cs="Helvetica"/>
-                <w:i w:val="false"/>
-                <w:b w:val="false"/>
-                <w:u w:val="none"/>
-                <w:sz w:val="22"/>
-                <w:szCs w:val="22"/>
-                <w:color w:val="000000"/>
-              </w:rPr>
-              <w:t xml:space="preserve">0.360</w:t>
+              <w:t xml:space="preserve">1.17</w:t>
+            </w:r>
+          </w:p>
+        </w:tc>
+        <w:tc>
+          <w:tcPr>
+            <w:tcBorders>
+              <w:bottom w:val="none" w:sz="0" w:space="0" w:color="000000"/>
+              <w:top w:val="none" w:sz="0" w:space="0" w:color="000000"/>
+              <w:left w:val="none" w:sz="0" w:space="0" w:color="000000"/>
+              <w:right w:val="none" w:sz="0" w:space="0" w:color="000000"/>
+            </w:tcBorders>
+            <w:shd w:val="clear" w:color="auto" w:fill="FFFFFF"/>
+            <w:tcMar>
+              <w:top w:w="0" w:type="dxa"/>
+              <w:bottom w:w="0" w:type="dxa"/>
+              <w:left w:w="0" w:type="dxa"/>
+              <w:right w:w="0" w:type="dxa"/>
+            </w:tcMar>
+            <w:vAlign w:val="top"/>
+          </w:tcPr>
+          <w:p>
+            <w:pPr>
+              <w:pStyle w:val="Normal"/>
+              <w:jc w:val="center"/>
+              <w:pBdr>
+                <w:bottom w:val="none" w:sz="0" w:space="0" w:color="000000"/>
+                <w:top w:val="none" w:sz="0" w:space="0" w:color="000000"/>
+                <w:left w:val="none" w:sz="0" w:space="0" w:color="000000"/>
+                <w:right w:val="none" w:sz="0" w:space="0" w:color="000000"/>
+              </w:pBdr>
+              <w:spacing w:after="100" w:before="100" w:line="240"/>
+              <w:ind w:left="100" w:right="100" w:firstLine="0" w:firstLineChars="0"/>
+              <w:rPr>
+                <w:rFonts w:ascii="Helvetica" w:hAnsi="Helvetica" w:eastAsia="Helvetica" w:cs="Helvetica"/>
+                <w:i w:val="false"/>
+                <w:b w:val="false"/>
+                <w:u w:val="none"/>
+                <w:sz w:val="22"/>
+                <w:szCs w:val="22"/>
+                <w:color w:val="000000"/>
+              </w:rPr>
+            </w:pPr>
+            <w:r>
+              <w:rPr>
+                <w:rFonts w:ascii="Helvetica" w:hAnsi="Helvetica" w:eastAsia="Helvetica" w:cs="Helvetica"/>
+                <w:i w:val="false"/>
+                <w:b w:val="false"/>
+                <w:u w:val="none"/>
+                <w:sz w:val="22"/>
+                <w:szCs w:val="22"/>
+                <w:color w:val="000000"/>
+              </w:rPr>
+              <w:t xml:space="preserve">0.79, 1.71</w:t>
+            </w:r>
+          </w:p>
+        </w:tc>
+        <w:tc>
+          <w:tcPr>
+            <w:tcBorders>
+              <w:bottom w:val="none" w:sz="0" w:space="0" w:color="000000"/>
+              <w:top w:val="none" w:sz="0" w:space="0" w:color="000000"/>
+              <w:left w:val="none" w:sz="0" w:space="0" w:color="000000"/>
+              <w:right w:val="none" w:sz="0" w:space="0" w:color="000000"/>
+            </w:tcBorders>
+            <w:shd w:val="clear" w:color="auto" w:fill="FFFFFF"/>
+            <w:tcMar>
+              <w:top w:w="0" w:type="dxa"/>
+              <w:bottom w:w="0" w:type="dxa"/>
+              <w:left w:w="0" w:type="dxa"/>
+              <w:right w:w="0" w:type="dxa"/>
+            </w:tcMar>
+            <w:vAlign w:val="top"/>
+          </w:tcPr>
+          <w:p>
+            <w:pPr>
+              <w:pStyle w:val="Normal"/>
+              <w:jc w:val="center"/>
+              <w:pBdr>
+                <w:bottom w:val="none" w:sz="0" w:space="0" w:color="000000"/>
+                <w:top w:val="none" w:sz="0" w:space="0" w:color="000000"/>
+                <w:left w:val="none" w:sz="0" w:space="0" w:color="000000"/>
+                <w:right w:val="none" w:sz="0" w:space="0" w:color="000000"/>
+              </w:pBdr>
+              <w:spacing w:after="100" w:before="100" w:line="240"/>
+              <w:ind w:left="100" w:right="100" w:firstLine="0" w:firstLineChars="0"/>
+              <w:rPr>
+                <w:rFonts w:ascii="Helvetica" w:hAnsi="Helvetica" w:eastAsia="Helvetica" w:cs="Helvetica"/>
+                <w:i w:val="false"/>
+                <w:b w:val="false"/>
+                <w:u w:val="none"/>
+                <w:sz w:val="22"/>
+                <w:szCs w:val="22"/>
+                <w:color w:val="000000"/>
+              </w:rPr>
+            </w:pPr>
+            <w:r>
+              <w:rPr>
+                <w:rFonts w:ascii="Helvetica" w:hAnsi="Helvetica" w:eastAsia="Helvetica" w:cs="Helvetica"/>
+                <w:i w:val="false"/>
+                <w:b w:val="false"/>
+                <w:u w:val="none"/>
+                <w:sz w:val="22"/>
+                <w:szCs w:val="22"/>
+                <w:color w:val="000000"/>
+              </w:rPr>
+              <w:t xml:space="preserve">0.430</w:t>
             </w:r>
           </w:p>
         </w:tc>
@@ -11517,113 +11517,113 @@
                 <w:szCs w:val="22"/>
                 <w:color w:val="000000"/>
               </w:rPr>
-              <w:t xml:space="preserve">1.55</w:t>
-            </w:r>
-          </w:p>
-        </w:tc>
-        <w:tc>
-          <w:tcPr>
-            <w:tcBorders>
-              <w:bottom w:val="none" w:sz="0" w:space="0" w:color="000000"/>
-              <w:top w:val="none" w:sz="0" w:space="0" w:color="000000"/>
-              <w:left w:val="none" w:sz="0" w:space="0" w:color="000000"/>
-              <w:right w:val="none" w:sz="0" w:space="0" w:color="000000"/>
-            </w:tcBorders>
-            <w:shd w:val="clear" w:color="auto" w:fill="FFFFFF"/>
-            <w:tcMar>
-              <w:top w:w="0" w:type="dxa"/>
-              <w:bottom w:w="0" w:type="dxa"/>
-              <w:left w:w="0" w:type="dxa"/>
-              <w:right w:w="0" w:type="dxa"/>
-            </w:tcMar>
-            <w:vAlign w:val="top"/>
-          </w:tcPr>
-          <w:p>
-            <w:pPr>
-              <w:pStyle w:val="Normal"/>
-              <w:jc w:val="center"/>
-              <w:pBdr>
-                <w:bottom w:val="none" w:sz="0" w:space="0" w:color="000000"/>
-                <w:top w:val="none" w:sz="0" w:space="0" w:color="000000"/>
-                <w:left w:val="none" w:sz="0" w:space="0" w:color="000000"/>
-                <w:right w:val="none" w:sz="0" w:space="0" w:color="000000"/>
-              </w:pBdr>
-              <w:spacing w:after="100" w:before="100" w:line="240"/>
-              <w:ind w:left="100" w:right="100" w:firstLine="0" w:firstLineChars="0"/>
-              <w:rPr>
-                <w:rFonts w:ascii="Helvetica" w:hAnsi="Helvetica" w:eastAsia="Helvetica" w:cs="Helvetica"/>
-                <w:i w:val="false"/>
-                <w:b w:val="false"/>
-                <w:u w:val="none"/>
-                <w:sz w:val="22"/>
-                <w:szCs w:val="22"/>
-                <w:color w:val="000000"/>
-              </w:rPr>
-            </w:pPr>
-            <w:r>
-              <w:rPr>
-                <w:rFonts w:ascii="Helvetica" w:hAnsi="Helvetica" w:eastAsia="Helvetica" w:cs="Helvetica"/>
-                <w:i w:val="false"/>
-                <w:b w:val="false"/>
-                <w:u w:val="none"/>
-                <w:sz w:val="22"/>
-                <w:szCs w:val="22"/>
-                <w:color w:val="000000"/>
-              </w:rPr>
-              <w:t xml:space="preserve">1.14, 2.10</w:t>
-            </w:r>
-          </w:p>
-        </w:tc>
-        <w:tc>
-          <w:tcPr>
-            <w:tcBorders>
-              <w:bottom w:val="none" w:sz="0" w:space="0" w:color="000000"/>
-              <w:top w:val="none" w:sz="0" w:space="0" w:color="000000"/>
-              <w:left w:val="none" w:sz="0" w:space="0" w:color="000000"/>
-              <w:right w:val="none" w:sz="0" w:space="0" w:color="000000"/>
-            </w:tcBorders>
-            <w:shd w:val="clear" w:color="auto" w:fill="FFFFFF"/>
-            <w:tcMar>
-              <w:top w:w="0" w:type="dxa"/>
-              <w:bottom w:w="0" w:type="dxa"/>
-              <w:left w:w="0" w:type="dxa"/>
-              <w:right w:w="0" w:type="dxa"/>
-            </w:tcMar>
-            <w:vAlign w:val="top"/>
-          </w:tcPr>
-          <w:p>
-            <w:pPr>
-              <w:pStyle w:val="Normal"/>
-              <w:jc w:val="center"/>
-              <w:pBdr>
-                <w:bottom w:val="none" w:sz="0" w:space="0" w:color="000000"/>
-                <w:top w:val="none" w:sz="0" w:space="0" w:color="000000"/>
-                <w:left w:val="none" w:sz="0" w:space="0" w:color="000000"/>
-                <w:right w:val="none" w:sz="0" w:space="0" w:color="000000"/>
-              </w:pBdr>
-              <w:spacing w:after="100" w:before="100" w:line="240"/>
-              <w:ind w:left="100" w:right="100" w:firstLine="0" w:firstLineChars="0"/>
-              <w:rPr>
-                <w:rFonts w:ascii="Helvetica" w:hAnsi="Helvetica" w:eastAsia="Helvetica" w:cs="Helvetica"/>
-                <w:i w:val="false"/>
-                <w:b w:val="false"/>
-                <w:u w:val="none"/>
-                <w:sz w:val="22"/>
-                <w:szCs w:val="22"/>
-                <w:color w:val="000000"/>
-              </w:rPr>
-            </w:pPr>
-            <w:r>
-              <w:rPr>
-                <w:rFonts w:ascii="Helvetica" w:hAnsi="Helvetica" w:eastAsia="Helvetica" w:cs="Helvetica"/>
-                <w:i w:val="false"/>
-                <w:b w:val="false"/>
-                <w:u w:val="none"/>
-                <w:sz w:val="22"/>
-                <w:szCs w:val="22"/>
-                <w:color w:val="000000"/>
-              </w:rPr>
-              <w:t xml:space="preserve">0.006</w:t>
+              <w:t xml:space="preserve">1.56</w:t>
+            </w:r>
+          </w:p>
+        </w:tc>
+        <w:tc>
+          <w:tcPr>
+            <w:tcBorders>
+              <w:bottom w:val="none" w:sz="0" w:space="0" w:color="000000"/>
+              <w:top w:val="none" w:sz="0" w:space="0" w:color="000000"/>
+              <w:left w:val="none" w:sz="0" w:space="0" w:color="000000"/>
+              <w:right w:val="none" w:sz="0" w:space="0" w:color="000000"/>
+            </w:tcBorders>
+            <w:shd w:val="clear" w:color="auto" w:fill="FFFFFF"/>
+            <w:tcMar>
+              <w:top w:w="0" w:type="dxa"/>
+              <w:bottom w:w="0" w:type="dxa"/>
+              <w:left w:w="0" w:type="dxa"/>
+              <w:right w:w="0" w:type="dxa"/>
+            </w:tcMar>
+            <w:vAlign w:val="top"/>
+          </w:tcPr>
+          <w:p>
+            <w:pPr>
+              <w:pStyle w:val="Normal"/>
+              <w:jc w:val="center"/>
+              <w:pBdr>
+                <w:bottom w:val="none" w:sz="0" w:space="0" w:color="000000"/>
+                <w:top w:val="none" w:sz="0" w:space="0" w:color="000000"/>
+                <w:left w:val="none" w:sz="0" w:space="0" w:color="000000"/>
+                <w:right w:val="none" w:sz="0" w:space="0" w:color="000000"/>
+              </w:pBdr>
+              <w:spacing w:after="100" w:before="100" w:line="240"/>
+              <w:ind w:left="100" w:right="100" w:firstLine="0" w:firstLineChars="0"/>
+              <w:rPr>
+                <w:rFonts w:ascii="Helvetica" w:hAnsi="Helvetica" w:eastAsia="Helvetica" w:cs="Helvetica"/>
+                <w:i w:val="false"/>
+                <w:b w:val="false"/>
+                <w:u w:val="none"/>
+                <w:sz w:val="22"/>
+                <w:szCs w:val="22"/>
+                <w:color w:val="000000"/>
+              </w:rPr>
+            </w:pPr>
+            <w:r>
+              <w:rPr>
+                <w:rFonts w:ascii="Helvetica" w:hAnsi="Helvetica" w:eastAsia="Helvetica" w:cs="Helvetica"/>
+                <w:i w:val="false"/>
+                <w:b w:val="false"/>
+                <w:u w:val="none"/>
+                <w:sz w:val="22"/>
+                <w:szCs w:val="22"/>
+                <w:color w:val="000000"/>
+              </w:rPr>
+              <w:t xml:space="preserve">1.14, 2.11</w:t>
+            </w:r>
+          </w:p>
+        </w:tc>
+        <w:tc>
+          <w:tcPr>
+            <w:tcBorders>
+              <w:bottom w:val="none" w:sz="0" w:space="0" w:color="000000"/>
+              <w:top w:val="none" w:sz="0" w:space="0" w:color="000000"/>
+              <w:left w:val="none" w:sz="0" w:space="0" w:color="000000"/>
+              <w:right w:val="none" w:sz="0" w:space="0" w:color="000000"/>
+            </w:tcBorders>
+            <w:shd w:val="clear" w:color="auto" w:fill="FFFFFF"/>
+            <w:tcMar>
+              <w:top w:w="0" w:type="dxa"/>
+              <w:bottom w:w="0" w:type="dxa"/>
+              <w:left w:w="0" w:type="dxa"/>
+              <w:right w:w="0" w:type="dxa"/>
+            </w:tcMar>
+            <w:vAlign w:val="top"/>
+          </w:tcPr>
+          <w:p>
+            <w:pPr>
+              <w:pStyle w:val="Normal"/>
+              <w:jc w:val="center"/>
+              <w:pBdr>
+                <w:bottom w:val="none" w:sz="0" w:space="0" w:color="000000"/>
+                <w:top w:val="none" w:sz="0" w:space="0" w:color="000000"/>
+                <w:left w:val="none" w:sz="0" w:space="0" w:color="000000"/>
+                <w:right w:val="none" w:sz="0" w:space="0" w:color="000000"/>
+              </w:pBdr>
+              <w:spacing w:after="100" w:before="100" w:line="240"/>
+              <w:ind w:left="100" w:right="100" w:firstLine="0" w:firstLineChars="0"/>
+              <w:rPr>
+                <w:rFonts w:ascii="Helvetica" w:hAnsi="Helvetica" w:eastAsia="Helvetica" w:cs="Helvetica"/>
+                <w:i w:val="false"/>
+                <w:b w:val="false"/>
+                <w:u w:val="none"/>
+                <w:sz w:val="22"/>
+                <w:szCs w:val="22"/>
+                <w:color w:val="000000"/>
+              </w:rPr>
+            </w:pPr>
+            <w:r>
+              <w:rPr>
+                <w:rFonts w:ascii="Helvetica" w:hAnsi="Helvetica" w:eastAsia="Helvetica" w:cs="Helvetica"/>
+                <w:i w:val="false"/>
+                <w:b w:val="false"/>
+                <w:u w:val="none"/>
+                <w:sz w:val="22"/>
+                <w:szCs w:val="22"/>
+                <w:color w:val="000000"/>
+              </w:rPr>
+              <w:t xml:space="preserve">0.005</w:t>
             </w:r>
           </w:p>
         </w:tc>
@@ -11782,7 +11782,7 @@
                 <w:szCs w:val="22"/>
                 <w:color w:val="000000"/>
               </w:rPr>
-              <w:t xml:space="preserve">1.08, 3.04</w:t>
+              <w:t xml:space="preserve">1.09, 3.05</w:t>
             </w:r>
           </w:p>
         </w:tc>
@@ -13072,7 +13072,7 @@
                 <w:szCs w:val="22"/>
                 <w:color w:val="000000"/>
               </w:rPr>
-              <w:t xml:space="preserve">0.014</w:t>
+              <w:t xml:space="preserve">0.012</w:t>
             </w:r>
           </w:p>
         </w:tc>
@@ -13178,113 +13178,113 @@
                 <w:szCs w:val="22"/>
                 <w:color w:val="000000"/>
               </w:rPr>
-              <w:t xml:space="preserve">1.15</w:t>
-            </w:r>
-          </w:p>
-        </w:tc>
-        <w:tc>
-          <w:tcPr>
-            <w:tcBorders>
-              <w:bottom w:val="none" w:sz="0" w:space="0" w:color="000000"/>
-              <w:top w:val="none" w:sz="0" w:space="0" w:color="000000"/>
-              <w:left w:val="none" w:sz="0" w:space="0" w:color="000000"/>
-              <w:right w:val="none" w:sz="0" w:space="0" w:color="000000"/>
-            </w:tcBorders>
-            <w:shd w:val="clear" w:color="auto" w:fill="FFFFFF"/>
-            <w:tcMar>
-              <w:top w:w="0" w:type="dxa"/>
-              <w:bottom w:w="0" w:type="dxa"/>
-              <w:left w:w="0" w:type="dxa"/>
-              <w:right w:w="0" w:type="dxa"/>
-            </w:tcMar>
-            <w:vAlign w:val="top"/>
-          </w:tcPr>
-          <w:p>
-            <w:pPr>
-              <w:pStyle w:val="Normal"/>
-              <w:jc w:val="center"/>
-              <w:pBdr>
-                <w:bottom w:val="none" w:sz="0" w:space="0" w:color="000000"/>
-                <w:top w:val="none" w:sz="0" w:space="0" w:color="000000"/>
-                <w:left w:val="none" w:sz="0" w:space="0" w:color="000000"/>
-                <w:right w:val="none" w:sz="0" w:space="0" w:color="000000"/>
-              </w:pBdr>
-              <w:spacing w:after="100" w:before="100" w:line="240"/>
-              <w:ind w:left="100" w:right="100" w:firstLine="0" w:firstLineChars="0"/>
-              <w:rPr>
-                <w:rFonts w:ascii="Helvetica" w:hAnsi="Helvetica" w:eastAsia="Helvetica" w:cs="Helvetica"/>
-                <w:i w:val="false"/>
-                <w:b w:val="false"/>
-                <w:u w:val="none"/>
-                <w:sz w:val="22"/>
-                <w:szCs w:val="22"/>
-                <w:color w:val="000000"/>
-              </w:rPr>
-            </w:pPr>
-            <w:r>
-              <w:rPr>
-                <w:rFonts w:ascii="Helvetica" w:hAnsi="Helvetica" w:eastAsia="Helvetica" w:cs="Helvetica"/>
-                <w:i w:val="false"/>
-                <w:b w:val="false"/>
-                <w:u w:val="none"/>
-                <w:sz w:val="22"/>
-                <w:szCs w:val="22"/>
-                <w:color w:val="000000"/>
-              </w:rPr>
-              <w:t xml:space="preserve">0.71, 1.86</w:t>
-            </w:r>
-          </w:p>
-        </w:tc>
-        <w:tc>
-          <w:tcPr>
-            <w:tcBorders>
-              <w:bottom w:val="none" w:sz="0" w:space="0" w:color="000000"/>
-              <w:top w:val="none" w:sz="0" w:space="0" w:color="000000"/>
-              <w:left w:val="none" w:sz="0" w:space="0" w:color="000000"/>
-              <w:right w:val="none" w:sz="0" w:space="0" w:color="000000"/>
-            </w:tcBorders>
-            <w:shd w:val="clear" w:color="auto" w:fill="FFFFFF"/>
-            <w:tcMar>
-              <w:top w:w="0" w:type="dxa"/>
-              <w:bottom w:w="0" w:type="dxa"/>
-              <w:left w:w="0" w:type="dxa"/>
-              <w:right w:w="0" w:type="dxa"/>
-            </w:tcMar>
-            <w:vAlign w:val="top"/>
-          </w:tcPr>
-          <w:p>
-            <w:pPr>
-              <w:pStyle w:val="Normal"/>
-              <w:jc w:val="center"/>
-              <w:pBdr>
-                <w:bottom w:val="none" w:sz="0" w:space="0" w:color="000000"/>
-                <w:top w:val="none" w:sz="0" w:space="0" w:color="000000"/>
-                <w:left w:val="none" w:sz="0" w:space="0" w:color="000000"/>
-                <w:right w:val="none" w:sz="0" w:space="0" w:color="000000"/>
-              </w:pBdr>
-              <w:spacing w:after="100" w:before="100" w:line="240"/>
-              <w:ind w:left="100" w:right="100" w:firstLine="0" w:firstLineChars="0"/>
-              <w:rPr>
-                <w:rFonts w:ascii="Helvetica" w:hAnsi="Helvetica" w:eastAsia="Helvetica" w:cs="Helvetica"/>
-                <w:i w:val="false"/>
-                <w:b w:val="false"/>
-                <w:u w:val="none"/>
-                <w:sz w:val="22"/>
-                <w:szCs w:val="22"/>
-                <w:color w:val="000000"/>
-              </w:rPr>
-            </w:pPr>
-            <w:r>
-              <w:rPr>
-                <w:rFonts w:ascii="Helvetica" w:hAnsi="Helvetica" w:eastAsia="Helvetica" w:cs="Helvetica"/>
-                <w:i w:val="false"/>
-                <w:b w:val="false"/>
-                <w:u w:val="none"/>
-                <w:sz w:val="22"/>
-                <w:szCs w:val="22"/>
-                <w:color w:val="000000"/>
-              </w:rPr>
-              <w:t xml:space="preserve">0.580</w:t>
+              <w:t xml:space="preserve">1.14</w:t>
+            </w:r>
+          </w:p>
+        </w:tc>
+        <w:tc>
+          <w:tcPr>
+            <w:tcBorders>
+              <w:bottom w:val="none" w:sz="0" w:space="0" w:color="000000"/>
+              <w:top w:val="none" w:sz="0" w:space="0" w:color="000000"/>
+              <w:left w:val="none" w:sz="0" w:space="0" w:color="000000"/>
+              <w:right w:val="none" w:sz="0" w:space="0" w:color="000000"/>
+            </w:tcBorders>
+            <w:shd w:val="clear" w:color="auto" w:fill="FFFFFF"/>
+            <w:tcMar>
+              <w:top w:w="0" w:type="dxa"/>
+              <w:bottom w:w="0" w:type="dxa"/>
+              <w:left w:w="0" w:type="dxa"/>
+              <w:right w:w="0" w:type="dxa"/>
+            </w:tcMar>
+            <w:vAlign w:val="top"/>
+          </w:tcPr>
+          <w:p>
+            <w:pPr>
+              <w:pStyle w:val="Normal"/>
+              <w:jc w:val="center"/>
+              <w:pBdr>
+                <w:bottom w:val="none" w:sz="0" w:space="0" w:color="000000"/>
+                <w:top w:val="none" w:sz="0" w:space="0" w:color="000000"/>
+                <w:left w:val="none" w:sz="0" w:space="0" w:color="000000"/>
+                <w:right w:val="none" w:sz="0" w:space="0" w:color="000000"/>
+              </w:pBdr>
+              <w:spacing w:after="100" w:before="100" w:line="240"/>
+              <w:ind w:left="100" w:right="100" w:firstLine="0" w:firstLineChars="0"/>
+              <w:rPr>
+                <w:rFonts w:ascii="Helvetica" w:hAnsi="Helvetica" w:eastAsia="Helvetica" w:cs="Helvetica"/>
+                <w:i w:val="false"/>
+                <w:b w:val="false"/>
+                <w:u w:val="none"/>
+                <w:sz w:val="22"/>
+                <w:szCs w:val="22"/>
+                <w:color w:val="000000"/>
+              </w:rPr>
+            </w:pPr>
+            <w:r>
+              <w:rPr>
+                <w:rFonts w:ascii="Helvetica" w:hAnsi="Helvetica" w:eastAsia="Helvetica" w:cs="Helvetica"/>
+                <w:i w:val="false"/>
+                <w:b w:val="false"/>
+                <w:u w:val="none"/>
+                <w:sz w:val="22"/>
+                <w:szCs w:val="22"/>
+                <w:color w:val="000000"/>
+              </w:rPr>
+              <w:t xml:space="preserve">0.71, 1.85</w:t>
+            </w:r>
+          </w:p>
+        </w:tc>
+        <w:tc>
+          <w:tcPr>
+            <w:tcBorders>
+              <w:bottom w:val="none" w:sz="0" w:space="0" w:color="000000"/>
+              <w:top w:val="none" w:sz="0" w:space="0" w:color="000000"/>
+              <w:left w:val="none" w:sz="0" w:space="0" w:color="000000"/>
+              <w:right w:val="none" w:sz="0" w:space="0" w:color="000000"/>
+            </w:tcBorders>
+            <w:shd w:val="clear" w:color="auto" w:fill="FFFFFF"/>
+            <w:tcMar>
+              <w:top w:w="0" w:type="dxa"/>
+              <w:bottom w:w="0" w:type="dxa"/>
+              <w:left w:w="0" w:type="dxa"/>
+              <w:right w:w="0" w:type="dxa"/>
+            </w:tcMar>
+            <w:vAlign w:val="top"/>
+          </w:tcPr>
+          <w:p>
+            <w:pPr>
+              <w:pStyle w:val="Normal"/>
+              <w:jc w:val="center"/>
+              <w:pBdr>
+                <w:bottom w:val="none" w:sz="0" w:space="0" w:color="000000"/>
+                <w:top w:val="none" w:sz="0" w:space="0" w:color="000000"/>
+                <w:left w:val="none" w:sz="0" w:space="0" w:color="000000"/>
+                <w:right w:val="none" w:sz="0" w:space="0" w:color="000000"/>
+              </w:pBdr>
+              <w:spacing w:after="100" w:before="100" w:line="240"/>
+              <w:ind w:left="100" w:right="100" w:firstLine="0" w:firstLineChars="0"/>
+              <w:rPr>
+                <w:rFonts w:ascii="Helvetica" w:hAnsi="Helvetica" w:eastAsia="Helvetica" w:cs="Helvetica"/>
+                <w:i w:val="false"/>
+                <w:b w:val="false"/>
+                <w:u w:val="none"/>
+                <w:sz w:val="22"/>
+                <w:szCs w:val="22"/>
+                <w:color w:val="000000"/>
+              </w:rPr>
+            </w:pPr>
+            <w:r>
+              <w:rPr>
+                <w:rFonts w:ascii="Helvetica" w:hAnsi="Helvetica" w:eastAsia="Helvetica" w:cs="Helvetica"/>
+                <w:i w:val="false"/>
+                <w:b w:val="false"/>
+                <w:u w:val="none"/>
+                <w:sz w:val="22"/>
+                <w:szCs w:val="22"/>
+                <w:color w:val="000000"/>
+              </w:rPr>
+              <w:t xml:space="preserve">0.590</w:t>
             </w:r>
           </w:p>
         </w:tc>
@@ -13555,7 +13555,7 @@
                 <w:szCs w:val="22"/>
                 <w:color w:val="000000"/>
               </w:rPr>
-              <w:t xml:space="preserve">0.066</w:t>
+              <w:t xml:space="preserve">0.064</w:t>
             </w:r>
           </w:p>
         </w:tc>
@@ -13661,113 +13661,113 @@
                 <w:szCs w:val="22"/>
                 <w:color w:val="000000"/>
               </w:rPr>
-              <w:t xml:space="preserve">0.98</w:t>
-            </w:r>
-          </w:p>
-        </w:tc>
-        <w:tc>
-          <w:tcPr>
-            <w:tcBorders>
-              <w:bottom w:val="none" w:sz="0" w:space="0" w:color="000000"/>
-              <w:top w:val="none" w:sz="0" w:space="0" w:color="000000"/>
-              <w:left w:val="none" w:sz="0" w:space="0" w:color="000000"/>
-              <w:right w:val="none" w:sz="0" w:space="0" w:color="000000"/>
-            </w:tcBorders>
-            <w:shd w:val="clear" w:color="auto" w:fill="FFFFFF"/>
-            <w:tcMar>
-              <w:top w:w="0" w:type="dxa"/>
-              <w:bottom w:w="0" w:type="dxa"/>
-              <w:left w:w="0" w:type="dxa"/>
-              <w:right w:w="0" w:type="dxa"/>
-            </w:tcMar>
-            <w:vAlign w:val="top"/>
-          </w:tcPr>
-          <w:p>
-            <w:pPr>
-              <w:pStyle w:val="Normal"/>
-              <w:jc w:val="center"/>
-              <w:pBdr>
-                <w:bottom w:val="none" w:sz="0" w:space="0" w:color="000000"/>
-                <w:top w:val="none" w:sz="0" w:space="0" w:color="000000"/>
-                <w:left w:val="none" w:sz="0" w:space="0" w:color="000000"/>
-                <w:right w:val="none" w:sz="0" w:space="0" w:color="000000"/>
-              </w:pBdr>
-              <w:spacing w:after="100" w:before="100" w:line="240"/>
-              <w:ind w:left="100" w:right="100" w:firstLine="0" w:firstLineChars="0"/>
-              <w:rPr>
-                <w:rFonts w:ascii="Helvetica" w:hAnsi="Helvetica" w:eastAsia="Helvetica" w:cs="Helvetica"/>
-                <w:i w:val="false"/>
-                <w:b w:val="false"/>
-                <w:u w:val="none"/>
-                <w:sz w:val="22"/>
-                <w:szCs w:val="22"/>
-                <w:color w:val="000000"/>
-              </w:rPr>
-            </w:pPr>
-            <w:r>
-              <w:rPr>
-                <w:rFonts w:ascii="Helvetica" w:hAnsi="Helvetica" w:eastAsia="Helvetica" w:cs="Helvetica"/>
-                <w:i w:val="false"/>
-                <w:b w:val="false"/>
-                <w:u w:val="none"/>
-                <w:sz w:val="22"/>
-                <w:szCs w:val="22"/>
-                <w:color w:val="000000"/>
-              </w:rPr>
-              <w:t xml:space="preserve">0.57, 1.66</w:t>
-            </w:r>
-          </w:p>
-        </w:tc>
-        <w:tc>
-          <w:tcPr>
-            <w:tcBorders>
-              <w:bottom w:val="none" w:sz="0" w:space="0" w:color="000000"/>
-              <w:top w:val="none" w:sz="0" w:space="0" w:color="000000"/>
-              <w:left w:val="none" w:sz="0" w:space="0" w:color="000000"/>
-              <w:right w:val="none" w:sz="0" w:space="0" w:color="000000"/>
-            </w:tcBorders>
-            <w:shd w:val="clear" w:color="auto" w:fill="FFFFFF"/>
-            <w:tcMar>
-              <w:top w:w="0" w:type="dxa"/>
-              <w:bottom w:w="0" w:type="dxa"/>
-              <w:left w:w="0" w:type="dxa"/>
-              <w:right w:w="0" w:type="dxa"/>
-            </w:tcMar>
-            <w:vAlign w:val="top"/>
-          </w:tcPr>
-          <w:p>
-            <w:pPr>
-              <w:pStyle w:val="Normal"/>
-              <w:jc w:val="center"/>
-              <w:pBdr>
-                <w:bottom w:val="none" w:sz="0" w:space="0" w:color="000000"/>
-                <w:top w:val="none" w:sz="0" w:space="0" w:color="000000"/>
-                <w:left w:val="none" w:sz="0" w:space="0" w:color="000000"/>
-                <w:right w:val="none" w:sz="0" w:space="0" w:color="000000"/>
-              </w:pBdr>
-              <w:spacing w:after="100" w:before="100" w:line="240"/>
-              <w:ind w:left="100" w:right="100" w:firstLine="0" w:firstLineChars="0"/>
-              <w:rPr>
-                <w:rFonts w:ascii="Helvetica" w:hAnsi="Helvetica" w:eastAsia="Helvetica" w:cs="Helvetica"/>
-                <w:i w:val="false"/>
-                <w:b w:val="false"/>
-                <w:u w:val="none"/>
-                <w:sz w:val="22"/>
-                <w:szCs w:val="22"/>
-                <w:color w:val="000000"/>
-              </w:rPr>
-            </w:pPr>
-            <w:r>
-              <w:rPr>
-                <w:rFonts w:ascii="Helvetica" w:hAnsi="Helvetica" w:eastAsia="Helvetica" w:cs="Helvetica"/>
-                <w:i w:val="false"/>
-                <w:b w:val="false"/>
-                <w:u w:val="none"/>
-                <w:sz w:val="22"/>
-                <w:szCs w:val="22"/>
-                <w:color w:val="000000"/>
-              </w:rPr>
-              <w:t xml:space="preserve">0.930</w:t>
+              <w:t xml:space="preserve">0.97</w:t>
+            </w:r>
+          </w:p>
+        </w:tc>
+        <w:tc>
+          <w:tcPr>
+            <w:tcBorders>
+              <w:bottom w:val="none" w:sz="0" w:space="0" w:color="000000"/>
+              <w:top w:val="none" w:sz="0" w:space="0" w:color="000000"/>
+              <w:left w:val="none" w:sz="0" w:space="0" w:color="000000"/>
+              <w:right w:val="none" w:sz="0" w:space="0" w:color="000000"/>
+            </w:tcBorders>
+            <w:shd w:val="clear" w:color="auto" w:fill="FFFFFF"/>
+            <w:tcMar>
+              <w:top w:w="0" w:type="dxa"/>
+              <w:bottom w:w="0" w:type="dxa"/>
+              <w:left w:w="0" w:type="dxa"/>
+              <w:right w:w="0" w:type="dxa"/>
+            </w:tcMar>
+            <w:vAlign w:val="top"/>
+          </w:tcPr>
+          <w:p>
+            <w:pPr>
+              <w:pStyle w:val="Normal"/>
+              <w:jc w:val="center"/>
+              <w:pBdr>
+                <w:bottom w:val="none" w:sz="0" w:space="0" w:color="000000"/>
+                <w:top w:val="none" w:sz="0" w:space="0" w:color="000000"/>
+                <w:left w:val="none" w:sz="0" w:space="0" w:color="000000"/>
+                <w:right w:val="none" w:sz="0" w:space="0" w:color="000000"/>
+              </w:pBdr>
+              <w:spacing w:after="100" w:before="100" w:line="240"/>
+              <w:ind w:left="100" w:right="100" w:firstLine="0" w:firstLineChars="0"/>
+              <w:rPr>
+                <w:rFonts w:ascii="Helvetica" w:hAnsi="Helvetica" w:eastAsia="Helvetica" w:cs="Helvetica"/>
+                <w:i w:val="false"/>
+                <w:b w:val="false"/>
+                <w:u w:val="none"/>
+                <w:sz w:val="22"/>
+                <w:szCs w:val="22"/>
+                <w:color w:val="000000"/>
+              </w:rPr>
+            </w:pPr>
+            <w:r>
+              <w:rPr>
+                <w:rFonts w:ascii="Helvetica" w:hAnsi="Helvetica" w:eastAsia="Helvetica" w:cs="Helvetica"/>
+                <w:i w:val="false"/>
+                <w:b w:val="false"/>
+                <w:u w:val="none"/>
+                <w:sz w:val="22"/>
+                <w:szCs w:val="22"/>
+                <w:color w:val="000000"/>
+              </w:rPr>
+              <w:t xml:space="preserve">0.57, 1.65</w:t>
+            </w:r>
+          </w:p>
+        </w:tc>
+        <w:tc>
+          <w:tcPr>
+            <w:tcBorders>
+              <w:bottom w:val="none" w:sz="0" w:space="0" w:color="000000"/>
+              <w:top w:val="none" w:sz="0" w:space="0" w:color="000000"/>
+              <w:left w:val="none" w:sz="0" w:space="0" w:color="000000"/>
+              <w:right w:val="none" w:sz="0" w:space="0" w:color="000000"/>
+            </w:tcBorders>
+            <w:shd w:val="clear" w:color="auto" w:fill="FFFFFF"/>
+            <w:tcMar>
+              <w:top w:w="0" w:type="dxa"/>
+              <w:bottom w:w="0" w:type="dxa"/>
+              <w:left w:w="0" w:type="dxa"/>
+              <w:right w:w="0" w:type="dxa"/>
+            </w:tcMar>
+            <w:vAlign w:val="top"/>
+          </w:tcPr>
+          <w:p>
+            <w:pPr>
+              <w:pStyle w:val="Normal"/>
+              <w:jc w:val="center"/>
+              <w:pBdr>
+                <w:bottom w:val="none" w:sz="0" w:space="0" w:color="000000"/>
+                <w:top w:val="none" w:sz="0" w:space="0" w:color="000000"/>
+                <w:left w:val="none" w:sz="0" w:space="0" w:color="000000"/>
+                <w:right w:val="none" w:sz="0" w:space="0" w:color="000000"/>
+              </w:pBdr>
+              <w:spacing w:after="100" w:before="100" w:line="240"/>
+              <w:ind w:left="100" w:right="100" w:firstLine="0" w:firstLineChars="0"/>
+              <w:rPr>
+                <w:rFonts w:ascii="Helvetica" w:hAnsi="Helvetica" w:eastAsia="Helvetica" w:cs="Helvetica"/>
+                <w:i w:val="false"/>
+                <w:b w:val="false"/>
+                <w:u w:val="none"/>
+                <w:sz w:val="22"/>
+                <w:szCs w:val="22"/>
+                <w:color w:val="000000"/>
+              </w:rPr>
+            </w:pPr>
+            <w:r>
+              <w:rPr>
+                <w:rFonts w:ascii="Helvetica" w:hAnsi="Helvetica" w:eastAsia="Helvetica" w:cs="Helvetica"/>
+                <w:i w:val="false"/>
+                <w:b w:val="false"/>
+                <w:u w:val="none"/>
+                <w:sz w:val="22"/>
+                <w:szCs w:val="22"/>
+                <w:color w:val="000000"/>
+              </w:rPr>
+              <w:t xml:space="preserve">0.920</w:t>
             </w:r>
           </w:p>
         </w:tc>
@@ -13932,113 +13932,113 @@
                 <w:szCs w:val="22"/>
                 <w:color w:val="000000"/>
               </w:rPr>
-              <w:t xml:space="preserve">0.93</w:t>
-            </w:r>
-          </w:p>
-        </w:tc>
-        <w:tc>
-          <w:tcPr>
-            <w:tcBorders>
-              <w:bottom w:val="none" w:sz="0" w:space="0" w:color="000000"/>
-              <w:top w:val="none" w:sz="0" w:space="0" w:color="000000"/>
-              <w:left w:val="none" w:sz="0" w:space="0" w:color="000000"/>
-              <w:right w:val="none" w:sz="0" w:space="0" w:color="000000"/>
-            </w:tcBorders>
-            <w:shd w:val="clear" w:color="auto" w:fill="FFFFFF"/>
-            <w:tcMar>
-              <w:top w:w="0" w:type="dxa"/>
-              <w:bottom w:w="0" w:type="dxa"/>
-              <w:left w:w="0" w:type="dxa"/>
-              <w:right w:w="0" w:type="dxa"/>
-            </w:tcMar>
-            <w:vAlign w:val="top"/>
-          </w:tcPr>
-          <w:p>
-            <w:pPr>
-              <w:pStyle w:val="Normal"/>
-              <w:jc w:val="center"/>
-              <w:pBdr>
-                <w:bottom w:val="none" w:sz="0" w:space="0" w:color="000000"/>
-                <w:top w:val="none" w:sz="0" w:space="0" w:color="000000"/>
-                <w:left w:val="none" w:sz="0" w:space="0" w:color="000000"/>
-                <w:right w:val="none" w:sz="0" w:space="0" w:color="000000"/>
-              </w:pBdr>
-              <w:spacing w:after="100" w:before="100" w:line="240"/>
-              <w:ind w:left="100" w:right="100" w:firstLine="0" w:firstLineChars="0"/>
-              <w:rPr>
-                <w:rFonts w:ascii="Helvetica" w:hAnsi="Helvetica" w:eastAsia="Helvetica" w:cs="Helvetica"/>
-                <w:i w:val="false"/>
-                <w:b w:val="false"/>
-                <w:u w:val="none"/>
-                <w:sz w:val="22"/>
-                <w:szCs w:val="22"/>
-                <w:color w:val="000000"/>
-              </w:rPr>
-            </w:pPr>
-            <w:r>
-              <w:rPr>
-                <w:rFonts w:ascii="Helvetica" w:hAnsi="Helvetica" w:eastAsia="Helvetica" w:cs="Helvetica"/>
-                <w:i w:val="false"/>
-                <w:b w:val="false"/>
-                <w:u w:val="none"/>
-                <w:sz w:val="22"/>
-                <w:szCs w:val="22"/>
-                <w:color w:val="000000"/>
-              </w:rPr>
-              <w:t xml:space="preserve">0.62, 1.39</w:t>
-            </w:r>
-          </w:p>
-        </w:tc>
-        <w:tc>
-          <w:tcPr>
-            <w:tcBorders>
-              <w:bottom w:val="none" w:sz="0" w:space="0" w:color="000000"/>
-              <w:top w:val="none" w:sz="0" w:space="0" w:color="000000"/>
-              <w:left w:val="none" w:sz="0" w:space="0" w:color="000000"/>
-              <w:right w:val="none" w:sz="0" w:space="0" w:color="000000"/>
-            </w:tcBorders>
-            <w:shd w:val="clear" w:color="auto" w:fill="FFFFFF"/>
-            <w:tcMar>
-              <w:top w:w="0" w:type="dxa"/>
-              <w:bottom w:w="0" w:type="dxa"/>
-              <w:left w:w="0" w:type="dxa"/>
-              <w:right w:w="0" w:type="dxa"/>
-            </w:tcMar>
-            <w:vAlign w:val="top"/>
-          </w:tcPr>
-          <w:p>
-            <w:pPr>
-              <w:pStyle w:val="Normal"/>
-              <w:jc w:val="center"/>
-              <w:pBdr>
-                <w:bottom w:val="none" w:sz="0" w:space="0" w:color="000000"/>
-                <w:top w:val="none" w:sz="0" w:space="0" w:color="000000"/>
-                <w:left w:val="none" w:sz="0" w:space="0" w:color="000000"/>
-                <w:right w:val="none" w:sz="0" w:space="0" w:color="000000"/>
-              </w:pBdr>
-              <w:spacing w:after="100" w:before="100" w:line="240"/>
-              <w:ind w:left="100" w:right="100" w:firstLine="0" w:firstLineChars="0"/>
-              <w:rPr>
-                <w:rFonts w:ascii="Helvetica" w:hAnsi="Helvetica" w:eastAsia="Helvetica" w:cs="Helvetica"/>
-                <w:i w:val="false"/>
-                <w:b w:val="false"/>
-                <w:u w:val="none"/>
-                <w:sz w:val="22"/>
-                <w:szCs w:val="22"/>
-                <w:color w:val="000000"/>
-              </w:rPr>
-            </w:pPr>
-            <w:r>
-              <w:rPr>
-                <w:rFonts w:ascii="Helvetica" w:hAnsi="Helvetica" w:eastAsia="Helvetica" w:cs="Helvetica"/>
-                <w:i w:val="false"/>
-                <w:b w:val="false"/>
-                <w:u w:val="none"/>
-                <w:sz w:val="22"/>
-                <w:szCs w:val="22"/>
-                <w:color w:val="000000"/>
-              </w:rPr>
-              <w:t xml:space="preserve">0.720</w:t>
+              <w:t xml:space="preserve">0.92</w:t>
+            </w:r>
+          </w:p>
+        </w:tc>
+        <w:tc>
+          <w:tcPr>
+            <w:tcBorders>
+              <w:bottom w:val="none" w:sz="0" w:space="0" w:color="000000"/>
+              <w:top w:val="none" w:sz="0" w:space="0" w:color="000000"/>
+              <w:left w:val="none" w:sz="0" w:space="0" w:color="000000"/>
+              <w:right w:val="none" w:sz="0" w:space="0" w:color="000000"/>
+            </w:tcBorders>
+            <w:shd w:val="clear" w:color="auto" w:fill="FFFFFF"/>
+            <w:tcMar>
+              <w:top w:w="0" w:type="dxa"/>
+              <w:bottom w:w="0" w:type="dxa"/>
+              <w:left w:w="0" w:type="dxa"/>
+              <w:right w:w="0" w:type="dxa"/>
+            </w:tcMar>
+            <w:vAlign w:val="top"/>
+          </w:tcPr>
+          <w:p>
+            <w:pPr>
+              <w:pStyle w:val="Normal"/>
+              <w:jc w:val="center"/>
+              <w:pBdr>
+                <w:bottom w:val="none" w:sz="0" w:space="0" w:color="000000"/>
+                <w:top w:val="none" w:sz="0" w:space="0" w:color="000000"/>
+                <w:left w:val="none" w:sz="0" w:space="0" w:color="000000"/>
+                <w:right w:val="none" w:sz="0" w:space="0" w:color="000000"/>
+              </w:pBdr>
+              <w:spacing w:after="100" w:before="100" w:line="240"/>
+              <w:ind w:left="100" w:right="100" w:firstLine="0" w:firstLineChars="0"/>
+              <w:rPr>
+                <w:rFonts w:ascii="Helvetica" w:hAnsi="Helvetica" w:eastAsia="Helvetica" w:cs="Helvetica"/>
+                <w:i w:val="false"/>
+                <w:b w:val="false"/>
+                <w:u w:val="none"/>
+                <w:sz w:val="22"/>
+                <w:szCs w:val="22"/>
+                <w:color w:val="000000"/>
+              </w:rPr>
+            </w:pPr>
+            <w:r>
+              <w:rPr>
+                <w:rFonts w:ascii="Helvetica" w:hAnsi="Helvetica" w:eastAsia="Helvetica" w:cs="Helvetica"/>
+                <w:i w:val="false"/>
+                <w:b w:val="false"/>
+                <w:u w:val="none"/>
+                <w:sz w:val="22"/>
+                <w:szCs w:val="22"/>
+                <w:color w:val="000000"/>
+              </w:rPr>
+              <w:t xml:space="preserve">0.61, 1.38</w:t>
+            </w:r>
+          </w:p>
+        </w:tc>
+        <w:tc>
+          <w:tcPr>
+            <w:tcBorders>
+              <w:bottom w:val="none" w:sz="0" w:space="0" w:color="000000"/>
+              <w:top w:val="none" w:sz="0" w:space="0" w:color="000000"/>
+              <w:left w:val="none" w:sz="0" w:space="0" w:color="000000"/>
+              <w:right w:val="none" w:sz="0" w:space="0" w:color="000000"/>
+            </w:tcBorders>
+            <w:shd w:val="clear" w:color="auto" w:fill="FFFFFF"/>
+            <w:tcMar>
+              <w:top w:w="0" w:type="dxa"/>
+              <w:bottom w:w="0" w:type="dxa"/>
+              <w:left w:w="0" w:type="dxa"/>
+              <w:right w:w="0" w:type="dxa"/>
+            </w:tcMar>
+            <w:vAlign w:val="top"/>
+          </w:tcPr>
+          <w:p>
+            <w:pPr>
+              <w:pStyle w:val="Normal"/>
+              <w:jc w:val="center"/>
+              <w:pBdr>
+                <w:bottom w:val="none" w:sz="0" w:space="0" w:color="000000"/>
+                <w:top w:val="none" w:sz="0" w:space="0" w:color="000000"/>
+                <w:left w:val="none" w:sz="0" w:space="0" w:color="000000"/>
+                <w:right w:val="none" w:sz="0" w:space="0" w:color="000000"/>
+              </w:pBdr>
+              <w:spacing w:after="100" w:before="100" w:line="240"/>
+              <w:ind w:left="100" w:right="100" w:firstLine="0" w:firstLineChars="0"/>
+              <w:rPr>
+                <w:rFonts w:ascii="Helvetica" w:hAnsi="Helvetica" w:eastAsia="Helvetica" w:cs="Helvetica"/>
+                <w:i w:val="false"/>
+                <w:b w:val="false"/>
+                <w:u w:val="none"/>
+                <w:sz w:val="22"/>
+                <w:szCs w:val="22"/>
+                <w:color w:val="000000"/>
+              </w:rPr>
+            </w:pPr>
+            <w:r>
+              <w:rPr>
+                <w:rFonts w:ascii="Helvetica" w:hAnsi="Helvetica" w:eastAsia="Helvetica" w:cs="Helvetica"/>
+                <w:i w:val="false"/>
+                <w:b w:val="false"/>
+                <w:u w:val="none"/>
+                <w:sz w:val="22"/>
+                <w:szCs w:val="22"/>
+                <w:color w:val="000000"/>
+              </w:rPr>
+              <w:t xml:space="preserve">0.680</w:t>
             </w:r>
           </w:p>
         </w:tc>
@@ -14250,7 +14250,7 @@
                 <w:szCs w:val="22"/>
                 <w:color w:val="000000"/>
               </w:rPr>
-              <w:t xml:space="preserve">0.110</w:t>
+              <w:t xml:space="preserve">0.100</w:t>
             </w:r>
           </w:p>
         </w:tc>
@@ -14415,60 +14415,60 @@
                 <w:szCs w:val="22"/>
                 <w:color w:val="000000"/>
               </w:rPr>
-              <w:t xml:space="preserve">1.76</w:t>
-            </w:r>
-          </w:p>
-        </w:tc>
-        <w:tc>
-          <w:tcPr>
-            <w:tcBorders>
-              <w:bottom w:val="none" w:sz="0" w:space="0" w:color="000000"/>
-              <w:top w:val="none" w:sz="0" w:space="0" w:color="000000"/>
-              <w:left w:val="none" w:sz="0" w:space="0" w:color="000000"/>
-              <w:right w:val="none" w:sz="0" w:space="0" w:color="000000"/>
-            </w:tcBorders>
-            <w:shd w:val="clear" w:color="auto" w:fill="FFFFFF"/>
-            <w:tcMar>
-              <w:top w:w="0" w:type="dxa"/>
-              <w:bottom w:w="0" w:type="dxa"/>
-              <w:left w:w="0" w:type="dxa"/>
-              <w:right w:w="0" w:type="dxa"/>
-            </w:tcMar>
-            <w:vAlign w:val="top"/>
-          </w:tcPr>
-          <w:p>
-            <w:pPr>
-              <w:pStyle w:val="Normal"/>
-              <w:jc w:val="center"/>
-              <w:pBdr>
-                <w:bottom w:val="none" w:sz="0" w:space="0" w:color="000000"/>
-                <w:top w:val="none" w:sz="0" w:space="0" w:color="000000"/>
-                <w:left w:val="none" w:sz="0" w:space="0" w:color="000000"/>
-                <w:right w:val="none" w:sz="0" w:space="0" w:color="000000"/>
-              </w:pBdr>
-              <w:spacing w:after="100" w:before="100" w:line="240"/>
-              <w:ind w:left="100" w:right="100" w:firstLine="0" w:firstLineChars="0"/>
-              <w:rPr>
-                <w:rFonts w:ascii="Helvetica" w:hAnsi="Helvetica" w:eastAsia="Helvetica" w:cs="Helvetica"/>
-                <w:i w:val="false"/>
-                <w:b w:val="false"/>
-                <w:u w:val="none"/>
-                <w:sz w:val="22"/>
-                <w:szCs w:val="22"/>
-                <w:color w:val="000000"/>
-              </w:rPr>
-            </w:pPr>
-            <w:r>
-              <w:rPr>
-                <w:rFonts w:ascii="Helvetica" w:hAnsi="Helvetica" w:eastAsia="Helvetica" w:cs="Helvetica"/>
-                <w:i w:val="false"/>
-                <w:b w:val="false"/>
-                <w:u w:val="none"/>
-                <w:sz w:val="22"/>
-                <w:szCs w:val="22"/>
-                <w:color w:val="000000"/>
-              </w:rPr>
-              <w:t xml:space="preserve">1.20, 2.59</w:t>
+              <w:t xml:space="preserve">1.75</w:t>
+            </w:r>
+          </w:p>
+        </w:tc>
+        <w:tc>
+          <w:tcPr>
+            <w:tcBorders>
+              <w:bottom w:val="none" w:sz="0" w:space="0" w:color="000000"/>
+              <w:top w:val="none" w:sz="0" w:space="0" w:color="000000"/>
+              <w:left w:val="none" w:sz="0" w:space="0" w:color="000000"/>
+              <w:right w:val="none" w:sz="0" w:space="0" w:color="000000"/>
+            </w:tcBorders>
+            <w:shd w:val="clear" w:color="auto" w:fill="FFFFFF"/>
+            <w:tcMar>
+              <w:top w:w="0" w:type="dxa"/>
+              <w:bottom w:w="0" w:type="dxa"/>
+              <w:left w:w="0" w:type="dxa"/>
+              <w:right w:w="0" w:type="dxa"/>
+            </w:tcMar>
+            <w:vAlign w:val="top"/>
+          </w:tcPr>
+          <w:p>
+            <w:pPr>
+              <w:pStyle w:val="Normal"/>
+              <w:jc w:val="center"/>
+              <w:pBdr>
+                <w:bottom w:val="none" w:sz="0" w:space="0" w:color="000000"/>
+                <w:top w:val="none" w:sz="0" w:space="0" w:color="000000"/>
+                <w:left w:val="none" w:sz="0" w:space="0" w:color="000000"/>
+                <w:right w:val="none" w:sz="0" w:space="0" w:color="000000"/>
+              </w:pBdr>
+              <w:spacing w:after="100" w:before="100" w:line="240"/>
+              <w:ind w:left="100" w:right="100" w:firstLine="0" w:firstLineChars="0"/>
+              <w:rPr>
+                <w:rFonts w:ascii="Helvetica" w:hAnsi="Helvetica" w:eastAsia="Helvetica" w:cs="Helvetica"/>
+                <w:i w:val="false"/>
+                <w:b w:val="false"/>
+                <w:u w:val="none"/>
+                <w:sz w:val="22"/>
+                <w:szCs w:val="22"/>
+                <w:color w:val="000000"/>
+              </w:rPr>
+            </w:pPr>
+            <w:r>
+              <w:rPr>
+                <w:rFonts w:ascii="Helvetica" w:hAnsi="Helvetica" w:eastAsia="Helvetica" w:cs="Helvetica"/>
+                <w:i w:val="false"/>
+                <w:b w:val="false"/>
+                <w:u w:val="none"/>
+                <w:sz w:val="22"/>
+                <w:szCs w:val="22"/>
+                <w:color w:val="000000"/>
+              </w:rPr>
+              <w:t xml:space="preserve">1.19, 2.58</w:t>
             </w:r>
           </w:p>
         </w:tc>
@@ -14627,113 +14627,113 @@
                 <w:szCs w:val="22"/>
                 <w:color w:val="000000"/>
               </w:rPr>
-              <w:t xml:space="preserve">1.08</w:t>
-            </w:r>
-          </w:p>
-        </w:tc>
-        <w:tc>
-          <w:tcPr>
-            <w:tcBorders>
-              <w:bottom w:val="none" w:sz="0" w:space="0" w:color="000000"/>
-              <w:top w:val="none" w:sz="0" w:space="0" w:color="000000"/>
-              <w:left w:val="none" w:sz="0" w:space="0" w:color="000000"/>
-              <w:right w:val="none" w:sz="0" w:space="0" w:color="000000"/>
-            </w:tcBorders>
-            <w:shd w:val="clear" w:color="auto" w:fill="FFFFFF"/>
-            <w:tcMar>
-              <w:top w:w="0" w:type="dxa"/>
-              <w:bottom w:w="0" w:type="dxa"/>
-              <w:left w:w="0" w:type="dxa"/>
-              <w:right w:w="0" w:type="dxa"/>
-            </w:tcMar>
-            <w:vAlign w:val="top"/>
-          </w:tcPr>
-          <w:p>
-            <w:pPr>
-              <w:pStyle w:val="Normal"/>
-              <w:jc w:val="center"/>
-              <w:pBdr>
-                <w:bottom w:val="none" w:sz="0" w:space="0" w:color="000000"/>
-                <w:top w:val="none" w:sz="0" w:space="0" w:color="000000"/>
-                <w:left w:val="none" w:sz="0" w:space="0" w:color="000000"/>
-                <w:right w:val="none" w:sz="0" w:space="0" w:color="000000"/>
-              </w:pBdr>
-              <w:spacing w:after="100" w:before="100" w:line="240"/>
-              <w:ind w:left="100" w:right="100" w:firstLine="0" w:firstLineChars="0"/>
-              <w:rPr>
-                <w:rFonts w:ascii="Helvetica" w:hAnsi="Helvetica" w:eastAsia="Helvetica" w:cs="Helvetica"/>
-                <w:i w:val="false"/>
-                <w:b w:val="false"/>
-                <w:u w:val="none"/>
-                <w:sz w:val="22"/>
-                <w:szCs w:val="22"/>
-                <w:color w:val="000000"/>
-              </w:rPr>
-            </w:pPr>
-            <w:r>
-              <w:rPr>
-                <w:rFonts w:ascii="Helvetica" w:hAnsi="Helvetica" w:eastAsia="Helvetica" w:cs="Helvetica"/>
-                <w:i w:val="false"/>
-                <w:b w:val="false"/>
-                <w:u w:val="none"/>
-                <w:sz w:val="22"/>
-                <w:szCs w:val="22"/>
-                <w:color w:val="000000"/>
-              </w:rPr>
-              <w:t xml:space="preserve">0.52, 2.28</w:t>
-            </w:r>
-          </w:p>
-        </w:tc>
-        <w:tc>
-          <w:tcPr>
-            <w:tcBorders>
-              <w:bottom w:val="none" w:sz="0" w:space="0" w:color="000000"/>
-              <w:top w:val="none" w:sz="0" w:space="0" w:color="000000"/>
-              <w:left w:val="none" w:sz="0" w:space="0" w:color="000000"/>
-              <w:right w:val="none" w:sz="0" w:space="0" w:color="000000"/>
-            </w:tcBorders>
-            <w:shd w:val="clear" w:color="auto" w:fill="FFFFFF"/>
-            <w:tcMar>
-              <w:top w:w="0" w:type="dxa"/>
-              <w:bottom w:w="0" w:type="dxa"/>
-              <w:left w:w="0" w:type="dxa"/>
-              <w:right w:w="0" w:type="dxa"/>
-            </w:tcMar>
-            <w:vAlign w:val="top"/>
-          </w:tcPr>
-          <w:p>
-            <w:pPr>
-              <w:pStyle w:val="Normal"/>
-              <w:jc w:val="center"/>
-              <w:pBdr>
-                <w:bottom w:val="none" w:sz="0" w:space="0" w:color="000000"/>
-                <w:top w:val="none" w:sz="0" w:space="0" w:color="000000"/>
-                <w:left w:val="none" w:sz="0" w:space="0" w:color="000000"/>
-                <w:right w:val="none" w:sz="0" w:space="0" w:color="000000"/>
-              </w:pBdr>
-              <w:spacing w:after="100" w:before="100" w:line="240"/>
-              <w:ind w:left="100" w:right="100" w:firstLine="0" w:firstLineChars="0"/>
-              <w:rPr>
-                <w:rFonts w:ascii="Helvetica" w:hAnsi="Helvetica" w:eastAsia="Helvetica" w:cs="Helvetica"/>
-                <w:i w:val="false"/>
-                <w:b w:val="false"/>
-                <w:u w:val="none"/>
-                <w:sz w:val="22"/>
-                <w:szCs w:val="22"/>
-                <w:color w:val="000000"/>
-              </w:rPr>
-            </w:pPr>
-            <w:r>
-              <w:rPr>
-                <w:rFonts w:ascii="Helvetica" w:hAnsi="Helvetica" w:eastAsia="Helvetica" w:cs="Helvetica"/>
-                <w:i w:val="false"/>
-                <w:b w:val="false"/>
-                <w:u w:val="none"/>
-                <w:sz w:val="22"/>
-                <w:szCs w:val="22"/>
-                <w:color w:val="000000"/>
-              </w:rPr>
-              <w:t xml:space="preserve">0.830</w:t>
+              <w:t xml:space="preserve">1.09</w:t>
+            </w:r>
+          </w:p>
+        </w:tc>
+        <w:tc>
+          <w:tcPr>
+            <w:tcBorders>
+              <w:bottom w:val="none" w:sz="0" w:space="0" w:color="000000"/>
+              <w:top w:val="none" w:sz="0" w:space="0" w:color="000000"/>
+              <w:left w:val="none" w:sz="0" w:space="0" w:color="000000"/>
+              <w:right w:val="none" w:sz="0" w:space="0" w:color="000000"/>
+            </w:tcBorders>
+            <w:shd w:val="clear" w:color="auto" w:fill="FFFFFF"/>
+            <w:tcMar>
+              <w:top w:w="0" w:type="dxa"/>
+              <w:bottom w:w="0" w:type="dxa"/>
+              <w:left w:w="0" w:type="dxa"/>
+              <w:right w:w="0" w:type="dxa"/>
+            </w:tcMar>
+            <w:vAlign w:val="top"/>
+          </w:tcPr>
+          <w:p>
+            <w:pPr>
+              <w:pStyle w:val="Normal"/>
+              <w:jc w:val="center"/>
+              <w:pBdr>
+                <w:bottom w:val="none" w:sz="0" w:space="0" w:color="000000"/>
+                <w:top w:val="none" w:sz="0" w:space="0" w:color="000000"/>
+                <w:left w:val="none" w:sz="0" w:space="0" w:color="000000"/>
+                <w:right w:val="none" w:sz="0" w:space="0" w:color="000000"/>
+              </w:pBdr>
+              <w:spacing w:after="100" w:before="100" w:line="240"/>
+              <w:ind w:left="100" w:right="100" w:firstLine="0" w:firstLineChars="0"/>
+              <w:rPr>
+                <w:rFonts w:ascii="Helvetica" w:hAnsi="Helvetica" w:eastAsia="Helvetica" w:cs="Helvetica"/>
+                <w:i w:val="false"/>
+                <w:b w:val="false"/>
+                <w:u w:val="none"/>
+                <w:sz w:val="22"/>
+                <w:szCs w:val="22"/>
+                <w:color w:val="000000"/>
+              </w:rPr>
+            </w:pPr>
+            <w:r>
+              <w:rPr>
+                <w:rFonts w:ascii="Helvetica" w:hAnsi="Helvetica" w:eastAsia="Helvetica" w:cs="Helvetica"/>
+                <w:i w:val="false"/>
+                <w:b w:val="false"/>
+                <w:u w:val="none"/>
+                <w:sz w:val="22"/>
+                <w:szCs w:val="22"/>
+                <w:color w:val="000000"/>
+              </w:rPr>
+              <w:t xml:space="preserve">0.52, 2.29</w:t>
+            </w:r>
+          </w:p>
+        </w:tc>
+        <w:tc>
+          <w:tcPr>
+            <w:tcBorders>
+              <w:bottom w:val="none" w:sz="0" w:space="0" w:color="000000"/>
+              <w:top w:val="none" w:sz="0" w:space="0" w:color="000000"/>
+              <w:left w:val="none" w:sz="0" w:space="0" w:color="000000"/>
+              <w:right w:val="none" w:sz="0" w:space="0" w:color="000000"/>
+            </w:tcBorders>
+            <w:shd w:val="clear" w:color="auto" w:fill="FFFFFF"/>
+            <w:tcMar>
+              <w:top w:w="0" w:type="dxa"/>
+              <w:bottom w:w="0" w:type="dxa"/>
+              <w:left w:w="0" w:type="dxa"/>
+              <w:right w:w="0" w:type="dxa"/>
+            </w:tcMar>
+            <w:vAlign w:val="top"/>
+          </w:tcPr>
+          <w:p>
+            <w:pPr>
+              <w:pStyle w:val="Normal"/>
+              <w:jc w:val="center"/>
+              <w:pBdr>
+                <w:bottom w:val="none" w:sz="0" w:space="0" w:color="000000"/>
+                <w:top w:val="none" w:sz="0" w:space="0" w:color="000000"/>
+                <w:left w:val="none" w:sz="0" w:space="0" w:color="000000"/>
+                <w:right w:val="none" w:sz="0" w:space="0" w:color="000000"/>
+              </w:pBdr>
+              <w:spacing w:after="100" w:before="100" w:line="240"/>
+              <w:ind w:left="100" w:right="100" w:firstLine="0" w:firstLineChars="0"/>
+              <w:rPr>
+                <w:rFonts w:ascii="Helvetica" w:hAnsi="Helvetica" w:eastAsia="Helvetica" w:cs="Helvetica"/>
+                <w:i w:val="false"/>
+                <w:b w:val="false"/>
+                <w:u w:val="none"/>
+                <w:sz w:val="22"/>
+                <w:szCs w:val="22"/>
+                <w:color w:val="000000"/>
+              </w:rPr>
+            </w:pPr>
+            <w:r>
+              <w:rPr>
+                <w:rFonts w:ascii="Helvetica" w:hAnsi="Helvetica" w:eastAsia="Helvetica" w:cs="Helvetica"/>
+                <w:i w:val="false"/>
+                <w:b w:val="false"/>
+                <w:u w:val="none"/>
+                <w:sz w:val="22"/>
+                <w:szCs w:val="22"/>
+                <w:color w:val="000000"/>
+              </w:rPr>
+              <w:t xml:space="preserve">0.820</w:t>
             </w:r>
           </w:p>
         </w:tc>
@@ -14898,113 +14898,113 @@
                 <w:szCs w:val="22"/>
                 <w:color w:val="000000"/>
               </w:rPr>
-              <w:t xml:space="preserve">1.37</w:t>
-            </w:r>
-          </w:p>
-        </w:tc>
-        <w:tc>
-          <w:tcPr>
-            <w:tcBorders>
-              <w:bottom w:val="none" w:sz="0" w:space="0" w:color="000000"/>
-              <w:top w:val="none" w:sz="0" w:space="0" w:color="000000"/>
-              <w:left w:val="none" w:sz="0" w:space="0" w:color="000000"/>
-              <w:right w:val="none" w:sz="0" w:space="0" w:color="000000"/>
-            </w:tcBorders>
-            <w:shd w:val="clear" w:color="auto" w:fill="FFFFFF"/>
-            <w:tcMar>
-              <w:top w:w="0" w:type="dxa"/>
-              <w:bottom w:w="0" w:type="dxa"/>
-              <w:left w:w="0" w:type="dxa"/>
-              <w:right w:w="0" w:type="dxa"/>
-            </w:tcMar>
-            <w:vAlign w:val="top"/>
-          </w:tcPr>
-          <w:p>
-            <w:pPr>
-              <w:pStyle w:val="Normal"/>
-              <w:jc w:val="center"/>
-              <w:pBdr>
-                <w:bottom w:val="none" w:sz="0" w:space="0" w:color="000000"/>
-                <w:top w:val="none" w:sz="0" w:space="0" w:color="000000"/>
-                <w:left w:val="none" w:sz="0" w:space="0" w:color="000000"/>
-                <w:right w:val="none" w:sz="0" w:space="0" w:color="000000"/>
-              </w:pBdr>
-              <w:spacing w:after="100" w:before="100" w:line="240"/>
-              <w:ind w:left="100" w:right="100" w:firstLine="0" w:firstLineChars="0"/>
-              <w:rPr>
-                <w:rFonts w:ascii="Helvetica" w:hAnsi="Helvetica" w:eastAsia="Helvetica" w:cs="Helvetica"/>
-                <w:i w:val="false"/>
-                <w:b w:val="false"/>
-                <w:u w:val="none"/>
-                <w:sz w:val="22"/>
-                <w:szCs w:val="22"/>
-                <w:color w:val="000000"/>
-              </w:rPr>
-            </w:pPr>
-            <w:r>
-              <w:rPr>
-                <w:rFonts w:ascii="Helvetica" w:hAnsi="Helvetica" w:eastAsia="Helvetica" w:cs="Helvetica"/>
-                <w:i w:val="false"/>
-                <w:b w:val="false"/>
-                <w:u w:val="none"/>
-                <w:sz w:val="22"/>
-                <w:szCs w:val="22"/>
-                <w:color w:val="000000"/>
-              </w:rPr>
-              <w:t xml:space="preserve">0.96, 1.94</w:t>
-            </w:r>
-          </w:p>
-        </w:tc>
-        <w:tc>
-          <w:tcPr>
-            <w:tcBorders>
-              <w:bottom w:val="none" w:sz="0" w:space="0" w:color="000000"/>
-              <w:top w:val="none" w:sz="0" w:space="0" w:color="000000"/>
-              <w:left w:val="none" w:sz="0" w:space="0" w:color="000000"/>
-              <w:right w:val="none" w:sz="0" w:space="0" w:color="000000"/>
-            </w:tcBorders>
-            <w:shd w:val="clear" w:color="auto" w:fill="FFFFFF"/>
-            <w:tcMar>
-              <w:top w:w="0" w:type="dxa"/>
-              <w:bottom w:w="0" w:type="dxa"/>
-              <w:left w:w="0" w:type="dxa"/>
-              <w:right w:w="0" w:type="dxa"/>
-            </w:tcMar>
-            <w:vAlign w:val="top"/>
-          </w:tcPr>
-          <w:p>
-            <w:pPr>
-              <w:pStyle w:val="Normal"/>
-              <w:jc w:val="center"/>
-              <w:pBdr>
-                <w:bottom w:val="none" w:sz="0" w:space="0" w:color="000000"/>
-                <w:top w:val="none" w:sz="0" w:space="0" w:color="000000"/>
-                <w:left w:val="none" w:sz="0" w:space="0" w:color="000000"/>
-                <w:right w:val="none" w:sz="0" w:space="0" w:color="000000"/>
-              </w:pBdr>
-              <w:spacing w:after="100" w:before="100" w:line="240"/>
-              <w:ind w:left="100" w:right="100" w:firstLine="0" w:firstLineChars="0"/>
-              <w:rPr>
-                <w:rFonts w:ascii="Helvetica" w:hAnsi="Helvetica" w:eastAsia="Helvetica" w:cs="Helvetica"/>
-                <w:i w:val="false"/>
-                <w:b w:val="false"/>
-                <w:u w:val="none"/>
-                <w:sz w:val="22"/>
-                <w:szCs w:val="22"/>
-                <w:color w:val="000000"/>
-              </w:rPr>
-            </w:pPr>
-            <w:r>
-              <w:rPr>
-                <w:rFonts w:ascii="Helvetica" w:hAnsi="Helvetica" w:eastAsia="Helvetica" w:cs="Helvetica"/>
-                <w:i w:val="false"/>
-                <w:b w:val="false"/>
-                <w:u w:val="none"/>
-                <w:sz w:val="22"/>
-                <w:szCs w:val="22"/>
-                <w:color w:val="000000"/>
-              </w:rPr>
-              <w:t xml:space="preserve">0.080</w:t>
+              <w:t xml:space="preserve">1.36</w:t>
+            </w:r>
+          </w:p>
+        </w:tc>
+        <w:tc>
+          <w:tcPr>
+            <w:tcBorders>
+              <w:bottom w:val="none" w:sz="0" w:space="0" w:color="000000"/>
+              <w:top w:val="none" w:sz="0" w:space="0" w:color="000000"/>
+              <w:left w:val="none" w:sz="0" w:space="0" w:color="000000"/>
+              <w:right w:val="none" w:sz="0" w:space="0" w:color="000000"/>
+            </w:tcBorders>
+            <w:shd w:val="clear" w:color="auto" w:fill="FFFFFF"/>
+            <w:tcMar>
+              <w:top w:w="0" w:type="dxa"/>
+              <w:bottom w:w="0" w:type="dxa"/>
+              <w:left w:w="0" w:type="dxa"/>
+              <w:right w:w="0" w:type="dxa"/>
+            </w:tcMar>
+            <w:vAlign w:val="top"/>
+          </w:tcPr>
+          <w:p>
+            <w:pPr>
+              <w:pStyle w:val="Normal"/>
+              <w:jc w:val="center"/>
+              <w:pBdr>
+                <w:bottom w:val="none" w:sz="0" w:space="0" w:color="000000"/>
+                <w:top w:val="none" w:sz="0" w:space="0" w:color="000000"/>
+                <w:left w:val="none" w:sz="0" w:space="0" w:color="000000"/>
+                <w:right w:val="none" w:sz="0" w:space="0" w:color="000000"/>
+              </w:pBdr>
+              <w:spacing w:after="100" w:before="100" w:line="240"/>
+              <w:ind w:left="100" w:right="100" w:firstLine="0" w:firstLineChars="0"/>
+              <w:rPr>
+                <w:rFonts w:ascii="Helvetica" w:hAnsi="Helvetica" w:eastAsia="Helvetica" w:cs="Helvetica"/>
+                <w:i w:val="false"/>
+                <w:b w:val="false"/>
+                <w:u w:val="none"/>
+                <w:sz w:val="22"/>
+                <w:szCs w:val="22"/>
+                <w:color w:val="000000"/>
+              </w:rPr>
+            </w:pPr>
+            <w:r>
+              <w:rPr>
+                <w:rFonts w:ascii="Helvetica" w:hAnsi="Helvetica" w:eastAsia="Helvetica" w:cs="Helvetica"/>
+                <w:i w:val="false"/>
+                <w:b w:val="false"/>
+                <w:u w:val="none"/>
+                <w:sz w:val="22"/>
+                <w:szCs w:val="22"/>
+                <w:color w:val="000000"/>
+              </w:rPr>
+              <w:t xml:space="preserve">0.96, 1.92</w:t>
+            </w:r>
+          </w:p>
+        </w:tc>
+        <w:tc>
+          <w:tcPr>
+            <w:tcBorders>
+              <w:bottom w:val="none" w:sz="0" w:space="0" w:color="000000"/>
+              <w:top w:val="none" w:sz="0" w:space="0" w:color="000000"/>
+              <w:left w:val="none" w:sz="0" w:space="0" w:color="000000"/>
+              <w:right w:val="none" w:sz="0" w:space="0" w:color="000000"/>
+            </w:tcBorders>
+            <w:shd w:val="clear" w:color="auto" w:fill="FFFFFF"/>
+            <w:tcMar>
+              <w:top w:w="0" w:type="dxa"/>
+              <w:bottom w:w="0" w:type="dxa"/>
+              <w:left w:w="0" w:type="dxa"/>
+              <w:right w:w="0" w:type="dxa"/>
+            </w:tcMar>
+            <w:vAlign w:val="top"/>
+          </w:tcPr>
+          <w:p>
+            <w:pPr>
+              <w:pStyle w:val="Normal"/>
+              <w:jc w:val="center"/>
+              <w:pBdr>
+                <w:bottom w:val="none" w:sz="0" w:space="0" w:color="000000"/>
+                <w:top w:val="none" w:sz="0" w:space="0" w:color="000000"/>
+                <w:left w:val="none" w:sz="0" w:space="0" w:color="000000"/>
+                <w:right w:val="none" w:sz="0" w:space="0" w:color="000000"/>
+              </w:pBdr>
+              <w:spacing w:after="100" w:before="100" w:line="240"/>
+              <w:ind w:left="100" w:right="100" w:firstLine="0" w:firstLineChars="0"/>
+              <w:rPr>
+                <w:rFonts w:ascii="Helvetica" w:hAnsi="Helvetica" w:eastAsia="Helvetica" w:cs="Helvetica"/>
+                <w:i w:val="false"/>
+                <w:b w:val="false"/>
+                <w:u w:val="none"/>
+                <w:sz w:val="22"/>
+                <w:szCs w:val="22"/>
+                <w:color w:val="000000"/>
+              </w:rPr>
+            </w:pPr>
+            <w:r>
+              <w:rPr>
+                <w:rFonts w:ascii="Helvetica" w:hAnsi="Helvetica" w:eastAsia="Helvetica" w:cs="Helvetica"/>
+                <w:i w:val="false"/>
+                <w:b w:val="false"/>
+                <w:u w:val="none"/>
+                <w:sz w:val="22"/>
+                <w:szCs w:val="22"/>
+                <w:color w:val="000000"/>
+              </w:rPr>
+              <w:t xml:space="preserve">0.088</w:t>
             </w:r>
           </w:p>
         </w:tc>
@@ -15163,7 +15163,7 @@
                 <w:szCs w:val="22"/>
                 <w:color w:val="000000"/>
               </w:rPr>
-              <w:t xml:space="preserve">0.69, 1.69</w:t>
+              <w:t xml:space="preserve">0.69, 1.70</w:t>
             </w:r>
           </w:p>
         </w:tc>
@@ -15487,7 +15487,7 @@
                 <w:szCs w:val="22"/>
                 <w:color w:val="000000"/>
               </w:rPr>
-              <w:t xml:space="preserve">&gt;0.999</w:t>
+              <w:t xml:space="preserve">0.980</w:t>
             </w:r>
           </w:p>
         </w:tc>
@@ -15699,7 +15699,7 @@
                 <w:szCs w:val="22"/>
                 <w:color w:val="000000"/>
               </w:rPr>
-              <w:t xml:space="preserve">0.096</w:t>
+              <w:t xml:space="preserve">0.089</w:t>
             </w:r>
           </w:p>
         </w:tc>
@@ -15864,113 +15864,113 @@
                 <w:szCs w:val="22"/>
                 <w:color w:val="000000"/>
               </w:rPr>
-              <w:t xml:space="preserve">1.48</w:t>
-            </w:r>
-          </w:p>
-        </w:tc>
-        <w:tc>
-          <w:tcPr>
-            <w:tcBorders>
-              <w:bottom w:val="none" w:sz="0" w:space="0" w:color="000000"/>
-              <w:top w:val="none" w:sz="0" w:space="0" w:color="000000"/>
-              <w:left w:val="none" w:sz="0" w:space="0" w:color="000000"/>
-              <w:right w:val="none" w:sz="0" w:space="0" w:color="000000"/>
-            </w:tcBorders>
-            <w:shd w:val="clear" w:color="auto" w:fill="FFFFFF"/>
-            <w:tcMar>
-              <w:top w:w="0" w:type="dxa"/>
-              <w:bottom w:w="0" w:type="dxa"/>
-              <w:left w:w="0" w:type="dxa"/>
-              <w:right w:w="0" w:type="dxa"/>
-            </w:tcMar>
-            <w:vAlign w:val="top"/>
-          </w:tcPr>
-          <w:p>
-            <w:pPr>
-              <w:pStyle w:val="Normal"/>
-              <w:jc w:val="center"/>
-              <w:pBdr>
-                <w:bottom w:val="none" w:sz="0" w:space="0" w:color="000000"/>
-                <w:top w:val="none" w:sz="0" w:space="0" w:color="000000"/>
-                <w:left w:val="none" w:sz="0" w:space="0" w:color="000000"/>
-                <w:right w:val="none" w:sz="0" w:space="0" w:color="000000"/>
-              </w:pBdr>
-              <w:spacing w:after="100" w:before="100" w:line="240"/>
-              <w:ind w:left="100" w:right="100" w:firstLine="0" w:firstLineChars="0"/>
-              <w:rPr>
-                <w:rFonts w:ascii="Helvetica" w:hAnsi="Helvetica" w:eastAsia="Helvetica" w:cs="Helvetica"/>
-                <w:i w:val="false"/>
-                <w:b w:val="false"/>
-                <w:u w:val="none"/>
-                <w:sz w:val="22"/>
-                <w:szCs w:val="22"/>
-                <w:color w:val="000000"/>
-              </w:rPr>
-            </w:pPr>
-            <w:r>
-              <w:rPr>
-                <w:rFonts w:ascii="Helvetica" w:hAnsi="Helvetica" w:eastAsia="Helvetica" w:cs="Helvetica"/>
-                <w:i w:val="false"/>
-                <w:b w:val="false"/>
-                <w:u w:val="none"/>
-                <w:sz w:val="22"/>
-                <w:szCs w:val="22"/>
-                <w:color w:val="000000"/>
-              </w:rPr>
-              <w:t xml:space="preserve">1.08, 2.01</w:t>
-            </w:r>
-          </w:p>
-        </w:tc>
-        <w:tc>
-          <w:tcPr>
-            <w:tcBorders>
-              <w:bottom w:val="none" w:sz="0" w:space="0" w:color="000000"/>
-              <w:top w:val="none" w:sz="0" w:space="0" w:color="000000"/>
-              <w:left w:val="none" w:sz="0" w:space="0" w:color="000000"/>
-              <w:right w:val="none" w:sz="0" w:space="0" w:color="000000"/>
-            </w:tcBorders>
-            <w:shd w:val="clear" w:color="auto" w:fill="FFFFFF"/>
-            <w:tcMar>
-              <w:top w:w="0" w:type="dxa"/>
-              <w:bottom w:w="0" w:type="dxa"/>
-              <w:left w:w="0" w:type="dxa"/>
-              <w:right w:w="0" w:type="dxa"/>
-            </w:tcMar>
-            <w:vAlign w:val="top"/>
-          </w:tcPr>
-          <w:p>
-            <w:pPr>
-              <w:pStyle w:val="Normal"/>
-              <w:jc w:val="center"/>
-              <w:pBdr>
-                <w:bottom w:val="none" w:sz="0" w:space="0" w:color="000000"/>
-                <w:top w:val="none" w:sz="0" w:space="0" w:color="000000"/>
-                <w:left w:val="none" w:sz="0" w:space="0" w:color="000000"/>
-                <w:right w:val="none" w:sz="0" w:space="0" w:color="000000"/>
-              </w:pBdr>
-              <w:spacing w:after="100" w:before="100" w:line="240"/>
-              <w:ind w:left="100" w:right="100" w:firstLine="0" w:firstLineChars="0"/>
-              <w:rPr>
-                <w:rFonts w:ascii="Helvetica" w:hAnsi="Helvetica" w:eastAsia="Helvetica" w:cs="Helvetica"/>
-                <w:i w:val="false"/>
-                <w:b w:val="false"/>
-                <w:u w:val="none"/>
-                <w:sz w:val="22"/>
-                <w:szCs w:val="22"/>
-                <w:color w:val="000000"/>
-              </w:rPr>
-            </w:pPr>
-            <w:r>
-              <w:rPr>
-                <w:rFonts w:ascii="Helvetica" w:hAnsi="Helvetica" w:eastAsia="Helvetica" w:cs="Helvetica"/>
-                <w:i w:val="false"/>
-                <w:b w:val="false"/>
-                <w:u w:val="none"/>
-                <w:sz w:val="22"/>
-                <w:szCs w:val="22"/>
-                <w:color w:val="000000"/>
-              </w:rPr>
-              <w:t xml:space="preserve">0.013</w:t>
+              <w:t xml:space="preserve">1.46</w:t>
+            </w:r>
+          </w:p>
+        </w:tc>
+        <w:tc>
+          <w:tcPr>
+            <w:tcBorders>
+              <w:bottom w:val="none" w:sz="0" w:space="0" w:color="000000"/>
+              <w:top w:val="none" w:sz="0" w:space="0" w:color="000000"/>
+              <w:left w:val="none" w:sz="0" w:space="0" w:color="000000"/>
+              <w:right w:val="none" w:sz="0" w:space="0" w:color="000000"/>
+            </w:tcBorders>
+            <w:shd w:val="clear" w:color="auto" w:fill="FFFFFF"/>
+            <w:tcMar>
+              <w:top w:w="0" w:type="dxa"/>
+              <w:bottom w:w="0" w:type="dxa"/>
+              <w:left w:w="0" w:type="dxa"/>
+              <w:right w:w="0" w:type="dxa"/>
+            </w:tcMar>
+            <w:vAlign w:val="top"/>
+          </w:tcPr>
+          <w:p>
+            <w:pPr>
+              <w:pStyle w:val="Normal"/>
+              <w:jc w:val="center"/>
+              <w:pBdr>
+                <w:bottom w:val="none" w:sz="0" w:space="0" w:color="000000"/>
+                <w:top w:val="none" w:sz="0" w:space="0" w:color="000000"/>
+                <w:left w:val="none" w:sz="0" w:space="0" w:color="000000"/>
+                <w:right w:val="none" w:sz="0" w:space="0" w:color="000000"/>
+              </w:pBdr>
+              <w:spacing w:after="100" w:before="100" w:line="240"/>
+              <w:ind w:left="100" w:right="100" w:firstLine="0" w:firstLineChars="0"/>
+              <w:rPr>
+                <w:rFonts w:ascii="Helvetica" w:hAnsi="Helvetica" w:eastAsia="Helvetica" w:cs="Helvetica"/>
+                <w:i w:val="false"/>
+                <w:b w:val="false"/>
+                <w:u w:val="none"/>
+                <w:sz w:val="22"/>
+                <w:szCs w:val="22"/>
+                <w:color w:val="000000"/>
+              </w:rPr>
+            </w:pPr>
+            <w:r>
+              <w:rPr>
+                <w:rFonts w:ascii="Helvetica" w:hAnsi="Helvetica" w:eastAsia="Helvetica" w:cs="Helvetica"/>
+                <w:i w:val="false"/>
+                <w:b w:val="false"/>
+                <w:u w:val="none"/>
+                <w:sz w:val="22"/>
+                <w:szCs w:val="22"/>
+                <w:color w:val="000000"/>
+              </w:rPr>
+              <w:t xml:space="preserve">1.08, 1.98</w:t>
+            </w:r>
+          </w:p>
+        </w:tc>
+        <w:tc>
+          <w:tcPr>
+            <w:tcBorders>
+              <w:bottom w:val="none" w:sz="0" w:space="0" w:color="000000"/>
+              <w:top w:val="none" w:sz="0" w:space="0" w:color="000000"/>
+              <w:left w:val="none" w:sz="0" w:space="0" w:color="000000"/>
+              <w:right w:val="none" w:sz="0" w:space="0" w:color="000000"/>
+            </w:tcBorders>
+            <w:shd w:val="clear" w:color="auto" w:fill="FFFFFF"/>
+            <w:tcMar>
+              <w:top w:w="0" w:type="dxa"/>
+              <w:bottom w:w="0" w:type="dxa"/>
+              <w:left w:w="0" w:type="dxa"/>
+              <w:right w:w="0" w:type="dxa"/>
+            </w:tcMar>
+            <w:vAlign w:val="top"/>
+          </w:tcPr>
+          <w:p>
+            <w:pPr>
+              <w:pStyle w:val="Normal"/>
+              <w:jc w:val="center"/>
+              <w:pBdr>
+                <w:bottom w:val="none" w:sz="0" w:space="0" w:color="000000"/>
+                <w:top w:val="none" w:sz="0" w:space="0" w:color="000000"/>
+                <w:left w:val="none" w:sz="0" w:space="0" w:color="000000"/>
+                <w:right w:val="none" w:sz="0" w:space="0" w:color="000000"/>
+              </w:pBdr>
+              <w:spacing w:after="100" w:before="100" w:line="240"/>
+              <w:ind w:left="100" w:right="100" w:firstLine="0" w:firstLineChars="0"/>
+              <w:rPr>
+                <w:rFonts w:ascii="Helvetica" w:hAnsi="Helvetica" w:eastAsia="Helvetica" w:cs="Helvetica"/>
+                <w:i w:val="false"/>
+                <w:b w:val="false"/>
+                <w:u w:val="none"/>
+                <w:sz w:val="22"/>
+                <w:szCs w:val="22"/>
+                <w:color w:val="000000"/>
+              </w:rPr>
+            </w:pPr>
+            <w:r>
+              <w:rPr>
+                <w:rFonts w:ascii="Helvetica" w:hAnsi="Helvetica" w:eastAsia="Helvetica" w:cs="Helvetica"/>
+                <w:i w:val="false"/>
+                <w:b w:val="false"/>
+                <w:u w:val="none"/>
+                <w:sz w:val="22"/>
+                <w:szCs w:val="22"/>
+                <w:color w:val="000000"/>
+              </w:rPr>
+              <w:t xml:space="preserve">0.015</w:t>
             </w:r>
           </w:p>
         </w:tc>
@@ -16076,113 +16076,113 @@
                 <w:szCs w:val="22"/>
                 <w:color w:val="000000"/>
               </w:rPr>
-              <w:t xml:space="preserve">1.11</w:t>
-            </w:r>
-          </w:p>
-        </w:tc>
-        <w:tc>
-          <w:tcPr>
-            <w:tcBorders>
-              <w:bottom w:val="none" w:sz="0" w:space="0" w:color="000000"/>
-              <w:top w:val="none" w:sz="0" w:space="0" w:color="000000"/>
-              <w:left w:val="none" w:sz="0" w:space="0" w:color="000000"/>
-              <w:right w:val="none" w:sz="0" w:space="0" w:color="000000"/>
-            </w:tcBorders>
-            <w:shd w:val="clear" w:color="auto" w:fill="FFFFFF"/>
-            <w:tcMar>
-              <w:top w:w="0" w:type="dxa"/>
-              <w:bottom w:w="0" w:type="dxa"/>
-              <w:left w:w="0" w:type="dxa"/>
-              <w:right w:w="0" w:type="dxa"/>
-            </w:tcMar>
-            <w:vAlign w:val="top"/>
-          </w:tcPr>
-          <w:p>
-            <w:pPr>
-              <w:pStyle w:val="Normal"/>
-              <w:jc w:val="center"/>
-              <w:pBdr>
-                <w:bottom w:val="none" w:sz="0" w:space="0" w:color="000000"/>
-                <w:top w:val="none" w:sz="0" w:space="0" w:color="000000"/>
-                <w:left w:val="none" w:sz="0" w:space="0" w:color="000000"/>
-                <w:right w:val="none" w:sz="0" w:space="0" w:color="000000"/>
-              </w:pBdr>
-              <w:spacing w:after="100" w:before="100" w:line="240"/>
-              <w:ind w:left="100" w:right="100" w:firstLine="0" w:firstLineChars="0"/>
-              <w:rPr>
-                <w:rFonts w:ascii="Helvetica" w:hAnsi="Helvetica" w:eastAsia="Helvetica" w:cs="Helvetica"/>
-                <w:i w:val="false"/>
-                <w:b w:val="false"/>
-                <w:u w:val="none"/>
-                <w:sz w:val="22"/>
-                <w:szCs w:val="22"/>
-                <w:color w:val="000000"/>
-              </w:rPr>
-            </w:pPr>
-            <w:r>
-              <w:rPr>
-                <w:rFonts w:ascii="Helvetica" w:hAnsi="Helvetica" w:eastAsia="Helvetica" w:cs="Helvetica"/>
-                <w:i w:val="false"/>
-                <w:b w:val="false"/>
-                <w:u w:val="none"/>
-                <w:sz w:val="22"/>
-                <w:szCs w:val="22"/>
-                <w:color w:val="000000"/>
-              </w:rPr>
-              <w:t xml:space="preserve">0.77, 1.59</w:t>
-            </w:r>
-          </w:p>
-        </w:tc>
-        <w:tc>
-          <w:tcPr>
-            <w:tcBorders>
-              <w:bottom w:val="none" w:sz="0" w:space="0" w:color="000000"/>
-              <w:top w:val="none" w:sz="0" w:space="0" w:color="000000"/>
-              <w:left w:val="none" w:sz="0" w:space="0" w:color="000000"/>
-              <w:right w:val="none" w:sz="0" w:space="0" w:color="000000"/>
-            </w:tcBorders>
-            <w:shd w:val="clear" w:color="auto" w:fill="FFFFFF"/>
-            <w:tcMar>
-              <w:top w:w="0" w:type="dxa"/>
-              <w:bottom w:w="0" w:type="dxa"/>
-              <w:left w:w="0" w:type="dxa"/>
-              <w:right w:w="0" w:type="dxa"/>
-            </w:tcMar>
-            <w:vAlign w:val="top"/>
-          </w:tcPr>
-          <w:p>
-            <w:pPr>
-              <w:pStyle w:val="Normal"/>
-              <w:jc w:val="center"/>
-              <w:pBdr>
-                <w:bottom w:val="none" w:sz="0" w:space="0" w:color="000000"/>
-                <w:top w:val="none" w:sz="0" w:space="0" w:color="000000"/>
-                <w:left w:val="none" w:sz="0" w:space="0" w:color="000000"/>
-                <w:right w:val="none" w:sz="0" w:space="0" w:color="000000"/>
-              </w:pBdr>
-              <w:spacing w:after="100" w:before="100" w:line="240"/>
-              <w:ind w:left="100" w:right="100" w:firstLine="0" w:firstLineChars="0"/>
-              <w:rPr>
-                <w:rFonts w:ascii="Helvetica" w:hAnsi="Helvetica" w:eastAsia="Helvetica" w:cs="Helvetica"/>
-                <w:i w:val="false"/>
-                <w:b w:val="false"/>
-                <w:u w:val="none"/>
-                <w:sz w:val="22"/>
-                <w:szCs w:val="22"/>
-                <w:color w:val="000000"/>
-              </w:rPr>
-            </w:pPr>
-            <w:r>
-              <w:rPr>
-                <w:rFonts w:ascii="Helvetica" w:hAnsi="Helvetica" w:eastAsia="Helvetica" w:cs="Helvetica"/>
-                <w:i w:val="false"/>
-                <w:b w:val="false"/>
-                <w:u w:val="none"/>
-                <w:sz w:val="22"/>
-                <w:szCs w:val="22"/>
-                <w:color w:val="000000"/>
-              </w:rPr>
-              <w:t xml:space="preserve">0.590</w:t>
+              <w:t xml:space="preserve">1.10</w:t>
+            </w:r>
+          </w:p>
+        </w:tc>
+        <w:tc>
+          <w:tcPr>
+            <w:tcBorders>
+              <w:bottom w:val="none" w:sz="0" w:space="0" w:color="000000"/>
+              <w:top w:val="none" w:sz="0" w:space="0" w:color="000000"/>
+              <w:left w:val="none" w:sz="0" w:space="0" w:color="000000"/>
+              <w:right w:val="none" w:sz="0" w:space="0" w:color="000000"/>
+            </w:tcBorders>
+            <w:shd w:val="clear" w:color="auto" w:fill="FFFFFF"/>
+            <w:tcMar>
+              <w:top w:w="0" w:type="dxa"/>
+              <w:bottom w:w="0" w:type="dxa"/>
+              <w:left w:w="0" w:type="dxa"/>
+              <w:right w:w="0" w:type="dxa"/>
+            </w:tcMar>
+            <w:vAlign w:val="top"/>
+          </w:tcPr>
+          <w:p>
+            <w:pPr>
+              <w:pStyle w:val="Normal"/>
+              <w:jc w:val="center"/>
+              <w:pBdr>
+                <w:bottom w:val="none" w:sz="0" w:space="0" w:color="000000"/>
+                <w:top w:val="none" w:sz="0" w:space="0" w:color="000000"/>
+                <w:left w:val="none" w:sz="0" w:space="0" w:color="000000"/>
+                <w:right w:val="none" w:sz="0" w:space="0" w:color="000000"/>
+              </w:pBdr>
+              <w:spacing w:after="100" w:before="100" w:line="240"/>
+              <w:ind w:left="100" w:right="100" w:firstLine="0" w:firstLineChars="0"/>
+              <w:rPr>
+                <w:rFonts w:ascii="Helvetica" w:hAnsi="Helvetica" w:eastAsia="Helvetica" w:cs="Helvetica"/>
+                <w:i w:val="false"/>
+                <w:b w:val="false"/>
+                <w:u w:val="none"/>
+                <w:sz w:val="22"/>
+                <w:szCs w:val="22"/>
+                <w:color w:val="000000"/>
+              </w:rPr>
+            </w:pPr>
+            <w:r>
+              <w:rPr>
+                <w:rFonts w:ascii="Helvetica" w:hAnsi="Helvetica" w:eastAsia="Helvetica" w:cs="Helvetica"/>
+                <w:i w:val="false"/>
+                <w:b w:val="false"/>
+                <w:u w:val="none"/>
+                <w:sz w:val="22"/>
+                <w:szCs w:val="22"/>
+                <w:color w:val="000000"/>
+              </w:rPr>
+              <w:t xml:space="preserve">0.76, 1.58</w:t>
+            </w:r>
+          </w:p>
+        </w:tc>
+        <w:tc>
+          <w:tcPr>
+            <w:tcBorders>
+              <w:bottom w:val="none" w:sz="0" w:space="0" w:color="000000"/>
+              <w:top w:val="none" w:sz="0" w:space="0" w:color="000000"/>
+              <w:left w:val="none" w:sz="0" w:space="0" w:color="000000"/>
+              <w:right w:val="none" w:sz="0" w:space="0" w:color="000000"/>
+            </w:tcBorders>
+            <w:shd w:val="clear" w:color="auto" w:fill="FFFFFF"/>
+            <w:tcMar>
+              <w:top w:w="0" w:type="dxa"/>
+              <w:bottom w:w="0" w:type="dxa"/>
+              <w:left w:w="0" w:type="dxa"/>
+              <w:right w:w="0" w:type="dxa"/>
+            </w:tcMar>
+            <w:vAlign w:val="top"/>
+          </w:tcPr>
+          <w:p>
+            <w:pPr>
+              <w:pStyle w:val="Normal"/>
+              <w:jc w:val="center"/>
+              <w:pBdr>
+                <w:bottom w:val="none" w:sz="0" w:space="0" w:color="000000"/>
+                <w:top w:val="none" w:sz="0" w:space="0" w:color="000000"/>
+                <w:left w:val="none" w:sz="0" w:space="0" w:color="000000"/>
+                <w:right w:val="none" w:sz="0" w:space="0" w:color="000000"/>
+              </w:pBdr>
+              <w:spacing w:after="100" w:before="100" w:line="240"/>
+              <w:ind w:left="100" w:right="100" w:firstLine="0" w:firstLineChars="0"/>
+              <w:rPr>
+                <w:rFonts w:ascii="Helvetica" w:hAnsi="Helvetica" w:eastAsia="Helvetica" w:cs="Helvetica"/>
+                <w:i w:val="false"/>
+                <w:b w:val="false"/>
+                <w:u w:val="none"/>
+                <w:sz w:val="22"/>
+                <w:szCs w:val="22"/>
+                <w:color w:val="000000"/>
+              </w:rPr>
+            </w:pPr>
+            <w:r>
+              <w:rPr>
+                <w:rFonts w:ascii="Helvetica" w:hAnsi="Helvetica" w:eastAsia="Helvetica" w:cs="Helvetica"/>
+                <w:i w:val="false"/>
+                <w:b w:val="false"/>
+                <w:u w:val="none"/>
+                <w:sz w:val="22"/>
+                <w:szCs w:val="22"/>
+                <w:color w:val="000000"/>
+              </w:rPr>
+              <w:t xml:space="preserve">0.620</w:t>
             </w:r>
           </w:p>
         </w:tc>
@@ -16400,7 +16400,7 @@
                 <w:szCs w:val="22"/>
                 <w:color w:val="000000"/>
               </w:rPr>
-              <w:t xml:space="preserve">0.25, 0.73</w:t>
+              <w:t xml:space="preserve">0.25, 0.74</w:t>
             </w:r>
           </w:p>
         </w:tc>
@@ -16612,60 +16612,60 @@
                 <w:szCs w:val="22"/>
                 <w:color w:val="000000"/>
               </w:rPr>
-              <w:t xml:space="preserve">0.30, 1.04</w:t>
-            </w:r>
-          </w:p>
-        </w:tc>
-        <w:tc>
-          <w:tcPr>
-            <w:tcBorders>
-              <w:bottom w:val="none" w:sz="0" w:space="0" w:color="000000"/>
-              <w:top w:val="none" w:sz="0" w:space="0" w:color="000000"/>
-              <w:left w:val="none" w:sz="0" w:space="0" w:color="000000"/>
-              <w:right w:val="none" w:sz="0" w:space="0" w:color="000000"/>
-            </w:tcBorders>
-            <w:shd w:val="clear" w:color="auto" w:fill="FFFFFF"/>
-            <w:tcMar>
-              <w:top w:w="0" w:type="dxa"/>
-              <w:bottom w:w="0" w:type="dxa"/>
-              <w:left w:w="0" w:type="dxa"/>
-              <w:right w:w="0" w:type="dxa"/>
-            </w:tcMar>
-            <w:vAlign w:val="top"/>
-          </w:tcPr>
-          <w:p>
-            <w:pPr>
-              <w:pStyle w:val="Normal"/>
-              <w:jc w:val="center"/>
-              <w:pBdr>
-                <w:bottom w:val="none" w:sz="0" w:space="0" w:color="000000"/>
-                <w:top w:val="none" w:sz="0" w:space="0" w:color="000000"/>
-                <w:left w:val="none" w:sz="0" w:space="0" w:color="000000"/>
-                <w:right w:val="none" w:sz="0" w:space="0" w:color="000000"/>
-              </w:pBdr>
-              <w:spacing w:after="100" w:before="100" w:line="240"/>
-              <w:ind w:left="100" w:right="100" w:firstLine="0" w:firstLineChars="0"/>
-              <w:rPr>
-                <w:rFonts w:ascii="Helvetica" w:hAnsi="Helvetica" w:eastAsia="Helvetica" w:cs="Helvetica"/>
-                <w:i w:val="false"/>
-                <w:b w:val="false"/>
-                <w:u w:val="none"/>
-                <w:sz w:val="22"/>
-                <w:szCs w:val="22"/>
-                <w:color w:val="000000"/>
-              </w:rPr>
-            </w:pPr>
-            <w:r>
-              <w:rPr>
-                <w:rFonts w:ascii="Helvetica" w:hAnsi="Helvetica" w:eastAsia="Helvetica" w:cs="Helvetica"/>
-                <w:i w:val="false"/>
-                <w:b w:val="false"/>
-                <w:u w:val="none"/>
-                <w:sz w:val="22"/>
-                <w:szCs w:val="22"/>
-                <w:color w:val="000000"/>
-              </w:rPr>
-              <w:t xml:space="preserve">0.065</w:t>
+              <w:t xml:space="preserve">0.30, 1.03</w:t>
+            </w:r>
+          </w:p>
+        </w:tc>
+        <w:tc>
+          <w:tcPr>
+            <w:tcBorders>
+              <w:bottom w:val="none" w:sz="0" w:space="0" w:color="000000"/>
+              <w:top w:val="none" w:sz="0" w:space="0" w:color="000000"/>
+              <w:left w:val="none" w:sz="0" w:space="0" w:color="000000"/>
+              <w:right w:val="none" w:sz="0" w:space="0" w:color="000000"/>
+            </w:tcBorders>
+            <w:shd w:val="clear" w:color="auto" w:fill="FFFFFF"/>
+            <w:tcMar>
+              <w:top w:w="0" w:type="dxa"/>
+              <w:bottom w:w="0" w:type="dxa"/>
+              <w:left w:w="0" w:type="dxa"/>
+              <w:right w:w="0" w:type="dxa"/>
+            </w:tcMar>
+            <w:vAlign w:val="top"/>
+          </w:tcPr>
+          <w:p>
+            <w:pPr>
+              <w:pStyle w:val="Normal"/>
+              <w:jc w:val="center"/>
+              <w:pBdr>
+                <w:bottom w:val="none" w:sz="0" w:space="0" w:color="000000"/>
+                <w:top w:val="none" w:sz="0" w:space="0" w:color="000000"/>
+                <w:left w:val="none" w:sz="0" w:space="0" w:color="000000"/>
+                <w:right w:val="none" w:sz="0" w:space="0" w:color="000000"/>
+              </w:pBdr>
+              <w:spacing w:after="100" w:before="100" w:line="240"/>
+              <w:ind w:left="100" w:right="100" w:firstLine="0" w:firstLineChars="0"/>
+              <w:rPr>
+                <w:rFonts w:ascii="Helvetica" w:hAnsi="Helvetica" w:eastAsia="Helvetica" w:cs="Helvetica"/>
+                <w:i w:val="false"/>
+                <w:b w:val="false"/>
+                <w:u w:val="none"/>
+                <w:sz w:val="22"/>
+                <w:szCs w:val="22"/>
+                <w:color w:val="000000"/>
+              </w:rPr>
+            </w:pPr>
+            <w:r>
+              <w:rPr>
+                <w:rFonts w:ascii="Helvetica" w:hAnsi="Helvetica" w:eastAsia="Helvetica" w:cs="Helvetica"/>
+                <w:i w:val="false"/>
+                <w:b w:val="false"/>
+                <w:u w:val="none"/>
+                <w:sz w:val="22"/>
+                <w:szCs w:val="22"/>
+                <w:color w:val="000000"/>
+              </w:rPr>
+              <w:t xml:space="preserve">0.063</w:t>
             </w:r>
           </w:p>
         </w:tc>
@@ -16830,113 +16830,113 @@
                 <w:szCs w:val="22"/>
                 <w:color w:val="000000"/>
               </w:rPr>
-              <w:t xml:space="preserve">1.03</w:t>
-            </w:r>
-          </w:p>
-        </w:tc>
-        <w:tc>
-          <w:tcPr>
-            <w:tcBorders>
-              <w:bottom w:val="none" w:sz="0" w:space="0" w:color="000000"/>
-              <w:top w:val="none" w:sz="0" w:space="0" w:color="000000"/>
-              <w:left w:val="none" w:sz="0" w:space="0" w:color="000000"/>
-              <w:right w:val="none" w:sz="0" w:space="0" w:color="000000"/>
-            </w:tcBorders>
-            <w:shd w:val="clear" w:color="auto" w:fill="FFFFFF"/>
-            <w:tcMar>
-              <w:top w:w="0" w:type="dxa"/>
-              <w:bottom w:w="0" w:type="dxa"/>
-              <w:left w:w="0" w:type="dxa"/>
-              <w:right w:w="0" w:type="dxa"/>
-            </w:tcMar>
-            <w:vAlign w:val="top"/>
-          </w:tcPr>
-          <w:p>
-            <w:pPr>
-              <w:pStyle w:val="Normal"/>
-              <w:jc w:val="center"/>
-              <w:pBdr>
-                <w:bottom w:val="none" w:sz="0" w:space="0" w:color="000000"/>
-                <w:top w:val="none" w:sz="0" w:space="0" w:color="000000"/>
-                <w:left w:val="none" w:sz="0" w:space="0" w:color="000000"/>
-                <w:right w:val="none" w:sz="0" w:space="0" w:color="000000"/>
-              </w:pBdr>
-              <w:spacing w:after="100" w:before="100" w:line="240"/>
-              <w:ind w:left="100" w:right="100" w:firstLine="0" w:firstLineChars="0"/>
-              <w:rPr>
-                <w:rFonts w:ascii="Helvetica" w:hAnsi="Helvetica" w:eastAsia="Helvetica" w:cs="Helvetica"/>
-                <w:i w:val="false"/>
-                <w:b w:val="false"/>
-                <w:u w:val="none"/>
-                <w:sz w:val="22"/>
-                <w:szCs w:val="22"/>
-                <w:color w:val="000000"/>
-              </w:rPr>
-            </w:pPr>
-            <w:r>
-              <w:rPr>
-                <w:rFonts w:ascii="Helvetica" w:hAnsi="Helvetica" w:eastAsia="Helvetica" w:cs="Helvetica"/>
-                <w:i w:val="false"/>
-                <w:b w:val="false"/>
-                <w:u w:val="none"/>
-                <w:sz w:val="22"/>
-                <w:szCs w:val="22"/>
-                <w:color w:val="000000"/>
-              </w:rPr>
-              <w:t xml:space="preserve">0.69, 1.53</w:t>
-            </w:r>
-          </w:p>
-        </w:tc>
-        <w:tc>
-          <w:tcPr>
-            <w:tcBorders>
-              <w:bottom w:val="none" w:sz="0" w:space="0" w:color="000000"/>
-              <w:top w:val="none" w:sz="0" w:space="0" w:color="000000"/>
-              <w:left w:val="none" w:sz="0" w:space="0" w:color="000000"/>
-              <w:right w:val="none" w:sz="0" w:space="0" w:color="000000"/>
-            </w:tcBorders>
-            <w:shd w:val="clear" w:color="auto" w:fill="FFFFFF"/>
-            <w:tcMar>
-              <w:top w:w="0" w:type="dxa"/>
-              <w:bottom w:w="0" w:type="dxa"/>
-              <w:left w:w="0" w:type="dxa"/>
-              <w:right w:w="0" w:type="dxa"/>
-            </w:tcMar>
-            <w:vAlign w:val="top"/>
-          </w:tcPr>
-          <w:p>
-            <w:pPr>
-              <w:pStyle w:val="Normal"/>
-              <w:jc w:val="center"/>
-              <w:pBdr>
-                <w:bottom w:val="none" w:sz="0" w:space="0" w:color="000000"/>
-                <w:top w:val="none" w:sz="0" w:space="0" w:color="000000"/>
-                <w:left w:val="none" w:sz="0" w:space="0" w:color="000000"/>
-                <w:right w:val="none" w:sz="0" w:space="0" w:color="000000"/>
-              </w:pBdr>
-              <w:spacing w:after="100" w:before="100" w:line="240"/>
-              <w:ind w:left="100" w:right="100" w:firstLine="0" w:firstLineChars="0"/>
-              <w:rPr>
-                <w:rFonts w:ascii="Helvetica" w:hAnsi="Helvetica" w:eastAsia="Helvetica" w:cs="Helvetica"/>
-                <w:i w:val="false"/>
-                <w:b w:val="false"/>
-                <w:u w:val="none"/>
-                <w:sz w:val="22"/>
-                <w:szCs w:val="22"/>
-                <w:color w:val="000000"/>
-              </w:rPr>
-            </w:pPr>
-            <w:r>
-              <w:rPr>
-                <w:rFonts w:ascii="Helvetica" w:hAnsi="Helvetica" w:eastAsia="Helvetica" w:cs="Helvetica"/>
-                <w:i w:val="false"/>
-                <w:b w:val="false"/>
-                <w:u w:val="none"/>
-                <w:sz w:val="22"/>
-                <w:szCs w:val="22"/>
-                <w:color w:val="000000"/>
-              </w:rPr>
-              <w:t xml:space="preserve">0.900</w:t>
+              <w:t xml:space="preserve">1.02</w:t>
+            </w:r>
+          </w:p>
+        </w:tc>
+        <w:tc>
+          <w:tcPr>
+            <w:tcBorders>
+              <w:bottom w:val="none" w:sz="0" w:space="0" w:color="000000"/>
+              <w:top w:val="none" w:sz="0" w:space="0" w:color="000000"/>
+              <w:left w:val="none" w:sz="0" w:space="0" w:color="000000"/>
+              <w:right w:val="none" w:sz="0" w:space="0" w:color="000000"/>
+            </w:tcBorders>
+            <w:shd w:val="clear" w:color="auto" w:fill="FFFFFF"/>
+            <w:tcMar>
+              <w:top w:w="0" w:type="dxa"/>
+              <w:bottom w:w="0" w:type="dxa"/>
+              <w:left w:w="0" w:type="dxa"/>
+              <w:right w:w="0" w:type="dxa"/>
+            </w:tcMar>
+            <w:vAlign w:val="top"/>
+          </w:tcPr>
+          <w:p>
+            <w:pPr>
+              <w:pStyle w:val="Normal"/>
+              <w:jc w:val="center"/>
+              <w:pBdr>
+                <w:bottom w:val="none" w:sz="0" w:space="0" w:color="000000"/>
+                <w:top w:val="none" w:sz="0" w:space="0" w:color="000000"/>
+                <w:left w:val="none" w:sz="0" w:space="0" w:color="000000"/>
+                <w:right w:val="none" w:sz="0" w:space="0" w:color="000000"/>
+              </w:pBdr>
+              <w:spacing w:after="100" w:before="100" w:line="240"/>
+              <w:ind w:left="100" w:right="100" w:firstLine="0" w:firstLineChars="0"/>
+              <w:rPr>
+                <w:rFonts w:ascii="Helvetica" w:hAnsi="Helvetica" w:eastAsia="Helvetica" w:cs="Helvetica"/>
+                <w:i w:val="false"/>
+                <w:b w:val="false"/>
+                <w:u w:val="none"/>
+                <w:sz w:val="22"/>
+                <w:szCs w:val="22"/>
+                <w:color w:val="000000"/>
+              </w:rPr>
+            </w:pPr>
+            <w:r>
+              <w:rPr>
+                <w:rFonts w:ascii="Helvetica" w:hAnsi="Helvetica" w:eastAsia="Helvetica" w:cs="Helvetica"/>
+                <w:i w:val="false"/>
+                <w:b w:val="false"/>
+                <w:u w:val="none"/>
+                <w:sz w:val="22"/>
+                <w:szCs w:val="22"/>
+                <w:color w:val="000000"/>
+              </w:rPr>
+              <w:t xml:space="preserve">0.69, 1.52</w:t>
+            </w:r>
+          </w:p>
+        </w:tc>
+        <w:tc>
+          <w:tcPr>
+            <w:tcBorders>
+              <w:bottom w:val="none" w:sz="0" w:space="0" w:color="000000"/>
+              <w:top w:val="none" w:sz="0" w:space="0" w:color="000000"/>
+              <w:left w:val="none" w:sz="0" w:space="0" w:color="000000"/>
+              <w:right w:val="none" w:sz="0" w:space="0" w:color="000000"/>
+            </w:tcBorders>
+            <w:shd w:val="clear" w:color="auto" w:fill="FFFFFF"/>
+            <w:tcMar>
+              <w:top w:w="0" w:type="dxa"/>
+              <w:bottom w:w="0" w:type="dxa"/>
+              <w:left w:w="0" w:type="dxa"/>
+              <w:right w:w="0" w:type="dxa"/>
+            </w:tcMar>
+            <w:vAlign w:val="top"/>
+          </w:tcPr>
+          <w:p>
+            <w:pPr>
+              <w:pStyle w:val="Normal"/>
+              <w:jc w:val="center"/>
+              <w:pBdr>
+                <w:bottom w:val="none" w:sz="0" w:space="0" w:color="000000"/>
+                <w:top w:val="none" w:sz="0" w:space="0" w:color="000000"/>
+                <w:left w:val="none" w:sz="0" w:space="0" w:color="000000"/>
+                <w:right w:val="none" w:sz="0" w:space="0" w:color="000000"/>
+              </w:pBdr>
+              <w:spacing w:after="100" w:before="100" w:line="240"/>
+              <w:ind w:left="100" w:right="100" w:firstLine="0" w:firstLineChars="0"/>
+              <w:rPr>
+                <w:rFonts w:ascii="Helvetica" w:hAnsi="Helvetica" w:eastAsia="Helvetica" w:cs="Helvetica"/>
+                <w:i w:val="false"/>
+                <w:b w:val="false"/>
+                <w:u w:val="none"/>
+                <w:sz w:val="22"/>
+                <w:szCs w:val="22"/>
+                <w:color w:val="000000"/>
+              </w:rPr>
+            </w:pPr>
+            <w:r>
+              <w:rPr>
+                <w:rFonts w:ascii="Helvetica" w:hAnsi="Helvetica" w:eastAsia="Helvetica" w:cs="Helvetica"/>
+                <w:i w:val="false"/>
+                <w:b w:val="false"/>
+                <w:u w:val="none"/>
+                <w:sz w:val="22"/>
+                <w:szCs w:val="22"/>
+                <w:color w:val="000000"/>
+              </w:rPr>
+              <w:t xml:space="preserve">0.910</w:t>
             </w:r>
           </w:p>
         </w:tc>
@@ -17419,7 +17419,7 @@
                 <w:szCs w:val="22"/>
                 <w:color w:val="000000"/>
               </w:rPr>
-              <w:t xml:space="preserve">0.120</w:t>
+              <w:t xml:space="preserve">0.110</w:t>
             </w:r>
           </w:p>
         </w:tc>
